--- a/documentation/[progress]dekut_call_for_help.docx
+++ b/documentation/[progress]dekut_call_for_help.docx
@@ -180,23 +180,43 @@
     <w:p>
       <w:pPr>
         <w:pStyle w:val="FirstPage"/>
-      </w:pPr>
-      <w:r>
+        <w:rPr>
+          <w:b w:val="0"/>
+          <w:bCs w:val="0"/>
+        </w:rPr>
+      </w:pPr>
+      <w:r>
+        <w:rPr>
+          <w:b w:val="0"/>
+          <w:bCs w:val="0"/>
+        </w:rPr>
         <w:t>DAVID WACHEPELE</w:t>
       </w:r>
     </w:p>
-    <w:p/>
     <w:p>
       <w:pPr>
         <w:pStyle w:val="FirstPage"/>
-      </w:pPr>
-      <w:r>
+        <w:rPr>
+          <w:b w:val="0"/>
+          <w:bCs w:val="0"/>
+          <w:sz w:val="24"/>
+          <w:szCs w:val="24"/>
+        </w:rPr>
+      </w:pPr>
+      <w:r>
+        <w:rPr>
+          <w:b w:val="0"/>
+          <w:bCs w:val="0"/>
+          <w:sz w:val="24"/>
+          <w:szCs w:val="24"/>
+        </w:rPr>
         <w:t>A project submitted to the Department of Information Technology in the School of Computer Science and Information Technology in partial fulfilment of the requirements for the award of the degree of Business in Information Technology at Dedan Kimathi University of Technology</w:t>
       </w:r>
     </w:p>
     <w:p>
       <w:pPr>
         <w:pStyle w:val="FirstPage"/>
+        <w:spacing w:before="1200"/>
       </w:pPr>
       <w:r>
         <w:t>OCTOBER</w:t>
@@ -215,11 +235,13 @@
         <w:pStyle w:val="Heading1"/>
       </w:pPr>
       <w:bookmarkStart w:id="1" w:name="_Toc169075012"/>
+      <w:bookmarkStart w:id="2" w:name="_Toc179403598"/>
       <w:r>
         <w:lastRenderedPageBreak/>
         <w:t>DECLARATION</w:t>
       </w:r>
       <w:bookmarkEnd w:id="1"/>
+      <w:bookmarkEnd w:id="2"/>
     </w:p>
     <w:p/>
     <w:p>
@@ -264,8 +286,8 @@
       <w:r>
         <w:t>Date: ______________________</w:t>
       </w:r>
-      <w:bookmarkStart w:id="2" w:name="_1jm45tlx57uc" w:colFirst="0" w:colLast="0"/>
-      <w:bookmarkEnd w:id="2"/>
+      <w:bookmarkStart w:id="3" w:name="_1jm45tlx57uc" w:colFirst="0" w:colLast="0"/>
+      <w:bookmarkEnd w:id="3"/>
     </w:p>
     <w:p>
       <w:pPr>
@@ -282,12 +304,14 @@
       <w:pPr>
         <w:pStyle w:val="Heading1"/>
       </w:pPr>
-      <w:bookmarkStart w:id="3" w:name="_Toc169075013"/>
+      <w:bookmarkStart w:id="4" w:name="_Toc169075013"/>
+      <w:bookmarkStart w:id="5" w:name="_Toc179403599"/>
       <w:r>
         <w:lastRenderedPageBreak/>
         <w:t>ABSTRACT</w:t>
       </w:r>
-      <w:bookmarkEnd w:id="3"/>
+      <w:bookmarkEnd w:id="4"/>
+      <w:bookmarkEnd w:id="5"/>
     </w:p>
     <w:p>
       <w:r>
@@ -312,16 +336,4901 @@
         <w:br w:type="page"/>
       </w:r>
     </w:p>
-    <w:p>
-      <w:pPr>
-        <w:pStyle w:val="FirstPage"/>
-      </w:pPr>
-      <w:r>
-        <w:lastRenderedPageBreak/>
-        <w:t>TABLE OF CONTENTS</w:t>
-      </w:r>
-    </w:p>
-    <w:p/>
+    <w:sdt>
+      <w:sdtPr>
+        <w:id w:val="-1881477685"/>
+        <w:docPartObj>
+          <w:docPartGallery w:val="Table of Contents"/>
+          <w:docPartUnique/>
+        </w:docPartObj>
+      </w:sdtPr>
+      <w:sdtEndPr>
+        <w:rPr>
+          <w:rFonts w:ascii="Times New Roman" w:eastAsia="Times New Roman" w:hAnsi="Times New Roman" w:cs="Times New Roman"/>
+          <w:noProof/>
+          <w:color w:val="auto"/>
+          <w:sz w:val="24"/>
+          <w:szCs w:val="24"/>
+          <w:lang w:val="en-GB"/>
+        </w:rPr>
+      </w:sdtEndPr>
+      <w:sdtContent>
+        <w:p>
+          <w:pPr>
+            <w:pStyle w:val="TOCHeading"/>
+            <w:rPr>
+              <w:rFonts w:ascii="Times New Roman" w:hAnsi="Times New Roman" w:cs="Times New Roman"/>
+              <w:color w:val="auto"/>
+            </w:rPr>
+          </w:pPr>
+          <w:r>
+            <w:rPr>
+              <w:rFonts w:ascii="Times New Roman" w:hAnsi="Times New Roman" w:cs="Times New Roman"/>
+              <w:color w:val="auto"/>
+            </w:rPr>
+            <w:t>TABLE OF CONTENTS</w:t>
+          </w:r>
+        </w:p>
+        <w:p>
+          <w:pPr>
+            <w:pStyle w:val="TOC1"/>
+            <w:rPr>
+              <w:rFonts w:asciiTheme="minorHAnsi" w:eastAsiaTheme="minorEastAsia" w:hAnsiTheme="minorHAnsi" w:cstheme="minorBidi"/>
+              <w:noProof/>
+              <w:kern w:val="2"/>
+              <w:lang w:eastAsia="en-GB"/>
+              <w14:ligatures w14:val="standardContextual"/>
+            </w:rPr>
+          </w:pPr>
+          <w:r>
+            <w:fldChar w:fldCharType="begin"/>
+          </w:r>
+          <w:r>
+            <w:instrText xml:space="preserve"> TOC \o "1-3" \h \z \u </w:instrText>
+          </w:r>
+          <w:r>
+            <w:fldChar w:fldCharType="separate"/>
+          </w:r>
+          <w:hyperlink w:anchor="_Toc179403598" w:history="1">
+            <w:r>
+              <w:rPr>
+                <w:rStyle w:val="Hyperlink"/>
+                <w:noProof/>
+              </w:rPr>
+              <w:t>DECLARATION</w:t>
+            </w:r>
+            <w:r>
+              <w:rPr>
+                <w:noProof/>
+                <w:webHidden/>
+              </w:rPr>
+              <w:tab/>
+            </w:r>
+            <w:r>
+              <w:rPr>
+                <w:noProof/>
+                <w:webHidden/>
+              </w:rPr>
+              <w:fldChar w:fldCharType="begin"/>
+            </w:r>
+            <w:r>
+              <w:rPr>
+                <w:noProof/>
+                <w:webHidden/>
+              </w:rPr>
+              <w:instrText xml:space="preserve"> PAGEREF _Toc179403598 \h </w:instrText>
+            </w:r>
+            <w:r>
+              <w:rPr>
+                <w:noProof/>
+                <w:webHidden/>
+              </w:rPr>
+            </w:r>
+            <w:r>
+              <w:rPr>
+                <w:noProof/>
+                <w:webHidden/>
+              </w:rPr>
+              <w:fldChar w:fldCharType="separate"/>
+            </w:r>
+            <w:r>
+              <w:rPr>
+                <w:noProof/>
+                <w:webHidden/>
+              </w:rPr>
+              <w:t>ii</w:t>
+            </w:r>
+            <w:r>
+              <w:rPr>
+                <w:noProof/>
+                <w:webHidden/>
+              </w:rPr>
+              <w:fldChar w:fldCharType="end"/>
+            </w:r>
+          </w:hyperlink>
+        </w:p>
+        <w:p>
+          <w:pPr>
+            <w:pStyle w:val="TOC1"/>
+            <w:rPr>
+              <w:rFonts w:asciiTheme="minorHAnsi" w:eastAsiaTheme="minorEastAsia" w:hAnsiTheme="minorHAnsi" w:cstheme="minorBidi"/>
+              <w:noProof/>
+              <w:kern w:val="2"/>
+              <w:lang w:eastAsia="en-GB"/>
+              <w14:ligatures w14:val="standardContextual"/>
+            </w:rPr>
+          </w:pPr>
+          <w:hyperlink w:anchor="_Toc179403599" w:history="1">
+            <w:r>
+              <w:rPr>
+                <w:rStyle w:val="Hyperlink"/>
+                <w:noProof/>
+              </w:rPr>
+              <w:t>ABSTRACT</w:t>
+            </w:r>
+            <w:r>
+              <w:rPr>
+                <w:noProof/>
+                <w:webHidden/>
+              </w:rPr>
+              <w:tab/>
+            </w:r>
+            <w:r>
+              <w:rPr>
+                <w:noProof/>
+                <w:webHidden/>
+              </w:rPr>
+              <w:fldChar w:fldCharType="begin"/>
+            </w:r>
+            <w:r>
+              <w:rPr>
+                <w:noProof/>
+                <w:webHidden/>
+              </w:rPr>
+              <w:instrText xml:space="preserve"> PAGEREF _Toc179403599 \h </w:instrText>
+            </w:r>
+            <w:r>
+              <w:rPr>
+                <w:noProof/>
+                <w:webHidden/>
+              </w:rPr>
+            </w:r>
+            <w:r>
+              <w:rPr>
+                <w:noProof/>
+                <w:webHidden/>
+              </w:rPr>
+              <w:fldChar w:fldCharType="separate"/>
+            </w:r>
+            <w:r>
+              <w:rPr>
+                <w:noProof/>
+                <w:webHidden/>
+              </w:rPr>
+              <w:t>iii</w:t>
+            </w:r>
+            <w:r>
+              <w:rPr>
+                <w:noProof/>
+                <w:webHidden/>
+              </w:rPr>
+              <w:fldChar w:fldCharType="end"/>
+            </w:r>
+          </w:hyperlink>
+        </w:p>
+        <w:p>
+          <w:pPr>
+            <w:pStyle w:val="TOC1"/>
+            <w:rPr>
+              <w:rFonts w:asciiTheme="minorHAnsi" w:eastAsiaTheme="minorEastAsia" w:hAnsiTheme="minorHAnsi" w:cstheme="minorBidi"/>
+              <w:noProof/>
+              <w:kern w:val="2"/>
+              <w:lang w:eastAsia="en-GB"/>
+              <w14:ligatures w14:val="standardContextual"/>
+            </w:rPr>
+          </w:pPr>
+          <w:hyperlink w:anchor="_Toc179403600" w:history="1">
+            <w:r>
+              <w:rPr>
+                <w:rStyle w:val="Hyperlink"/>
+                <w:noProof/>
+              </w:rPr>
+              <w:t>CHAPTER ONE: INTRODUCTION</w:t>
+            </w:r>
+            <w:r>
+              <w:rPr>
+                <w:noProof/>
+                <w:webHidden/>
+              </w:rPr>
+              <w:tab/>
+            </w:r>
+            <w:r>
+              <w:rPr>
+                <w:noProof/>
+                <w:webHidden/>
+              </w:rPr>
+              <w:fldChar w:fldCharType="begin"/>
+            </w:r>
+            <w:r>
+              <w:rPr>
+                <w:noProof/>
+                <w:webHidden/>
+              </w:rPr>
+              <w:instrText xml:space="preserve"> PAGEREF _Toc179403600 \h </w:instrText>
+            </w:r>
+            <w:r>
+              <w:rPr>
+                <w:noProof/>
+                <w:webHidden/>
+              </w:rPr>
+            </w:r>
+            <w:r>
+              <w:rPr>
+                <w:noProof/>
+                <w:webHidden/>
+              </w:rPr>
+              <w:fldChar w:fldCharType="separate"/>
+            </w:r>
+            <w:r>
+              <w:rPr>
+                <w:noProof/>
+                <w:webHidden/>
+              </w:rPr>
+              <w:t>1</w:t>
+            </w:r>
+            <w:r>
+              <w:rPr>
+                <w:noProof/>
+                <w:webHidden/>
+              </w:rPr>
+              <w:fldChar w:fldCharType="end"/>
+            </w:r>
+          </w:hyperlink>
+        </w:p>
+        <w:p>
+          <w:pPr>
+            <w:pStyle w:val="TOC2"/>
+            <w:tabs>
+              <w:tab w:val="right" w:leader="dot" w:pos="9350"/>
+            </w:tabs>
+            <w:rPr>
+              <w:rFonts w:asciiTheme="minorHAnsi" w:eastAsiaTheme="minorEastAsia" w:hAnsiTheme="minorHAnsi" w:cstheme="minorBidi"/>
+              <w:noProof/>
+              <w:kern w:val="2"/>
+              <w:lang w:eastAsia="en-GB"/>
+              <w14:ligatures w14:val="standardContextual"/>
+            </w:rPr>
+          </w:pPr>
+          <w:hyperlink w:anchor="_Toc179403601" w:history="1">
+            <w:r>
+              <w:rPr>
+                <w:rStyle w:val="Hyperlink"/>
+                <w:noProof/>
+              </w:rPr>
+              <w:t>1.1 Background Information</w:t>
+            </w:r>
+            <w:r>
+              <w:rPr>
+                <w:noProof/>
+                <w:webHidden/>
+              </w:rPr>
+              <w:tab/>
+            </w:r>
+            <w:r>
+              <w:rPr>
+                <w:noProof/>
+                <w:webHidden/>
+              </w:rPr>
+              <w:fldChar w:fldCharType="begin"/>
+            </w:r>
+            <w:r>
+              <w:rPr>
+                <w:noProof/>
+                <w:webHidden/>
+              </w:rPr>
+              <w:instrText xml:space="preserve"> PAGEREF _Toc179403601 \h </w:instrText>
+            </w:r>
+            <w:r>
+              <w:rPr>
+                <w:noProof/>
+                <w:webHidden/>
+              </w:rPr>
+            </w:r>
+            <w:r>
+              <w:rPr>
+                <w:noProof/>
+                <w:webHidden/>
+              </w:rPr>
+              <w:fldChar w:fldCharType="separate"/>
+            </w:r>
+            <w:r>
+              <w:rPr>
+                <w:noProof/>
+                <w:webHidden/>
+              </w:rPr>
+              <w:t>1</w:t>
+            </w:r>
+            <w:r>
+              <w:rPr>
+                <w:noProof/>
+                <w:webHidden/>
+              </w:rPr>
+              <w:fldChar w:fldCharType="end"/>
+            </w:r>
+          </w:hyperlink>
+        </w:p>
+        <w:p>
+          <w:pPr>
+            <w:pStyle w:val="TOC2"/>
+            <w:tabs>
+              <w:tab w:val="right" w:leader="dot" w:pos="9350"/>
+            </w:tabs>
+            <w:rPr>
+              <w:rFonts w:asciiTheme="minorHAnsi" w:eastAsiaTheme="minorEastAsia" w:hAnsiTheme="minorHAnsi" w:cstheme="minorBidi"/>
+              <w:noProof/>
+              <w:kern w:val="2"/>
+              <w:lang w:eastAsia="en-GB"/>
+              <w14:ligatures w14:val="standardContextual"/>
+            </w:rPr>
+          </w:pPr>
+          <w:hyperlink w:anchor="_Toc179403602" w:history="1">
+            <w:r>
+              <w:rPr>
+                <w:rStyle w:val="Hyperlink"/>
+                <w:noProof/>
+              </w:rPr>
+              <w:t>1.2 Problem Statement</w:t>
+            </w:r>
+            <w:r>
+              <w:rPr>
+                <w:noProof/>
+                <w:webHidden/>
+              </w:rPr>
+              <w:tab/>
+            </w:r>
+            <w:r>
+              <w:rPr>
+                <w:noProof/>
+                <w:webHidden/>
+              </w:rPr>
+              <w:fldChar w:fldCharType="begin"/>
+            </w:r>
+            <w:r>
+              <w:rPr>
+                <w:noProof/>
+                <w:webHidden/>
+              </w:rPr>
+              <w:instrText xml:space="preserve"> PAGEREF _Toc179403602 \h </w:instrText>
+            </w:r>
+            <w:r>
+              <w:rPr>
+                <w:noProof/>
+                <w:webHidden/>
+              </w:rPr>
+            </w:r>
+            <w:r>
+              <w:rPr>
+                <w:noProof/>
+                <w:webHidden/>
+              </w:rPr>
+              <w:fldChar w:fldCharType="separate"/>
+            </w:r>
+            <w:r>
+              <w:rPr>
+                <w:noProof/>
+                <w:webHidden/>
+              </w:rPr>
+              <w:t>2</w:t>
+            </w:r>
+            <w:r>
+              <w:rPr>
+                <w:noProof/>
+                <w:webHidden/>
+              </w:rPr>
+              <w:fldChar w:fldCharType="end"/>
+            </w:r>
+          </w:hyperlink>
+        </w:p>
+        <w:p>
+          <w:pPr>
+            <w:pStyle w:val="TOC2"/>
+            <w:tabs>
+              <w:tab w:val="right" w:leader="dot" w:pos="9350"/>
+            </w:tabs>
+            <w:rPr>
+              <w:rFonts w:asciiTheme="minorHAnsi" w:eastAsiaTheme="minorEastAsia" w:hAnsiTheme="minorHAnsi" w:cstheme="minorBidi"/>
+              <w:noProof/>
+              <w:kern w:val="2"/>
+              <w:lang w:eastAsia="en-GB"/>
+              <w14:ligatures w14:val="standardContextual"/>
+            </w:rPr>
+          </w:pPr>
+          <w:hyperlink w:anchor="_Toc179403603" w:history="1">
+            <w:r>
+              <w:rPr>
+                <w:rStyle w:val="Hyperlink"/>
+                <w:noProof/>
+              </w:rPr>
+              <w:t>1.3 Objectives</w:t>
+            </w:r>
+            <w:r>
+              <w:rPr>
+                <w:noProof/>
+                <w:webHidden/>
+              </w:rPr>
+              <w:tab/>
+            </w:r>
+            <w:r>
+              <w:rPr>
+                <w:noProof/>
+                <w:webHidden/>
+              </w:rPr>
+              <w:fldChar w:fldCharType="begin"/>
+            </w:r>
+            <w:r>
+              <w:rPr>
+                <w:noProof/>
+                <w:webHidden/>
+              </w:rPr>
+              <w:instrText xml:space="preserve"> PAGEREF _Toc179403603 \h </w:instrText>
+            </w:r>
+            <w:r>
+              <w:rPr>
+                <w:noProof/>
+                <w:webHidden/>
+              </w:rPr>
+            </w:r>
+            <w:r>
+              <w:rPr>
+                <w:noProof/>
+                <w:webHidden/>
+              </w:rPr>
+              <w:fldChar w:fldCharType="separate"/>
+            </w:r>
+            <w:r>
+              <w:rPr>
+                <w:noProof/>
+                <w:webHidden/>
+              </w:rPr>
+              <w:t>3</w:t>
+            </w:r>
+            <w:r>
+              <w:rPr>
+                <w:noProof/>
+                <w:webHidden/>
+              </w:rPr>
+              <w:fldChar w:fldCharType="end"/>
+            </w:r>
+          </w:hyperlink>
+        </w:p>
+        <w:p>
+          <w:pPr>
+            <w:pStyle w:val="TOC3"/>
+            <w:tabs>
+              <w:tab w:val="right" w:leader="dot" w:pos="9350"/>
+            </w:tabs>
+            <w:rPr>
+              <w:rFonts w:asciiTheme="minorHAnsi" w:eastAsiaTheme="minorEastAsia" w:hAnsiTheme="minorHAnsi" w:cstheme="minorBidi"/>
+              <w:noProof/>
+              <w:kern w:val="2"/>
+              <w:lang w:eastAsia="en-GB"/>
+              <w14:ligatures w14:val="standardContextual"/>
+            </w:rPr>
+          </w:pPr>
+          <w:hyperlink w:anchor="_Toc179403604" w:history="1">
+            <w:r>
+              <w:rPr>
+                <w:rStyle w:val="Hyperlink"/>
+                <w:noProof/>
+              </w:rPr>
+              <w:t>1.3.1 General Objective</w:t>
+            </w:r>
+            <w:r>
+              <w:rPr>
+                <w:noProof/>
+                <w:webHidden/>
+              </w:rPr>
+              <w:tab/>
+            </w:r>
+            <w:r>
+              <w:rPr>
+                <w:noProof/>
+                <w:webHidden/>
+              </w:rPr>
+              <w:fldChar w:fldCharType="begin"/>
+            </w:r>
+            <w:r>
+              <w:rPr>
+                <w:noProof/>
+                <w:webHidden/>
+              </w:rPr>
+              <w:instrText xml:space="preserve"> PAGEREF _Toc179403604 \h </w:instrText>
+            </w:r>
+            <w:r>
+              <w:rPr>
+                <w:noProof/>
+                <w:webHidden/>
+              </w:rPr>
+            </w:r>
+            <w:r>
+              <w:rPr>
+                <w:noProof/>
+                <w:webHidden/>
+              </w:rPr>
+              <w:fldChar w:fldCharType="separate"/>
+            </w:r>
+            <w:r>
+              <w:rPr>
+                <w:noProof/>
+                <w:webHidden/>
+              </w:rPr>
+              <w:t>3</w:t>
+            </w:r>
+            <w:r>
+              <w:rPr>
+                <w:noProof/>
+                <w:webHidden/>
+              </w:rPr>
+              <w:fldChar w:fldCharType="end"/>
+            </w:r>
+          </w:hyperlink>
+        </w:p>
+        <w:p>
+          <w:pPr>
+            <w:pStyle w:val="TOC3"/>
+            <w:tabs>
+              <w:tab w:val="right" w:leader="dot" w:pos="9350"/>
+            </w:tabs>
+            <w:rPr>
+              <w:rFonts w:asciiTheme="minorHAnsi" w:eastAsiaTheme="minorEastAsia" w:hAnsiTheme="minorHAnsi" w:cstheme="minorBidi"/>
+              <w:noProof/>
+              <w:kern w:val="2"/>
+              <w:lang w:eastAsia="en-GB"/>
+              <w14:ligatures w14:val="standardContextual"/>
+            </w:rPr>
+          </w:pPr>
+          <w:hyperlink w:anchor="_Toc179403605" w:history="1">
+            <w:r>
+              <w:rPr>
+                <w:rStyle w:val="Hyperlink"/>
+                <w:noProof/>
+              </w:rPr>
+              <w:t>1.3.2 Specific Objectives</w:t>
+            </w:r>
+            <w:r>
+              <w:rPr>
+                <w:noProof/>
+                <w:webHidden/>
+              </w:rPr>
+              <w:tab/>
+            </w:r>
+            <w:r>
+              <w:rPr>
+                <w:noProof/>
+                <w:webHidden/>
+              </w:rPr>
+              <w:fldChar w:fldCharType="begin"/>
+            </w:r>
+            <w:r>
+              <w:rPr>
+                <w:noProof/>
+                <w:webHidden/>
+              </w:rPr>
+              <w:instrText xml:space="preserve"> PAGEREF _Toc179403605 \h </w:instrText>
+            </w:r>
+            <w:r>
+              <w:rPr>
+                <w:noProof/>
+                <w:webHidden/>
+              </w:rPr>
+            </w:r>
+            <w:r>
+              <w:rPr>
+                <w:noProof/>
+                <w:webHidden/>
+              </w:rPr>
+              <w:fldChar w:fldCharType="separate"/>
+            </w:r>
+            <w:r>
+              <w:rPr>
+                <w:noProof/>
+                <w:webHidden/>
+              </w:rPr>
+              <w:t>3</w:t>
+            </w:r>
+            <w:r>
+              <w:rPr>
+                <w:noProof/>
+                <w:webHidden/>
+              </w:rPr>
+              <w:fldChar w:fldCharType="end"/>
+            </w:r>
+          </w:hyperlink>
+        </w:p>
+        <w:p>
+          <w:pPr>
+            <w:pStyle w:val="TOC2"/>
+            <w:tabs>
+              <w:tab w:val="left" w:pos="960"/>
+              <w:tab w:val="right" w:leader="dot" w:pos="9350"/>
+            </w:tabs>
+            <w:rPr>
+              <w:rFonts w:asciiTheme="minorHAnsi" w:eastAsiaTheme="minorEastAsia" w:hAnsiTheme="minorHAnsi" w:cstheme="minorBidi"/>
+              <w:noProof/>
+              <w:kern w:val="2"/>
+              <w:lang w:eastAsia="en-GB"/>
+              <w14:ligatures w14:val="standardContextual"/>
+            </w:rPr>
+          </w:pPr>
+          <w:hyperlink w:anchor="_Toc179403606" w:history="1">
+            <w:r>
+              <w:rPr>
+                <w:rStyle w:val="Hyperlink"/>
+                <w:noProof/>
+              </w:rPr>
+              <w:t>1.4</w:t>
+            </w:r>
+            <w:r>
+              <w:rPr>
+                <w:rFonts w:asciiTheme="minorHAnsi" w:eastAsiaTheme="minorEastAsia" w:hAnsiTheme="minorHAnsi" w:cstheme="minorBidi"/>
+                <w:noProof/>
+                <w:kern w:val="2"/>
+                <w:lang w:eastAsia="en-GB"/>
+                <w14:ligatures w14:val="standardContextual"/>
+              </w:rPr>
+              <w:tab/>
+            </w:r>
+            <w:r>
+              <w:rPr>
+                <w:rStyle w:val="Hyperlink"/>
+                <w:noProof/>
+              </w:rPr>
+              <w:t>Justification</w:t>
+            </w:r>
+            <w:r>
+              <w:rPr>
+                <w:noProof/>
+                <w:webHidden/>
+              </w:rPr>
+              <w:tab/>
+            </w:r>
+            <w:r>
+              <w:rPr>
+                <w:noProof/>
+                <w:webHidden/>
+              </w:rPr>
+              <w:fldChar w:fldCharType="begin"/>
+            </w:r>
+            <w:r>
+              <w:rPr>
+                <w:noProof/>
+                <w:webHidden/>
+              </w:rPr>
+              <w:instrText xml:space="preserve"> PAGEREF _Toc179403606 \h </w:instrText>
+            </w:r>
+            <w:r>
+              <w:rPr>
+                <w:noProof/>
+                <w:webHidden/>
+              </w:rPr>
+            </w:r>
+            <w:r>
+              <w:rPr>
+                <w:noProof/>
+                <w:webHidden/>
+              </w:rPr>
+              <w:fldChar w:fldCharType="separate"/>
+            </w:r>
+            <w:r>
+              <w:rPr>
+                <w:noProof/>
+                <w:webHidden/>
+              </w:rPr>
+              <w:t>3</w:t>
+            </w:r>
+            <w:r>
+              <w:rPr>
+                <w:noProof/>
+                <w:webHidden/>
+              </w:rPr>
+              <w:fldChar w:fldCharType="end"/>
+            </w:r>
+          </w:hyperlink>
+        </w:p>
+        <w:p>
+          <w:pPr>
+            <w:pStyle w:val="TOC2"/>
+            <w:tabs>
+              <w:tab w:val="left" w:pos="960"/>
+              <w:tab w:val="right" w:leader="dot" w:pos="9350"/>
+            </w:tabs>
+            <w:rPr>
+              <w:rFonts w:asciiTheme="minorHAnsi" w:eastAsiaTheme="minorEastAsia" w:hAnsiTheme="minorHAnsi" w:cstheme="minorBidi"/>
+              <w:noProof/>
+              <w:kern w:val="2"/>
+              <w:lang w:eastAsia="en-GB"/>
+              <w14:ligatures w14:val="standardContextual"/>
+            </w:rPr>
+          </w:pPr>
+          <w:hyperlink w:anchor="_Toc179403607" w:history="1">
+            <w:r>
+              <w:rPr>
+                <w:rStyle w:val="Hyperlink"/>
+                <w:noProof/>
+              </w:rPr>
+              <w:t>1.5</w:t>
+            </w:r>
+            <w:r>
+              <w:rPr>
+                <w:rFonts w:asciiTheme="minorHAnsi" w:eastAsiaTheme="minorEastAsia" w:hAnsiTheme="minorHAnsi" w:cstheme="minorBidi"/>
+                <w:noProof/>
+                <w:kern w:val="2"/>
+                <w:lang w:eastAsia="en-GB"/>
+                <w14:ligatures w14:val="standardContextual"/>
+              </w:rPr>
+              <w:tab/>
+            </w:r>
+            <w:r>
+              <w:rPr>
+                <w:rStyle w:val="Hyperlink"/>
+                <w:noProof/>
+              </w:rPr>
+              <w:t>Scope</w:t>
+            </w:r>
+            <w:r>
+              <w:rPr>
+                <w:noProof/>
+                <w:webHidden/>
+              </w:rPr>
+              <w:tab/>
+            </w:r>
+            <w:r>
+              <w:rPr>
+                <w:noProof/>
+                <w:webHidden/>
+              </w:rPr>
+              <w:fldChar w:fldCharType="begin"/>
+            </w:r>
+            <w:r>
+              <w:rPr>
+                <w:noProof/>
+                <w:webHidden/>
+              </w:rPr>
+              <w:instrText xml:space="preserve"> PAGEREF _Toc179403607 \h </w:instrText>
+            </w:r>
+            <w:r>
+              <w:rPr>
+                <w:noProof/>
+                <w:webHidden/>
+              </w:rPr>
+            </w:r>
+            <w:r>
+              <w:rPr>
+                <w:noProof/>
+                <w:webHidden/>
+              </w:rPr>
+              <w:fldChar w:fldCharType="separate"/>
+            </w:r>
+            <w:r>
+              <w:rPr>
+                <w:noProof/>
+                <w:webHidden/>
+              </w:rPr>
+              <w:t>4</w:t>
+            </w:r>
+            <w:r>
+              <w:rPr>
+                <w:noProof/>
+                <w:webHidden/>
+              </w:rPr>
+              <w:fldChar w:fldCharType="end"/>
+            </w:r>
+          </w:hyperlink>
+        </w:p>
+        <w:p>
+          <w:pPr>
+            <w:pStyle w:val="TOC2"/>
+            <w:tabs>
+              <w:tab w:val="right" w:leader="dot" w:pos="9350"/>
+            </w:tabs>
+            <w:rPr>
+              <w:rFonts w:asciiTheme="minorHAnsi" w:eastAsiaTheme="minorEastAsia" w:hAnsiTheme="minorHAnsi" w:cstheme="minorBidi"/>
+              <w:noProof/>
+              <w:kern w:val="2"/>
+              <w:lang w:eastAsia="en-GB"/>
+              <w14:ligatures w14:val="standardContextual"/>
+            </w:rPr>
+          </w:pPr>
+          <w:hyperlink w:anchor="_Toc179403608" w:history="1">
+            <w:r>
+              <w:rPr>
+                <w:rStyle w:val="Hyperlink"/>
+                <w:noProof/>
+              </w:rPr>
+              <w:t>1.6 Limitation</w:t>
+            </w:r>
+            <w:r>
+              <w:rPr>
+                <w:noProof/>
+                <w:webHidden/>
+              </w:rPr>
+              <w:tab/>
+            </w:r>
+            <w:r>
+              <w:rPr>
+                <w:noProof/>
+                <w:webHidden/>
+              </w:rPr>
+              <w:fldChar w:fldCharType="begin"/>
+            </w:r>
+            <w:r>
+              <w:rPr>
+                <w:noProof/>
+                <w:webHidden/>
+              </w:rPr>
+              <w:instrText xml:space="preserve"> PAGEREF _Toc179403608 \h </w:instrText>
+            </w:r>
+            <w:r>
+              <w:rPr>
+                <w:noProof/>
+                <w:webHidden/>
+              </w:rPr>
+            </w:r>
+            <w:r>
+              <w:rPr>
+                <w:noProof/>
+                <w:webHidden/>
+              </w:rPr>
+              <w:fldChar w:fldCharType="separate"/>
+            </w:r>
+            <w:r>
+              <w:rPr>
+                <w:noProof/>
+                <w:webHidden/>
+              </w:rPr>
+              <w:t>4</w:t>
+            </w:r>
+            <w:r>
+              <w:rPr>
+                <w:noProof/>
+                <w:webHidden/>
+              </w:rPr>
+              <w:fldChar w:fldCharType="end"/>
+            </w:r>
+          </w:hyperlink>
+        </w:p>
+        <w:p>
+          <w:pPr>
+            <w:pStyle w:val="TOC1"/>
+            <w:rPr>
+              <w:rFonts w:asciiTheme="minorHAnsi" w:eastAsiaTheme="minorEastAsia" w:hAnsiTheme="minorHAnsi" w:cstheme="minorBidi"/>
+              <w:noProof/>
+              <w:kern w:val="2"/>
+              <w:lang w:eastAsia="en-GB"/>
+              <w14:ligatures w14:val="standardContextual"/>
+            </w:rPr>
+          </w:pPr>
+          <w:hyperlink w:anchor="_Toc179403609" w:history="1">
+            <w:r>
+              <w:rPr>
+                <w:rStyle w:val="Hyperlink"/>
+                <w:noProof/>
+              </w:rPr>
+              <w:t>CHAPTER TWO: LITERATURE REVIEW</w:t>
+            </w:r>
+            <w:r>
+              <w:rPr>
+                <w:noProof/>
+                <w:webHidden/>
+              </w:rPr>
+              <w:tab/>
+            </w:r>
+            <w:r>
+              <w:rPr>
+                <w:noProof/>
+                <w:webHidden/>
+              </w:rPr>
+              <w:fldChar w:fldCharType="begin"/>
+            </w:r>
+            <w:r>
+              <w:rPr>
+                <w:noProof/>
+                <w:webHidden/>
+              </w:rPr>
+              <w:instrText xml:space="preserve"> PAGEREF _Toc179403609 \h </w:instrText>
+            </w:r>
+            <w:r>
+              <w:rPr>
+                <w:noProof/>
+                <w:webHidden/>
+              </w:rPr>
+            </w:r>
+            <w:r>
+              <w:rPr>
+                <w:noProof/>
+                <w:webHidden/>
+              </w:rPr>
+              <w:fldChar w:fldCharType="separate"/>
+            </w:r>
+            <w:r>
+              <w:rPr>
+                <w:noProof/>
+                <w:webHidden/>
+              </w:rPr>
+              <w:t>5</w:t>
+            </w:r>
+            <w:r>
+              <w:rPr>
+                <w:noProof/>
+                <w:webHidden/>
+              </w:rPr>
+              <w:fldChar w:fldCharType="end"/>
+            </w:r>
+          </w:hyperlink>
+        </w:p>
+        <w:p>
+          <w:pPr>
+            <w:pStyle w:val="TOC2"/>
+            <w:tabs>
+              <w:tab w:val="right" w:leader="dot" w:pos="9350"/>
+            </w:tabs>
+            <w:rPr>
+              <w:rFonts w:asciiTheme="minorHAnsi" w:eastAsiaTheme="minorEastAsia" w:hAnsiTheme="minorHAnsi" w:cstheme="minorBidi"/>
+              <w:noProof/>
+              <w:kern w:val="2"/>
+              <w:lang w:eastAsia="en-GB"/>
+              <w14:ligatures w14:val="standardContextual"/>
+            </w:rPr>
+          </w:pPr>
+          <w:hyperlink w:anchor="_Toc179403610" w:history="1">
+            <w:r>
+              <w:rPr>
+                <w:rStyle w:val="Hyperlink"/>
+                <w:noProof/>
+              </w:rPr>
+              <w:t>2.1 Introduction</w:t>
+            </w:r>
+            <w:r>
+              <w:rPr>
+                <w:noProof/>
+                <w:webHidden/>
+              </w:rPr>
+              <w:tab/>
+            </w:r>
+            <w:r>
+              <w:rPr>
+                <w:noProof/>
+                <w:webHidden/>
+              </w:rPr>
+              <w:fldChar w:fldCharType="begin"/>
+            </w:r>
+            <w:r>
+              <w:rPr>
+                <w:noProof/>
+                <w:webHidden/>
+              </w:rPr>
+              <w:instrText xml:space="preserve"> PAGEREF _Toc179403610 \h </w:instrText>
+            </w:r>
+            <w:r>
+              <w:rPr>
+                <w:noProof/>
+                <w:webHidden/>
+              </w:rPr>
+            </w:r>
+            <w:r>
+              <w:rPr>
+                <w:noProof/>
+                <w:webHidden/>
+              </w:rPr>
+              <w:fldChar w:fldCharType="separate"/>
+            </w:r>
+            <w:r>
+              <w:rPr>
+                <w:noProof/>
+                <w:webHidden/>
+              </w:rPr>
+              <w:t>5</w:t>
+            </w:r>
+            <w:r>
+              <w:rPr>
+                <w:noProof/>
+                <w:webHidden/>
+              </w:rPr>
+              <w:fldChar w:fldCharType="end"/>
+            </w:r>
+          </w:hyperlink>
+        </w:p>
+        <w:p>
+          <w:pPr>
+            <w:pStyle w:val="TOC2"/>
+            <w:tabs>
+              <w:tab w:val="right" w:leader="dot" w:pos="9350"/>
+            </w:tabs>
+            <w:rPr>
+              <w:rFonts w:asciiTheme="minorHAnsi" w:eastAsiaTheme="minorEastAsia" w:hAnsiTheme="minorHAnsi" w:cstheme="minorBidi"/>
+              <w:noProof/>
+              <w:kern w:val="2"/>
+              <w:lang w:eastAsia="en-GB"/>
+              <w14:ligatures w14:val="standardContextual"/>
+            </w:rPr>
+          </w:pPr>
+          <w:hyperlink w:anchor="_Toc179403611" w:history="1">
+            <w:r>
+              <w:rPr>
+                <w:rStyle w:val="Hyperlink"/>
+                <w:noProof/>
+              </w:rPr>
+              <w:t>2.2 Case Studies</w:t>
+            </w:r>
+            <w:r>
+              <w:rPr>
+                <w:noProof/>
+                <w:webHidden/>
+              </w:rPr>
+              <w:tab/>
+            </w:r>
+            <w:r>
+              <w:rPr>
+                <w:noProof/>
+                <w:webHidden/>
+              </w:rPr>
+              <w:fldChar w:fldCharType="begin"/>
+            </w:r>
+            <w:r>
+              <w:rPr>
+                <w:noProof/>
+                <w:webHidden/>
+              </w:rPr>
+              <w:instrText xml:space="preserve"> PAGEREF _Toc179403611 \h </w:instrText>
+            </w:r>
+            <w:r>
+              <w:rPr>
+                <w:noProof/>
+                <w:webHidden/>
+              </w:rPr>
+            </w:r>
+            <w:r>
+              <w:rPr>
+                <w:noProof/>
+                <w:webHidden/>
+              </w:rPr>
+              <w:fldChar w:fldCharType="separate"/>
+            </w:r>
+            <w:r>
+              <w:rPr>
+                <w:noProof/>
+                <w:webHidden/>
+              </w:rPr>
+              <w:t>5</w:t>
+            </w:r>
+            <w:r>
+              <w:rPr>
+                <w:noProof/>
+                <w:webHidden/>
+              </w:rPr>
+              <w:fldChar w:fldCharType="end"/>
+            </w:r>
+          </w:hyperlink>
+        </w:p>
+        <w:p>
+          <w:pPr>
+            <w:pStyle w:val="TOC3"/>
+            <w:tabs>
+              <w:tab w:val="right" w:leader="dot" w:pos="9350"/>
+            </w:tabs>
+            <w:rPr>
+              <w:rFonts w:asciiTheme="minorHAnsi" w:eastAsiaTheme="minorEastAsia" w:hAnsiTheme="minorHAnsi" w:cstheme="minorBidi"/>
+              <w:noProof/>
+              <w:kern w:val="2"/>
+              <w:lang w:eastAsia="en-GB"/>
+              <w14:ligatures w14:val="standardContextual"/>
+            </w:rPr>
+          </w:pPr>
+          <w:hyperlink w:anchor="_Toc179403612" w:history="1">
+            <w:r>
+              <w:rPr>
+                <w:rStyle w:val="Hyperlink"/>
+                <w:noProof/>
+              </w:rPr>
+              <w:t>2.2.1 Case Study 1 – Mobile Application for Emergency Response and Support (MAppERS)</w:t>
+            </w:r>
+            <w:r>
+              <w:rPr>
+                <w:noProof/>
+                <w:webHidden/>
+              </w:rPr>
+              <w:tab/>
+            </w:r>
+            <w:r>
+              <w:rPr>
+                <w:noProof/>
+                <w:webHidden/>
+              </w:rPr>
+              <w:fldChar w:fldCharType="begin"/>
+            </w:r>
+            <w:r>
+              <w:rPr>
+                <w:noProof/>
+                <w:webHidden/>
+              </w:rPr>
+              <w:instrText xml:space="preserve"> PAGEREF _Toc179403612 \h </w:instrText>
+            </w:r>
+            <w:r>
+              <w:rPr>
+                <w:noProof/>
+                <w:webHidden/>
+              </w:rPr>
+            </w:r>
+            <w:r>
+              <w:rPr>
+                <w:noProof/>
+                <w:webHidden/>
+              </w:rPr>
+              <w:fldChar w:fldCharType="separate"/>
+            </w:r>
+            <w:r>
+              <w:rPr>
+                <w:noProof/>
+                <w:webHidden/>
+              </w:rPr>
+              <w:t>5</w:t>
+            </w:r>
+            <w:r>
+              <w:rPr>
+                <w:noProof/>
+                <w:webHidden/>
+              </w:rPr>
+              <w:fldChar w:fldCharType="end"/>
+            </w:r>
+          </w:hyperlink>
+        </w:p>
+        <w:p>
+          <w:pPr>
+            <w:pStyle w:val="TOC3"/>
+            <w:tabs>
+              <w:tab w:val="right" w:leader="dot" w:pos="9350"/>
+            </w:tabs>
+            <w:rPr>
+              <w:rFonts w:asciiTheme="minorHAnsi" w:eastAsiaTheme="minorEastAsia" w:hAnsiTheme="minorHAnsi" w:cstheme="minorBidi"/>
+              <w:noProof/>
+              <w:kern w:val="2"/>
+              <w:lang w:eastAsia="en-GB"/>
+              <w14:ligatures w14:val="standardContextual"/>
+            </w:rPr>
+          </w:pPr>
+          <w:hyperlink w:anchor="_Toc179403613" w:history="1">
+            <w:r>
+              <w:rPr>
+                <w:rStyle w:val="Hyperlink"/>
+                <w:noProof/>
+              </w:rPr>
+              <w:t>2.2.2 Case Study 2 – Mobile Disaster Management System in Nigeria</w:t>
+            </w:r>
+            <w:r>
+              <w:rPr>
+                <w:noProof/>
+                <w:webHidden/>
+              </w:rPr>
+              <w:tab/>
+            </w:r>
+            <w:r>
+              <w:rPr>
+                <w:noProof/>
+                <w:webHidden/>
+              </w:rPr>
+              <w:fldChar w:fldCharType="begin"/>
+            </w:r>
+            <w:r>
+              <w:rPr>
+                <w:noProof/>
+                <w:webHidden/>
+              </w:rPr>
+              <w:instrText xml:space="preserve"> PAGEREF _Toc179403613 \h </w:instrText>
+            </w:r>
+            <w:r>
+              <w:rPr>
+                <w:noProof/>
+                <w:webHidden/>
+              </w:rPr>
+            </w:r>
+            <w:r>
+              <w:rPr>
+                <w:noProof/>
+                <w:webHidden/>
+              </w:rPr>
+              <w:fldChar w:fldCharType="separate"/>
+            </w:r>
+            <w:r>
+              <w:rPr>
+                <w:noProof/>
+                <w:webHidden/>
+              </w:rPr>
+              <w:t>6</w:t>
+            </w:r>
+            <w:r>
+              <w:rPr>
+                <w:noProof/>
+                <w:webHidden/>
+              </w:rPr>
+              <w:fldChar w:fldCharType="end"/>
+            </w:r>
+          </w:hyperlink>
+        </w:p>
+        <w:p>
+          <w:pPr>
+            <w:pStyle w:val="TOC3"/>
+            <w:tabs>
+              <w:tab w:val="right" w:leader="dot" w:pos="9350"/>
+            </w:tabs>
+            <w:rPr>
+              <w:rFonts w:asciiTheme="minorHAnsi" w:eastAsiaTheme="minorEastAsia" w:hAnsiTheme="minorHAnsi" w:cstheme="minorBidi"/>
+              <w:noProof/>
+              <w:kern w:val="2"/>
+              <w:lang w:eastAsia="en-GB"/>
+              <w14:ligatures w14:val="standardContextual"/>
+            </w:rPr>
+          </w:pPr>
+          <w:hyperlink w:anchor="_Toc179403614" w:history="1">
+            <w:r>
+              <w:rPr>
+                <w:rStyle w:val="Hyperlink"/>
+                <w:noProof/>
+              </w:rPr>
+              <w:t>2.2.3 Case Study 3 – Nairobi County Emergency Response System</w:t>
+            </w:r>
+            <w:r>
+              <w:rPr>
+                <w:noProof/>
+                <w:webHidden/>
+              </w:rPr>
+              <w:tab/>
+            </w:r>
+            <w:r>
+              <w:rPr>
+                <w:noProof/>
+                <w:webHidden/>
+              </w:rPr>
+              <w:fldChar w:fldCharType="begin"/>
+            </w:r>
+            <w:r>
+              <w:rPr>
+                <w:noProof/>
+                <w:webHidden/>
+              </w:rPr>
+              <w:instrText xml:space="preserve"> PAGEREF _Toc179403614 \h </w:instrText>
+            </w:r>
+            <w:r>
+              <w:rPr>
+                <w:noProof/>
+                <w:webHidden/>
+              </w:rPr>
+            </w:r>
+            <w:r>
+              <w:rPr>
+                <w:noProof/>
+                <w:webHidden/>
+              </w:rPr>
+              <w:fldChar w:fldCharType="separate"/>
+            </w:r>
+            <w:r>
+              <w:rPr>
+                <w:noProof/>
+                <w:webHidden/>
+              </w:rPr>
+              <w:t>6</w:t>
+            </w:r>
+            <w:r>
+              <w:rPr>
+                <w:noProof/>
+                <w:webHidden/>
+              </w:rPr>
+              <w:fldChar w:fldCharType="end"/>
+            </w:r>
+          </w:hyperlink>
+        </w:p>
+        <w:p>
+          <w:pPr>
+            <w:pStyle w:val="TOC2"/>
+            <w:tabs>
+              <w:tab w:val="right" w:leader="dot" w:pos="9350"/>
+            </w:tabs>
+            <w:rPr>
+              <w:rFonts w:asciiTheme="minorHAnsi" w:eastAsiaTheme="minorEastAsia" w:hAnsiTheme="minorHAnsi" w:cstheme="minorBidi"/>
+              <w:noProof/>
+              <w:kern w:val="2"/>
+              <w:lang w:eastAsia="en-GB"/>
+              <w14:ligatures w14:val="standardContextual"/>
+            </w:rPr>
+          </w:pPr>
+          <w:hyperlink w:anchor="_Toc179403615" w:history="1">
+            <w:r>
+              <w:rPr>
+                <w:rStyle w:val="Hyperlink"/>
+                <w:noProof/>
+              </w:rPr>
+              <w:t>2.3 Summary</w:t>
+            </w:r>
+            <w:r>
+              <w:rPr>
+                <w:noProof/>
+                <w:webHidden/>
+              </w:rPr>
+              <w:tab/>
+            </w:r>
+            <w:r>
+              <w:rPr>
+                <w:noProof/>
+                <w:webHidden/>
+              </w:rPr>
+              <w:fldChar w:fldCharType="begin"/>
+            </w:r>
+            <w:r>
+              <w:rPr>
+                <w:noProof/>
+                <w:webHidden/>
+              </w:rPr>
+              <w:instrText xml:space="preserve"> PAGEREF _Toc179403615 \h </w:instrText>
+            </w:r>
+            <w:r>
+              <w:rPr>
+                <w:noProof/>
+                <w:webHidden/>
+              </w:rPr>
+            </w:r>
+            <w:r>
+              <w:rPr>
+                <w:noProof/>
+                <w:webHidden/>
+              </w:rPr>
+              <w:fldChar w:fldCharType="separate"/>
+            </w:r>
+            <w:r>
+              <w:rPr>
+                <w:noProof/>
+                <w:webHidden/>
+              </w:rPr>
+              <w:t>7</w:t>
+            </w:r>
+            <w:r>
+              <w:rPr>
+                <w:noProof/>
+                <w:webHidden/>
+              </w:rPr>
+              <w:fldChar w:fldCharType="end"/>
+            </w:r>
+          </w:hyperlink>
+        </w:p>
+        <w:p>
+          <w:pPr>
+            <w:pStyle w:val="TOC3"/>
+            <w:tabs>
+              <w:tab w:val="right" w:leader="dot" w:pos="9350"/>
+            </w:tabs>
+            <w:rPr>
+              <w:rFonts w:asciiTheme="minorHAnsi" w:eastAsiaTheme="minorEastAsia" w:hAnsiTheme="minorHAnsi" w:cstheme="minorBidi"/>
+              <w:noProof/>
+              <w:kern w:val="2"/>
+              <w:lang w:eastAsia="en-GB"/>
+              <w14:ligatures w14:val="standardContextual"/>
+            </w:rPr>
+          </w:pPr>
+          <w:hyperlink w:anchor="_Toc179403616" w:history="1">
+            <w:r>
+              <w:rPr>
+                <w:rStyle w:val="Hyperlink"/>
+                <w:noProof/>
+              </w:rPr>
+              <w:t>2.3.1 Strengths of the system</w:t>
+            </w:r>
+            <w:r>
+              <w:rPr>
+                <w:noProof/>
+                <w:webHidden/>
+              </w:rPr>
+              <w:tab/>
+            </w:r>
+            <w:r>
+              <w:rPr>
+                <w:noProof/>
+                <w:webHidden/>
+              </w:rPr>
+              <w:fldChar w:fldCharType="begin"/>
+            </w:r>
+            <w:r>
+              <w:rPr>
+                <w:noProof/>
+                <w:webHidden/>
+              </w:rPr>
+              <w:instrText xml:space="preserve"> PAGEREF _Toc179403616 \h </w:instrText>
+            </w:r>
+            <w:r>
+              <w:rPr>
+                <w:noProof/>
+                <w:webHidden/>
+              </w:rPr>
+            </w:r>
+            <w:r>
+              <w:rPr>
+                <w:noProof/>
+                <w:webHidden/>
+              </w:rPr>
+              <w:fldChar w:fldCharType="separate"/>
+            </w:r>
+            <w:r>
+              <w:rPr>
+                <w:noProof/>
+                <w:webHidden/>
+              </w:rPr>
+              <w:t>7</w:t>
+            </w:r>
+            <w:r>
+              <w:rPr>
+                <w:noProof/>
+                <w:webHidden/>
+              </w:rPr>
+              <w:fldChar w:fldCharType="end"/>
+            </w:r>
+          </w:hyperlink>
+        </w:p>
+        <w:p>
+          <w:pPr>
+            <w:pStyle w:val="TOC3"/>
+            <w:tabs>
+              <w:tab w:val="right" w:leader="dot" w:pos="9350"/>
+            </w:tabs>
+            <w:rPr>
+              <w:rFonts w:asciiTheme="minorHAnsi" w:eastAsiaTheme="minorEastAsia" w:hAnsiTheme="minorHAnsi" w:cstheme="minorBidi"/>
+              <w:noProof/>
+              <w:kern w:val="2"/>
+              <w:lang w:eastAsia="en-GB"/>
+              <w14:ligatures w14:val="standardContextual"/>
+            </w:rPr>
+          </w:pPr>
+          <w:hyperlink w:anchor="_Toc179403617" w:history="1">
+            <w:r>
+              <w:rPr>
+                <w:rStyle w:val="Hyperlink"/>
+                <w:noProof/>
+              </w:rPr>
+              <w:t>2.3.2 Weaknesses of the system</w:t>
+            </w:r>
+            <w:r>
+              <w:rPr>
+                <w:noProof/>
+                <w:webHidden/>
+              </w:rPr>
+              <w:tab/>
+            </w:r>
+            <w:r>
+              <w:rPr>
+                <w:noProof/>
+                <w:webHidden/>
+              </w:rPr>
+              <w:fldChar w:fldCharType="begin"/>
+            </w:r>
+            <w:r>
+              <w:rPr>
+                <w:noProof/>
+                <w:webHidden/>
+              </w:rPr>
+              <w:instrText xml:space="preserve"> PAGEREF _Toc179403617 \h </w:instrText>
+            </w:r>
+            <w:r>
+              <w:rPr>
+                <w:noProof/>
+                <w:webHidden/>
+              </w:rPr>
+            </w:r>
+            <w:r>
+              <w:rPr>
+                <w:noProof/>
+                <w:webHidden/>
+              </w:rPr>
+              <w:fldChar w:fldCharType="separate"/>
+            </w:r>
+            <w:r>
+              <w:rPr>
+                <w:noProof/>
+                <w:webHidden/>
+              </w:rPr>
+              <w:t>7</w:t>
+            </w:r>
+            <w:r>
+              <w:rPr>
+                <w:noProof/>
+                <w:webHidden/>
+              </w:rPr>
+              <w:fldChar w:fldCharType="end"/>
+            </w:r>
+          </w:hyperlink>
+        </w:p>
+        <w:p>
+          <w:pPr>
+            <w:pStyle w:val="TOC3"/>
+            <w:tabs>
+              <w:tab w:val="right" w:leader="dot" w:pos="9350"/>
+            </w:tabs>
+            <w:rPr>
+              <w:rFonts w:asciiTheme="minorHAnsi" w:eastAsiaTheme="minorEastAsia" w:hAnsiTheme="minorHAnsi" w:cstheme="minorBidi"/>
+              <w:noProof/>
+              <w:kern w:val="2"/>
+              <w:lang w:eastAsia="en-GB"/>
+              <w14:ligatures w14:val="standardContextual"/>
+            </w:rPr>
+          </w:pPr>
+          <w:hyperlink w:anchor="_Toc179403618" w:history="1">
+            <w:r>
+              <w:rPr>
+                <w:rStyle w:val="Hyperlink"/>
+                <w:noProof/>
+              </w:rPr>
+              <w:t>2.3.3 Opportunities for the system</w:t>
+            </w:r>
+            <w:r>
+              <w:rPr>
+                <w:noProof/>
+                <w:webHidden/>
+              </w:rPr>
+              <w:tab/>
+            </w:r>
+            <w:r>
+              <w:rPr>
+                <w:noProof/>
+                <w:webHidden/>
+              </w:rPr>
+              <w:fldChar w:fldCharType="begin"/>
+            </w:r>
+            <w:r>
+              <w:rPr>
+                <w:noProof/>
+                <w:webHidden/>
+              </w:rPr>
+              <w:instrText xml:space="preserve"> PAGEREF _Toc179403618 \h </w:instrText>
+            </w:r>
+            <w:r>
+              <w:rPr>
+                <w:noProof/>
+                <w:webHidden/>
+              </w:rPr>
+            </w:r>
+            <w:r>
+              <w:rPr>
+                <w:noProof/>
+                <w:webHidden/>
+              </w:rPr>
+              <w:fldChar w:fldCharType="separate"/>
+            </w:r>
+            <w:r>
+              <w:rPr>
+                <w:noProof/>
+                <w:webHidden/>
+              </w:rPr>
+              <w:t>7</w:t>
+            </w:r>
+            <w:r>
+              <w:rPr>
+                <w:noProof/>
+                <w:webHidden/>
+              </w:rPr>
+              <w:fldChar w:fldCharType="end"/>
+            </w:r>
+          </w:hyperlink>
+        </w:p>
+        <w:p>
+          <w:pPr>
+            <w:pStyle w:val="TOC3"/>
+            <w:tabs>
+              <w:tab w:val="right" w:leader="dot" w:pos="9350"/>
+            </w:tabs>
+            <w:rPr>
+              <w:rFonts w:asciiTheme="minorHAnsi" w:eastAsiaTheme="minorEastAsia" w:hAnsiTheme="minorHAnsi" w:cstheme="minorBidi"/>
+              <w:noProof/>
+              <w:kern w:val="2"/>
+              <w:lang w:eastAsia="en-GB"/>
+              <w14:ligatures w14:val="standardContextual"/>
+            </w:rPr>
+          </w:pPr>
+          <w:hyperlink w:anchor="_Toc179403619" w:history="1">
+            <w:r>
+              <w:rPr>
+                <w:rStyle w:val="Hyperlink"/>
+                <w:noProof/>
+              </w:rPr>
+              <w:t>2.3.4 Threats to the system</w:t>
+            </w:r>
+            <w:r>
+              <w:rPr>
+                <w:noProof/>
+                <w:webHidden/>
+              </w:rPr>
+              <w:tab/>
+            </w:r>
+            <w:r>
+              <w:rPr>
+                <w:noProof/>
+                <w:webHidden/>
+              </w:rPr>
+              <w:fldChar w:fldCharType="begin"/>
+            </w:r>
+            <w:r>
+              <w:rPr>
+                <w:noProof/>
+                <w:webHidden/>
+              </w:rPr>
+              <w:instrText xml:space="preserve"> PAGEREF _Toc179403619 \h </w:instrText>
+            </w:r>
+            <w:r>
+              <w:rPr>
+                <w:noProof/>
+                <w:webHidden/>
+              </w:rPr>
+            </w:r>
+            <w:r>
+              <w:rPr>
+                <w:noProof/>
+                <w:webHidden/>
+              </w:rPr>
+              <w:fldChar w:fldCharType="separate"/>
+            </w:r>
+            <w:r>
+              <w:rPr>
+                <w:noProof/>
+                <w:webHidden/>
+              </w:rPr>
+              <w:t>8</w:t>
+            </w:r>
+            <w:r>
+              <w:rPr>
+                <w:noProof/>
+                <w:webHidden/>
+              </w:rPr>
+              <w:fldChar w:fldCharType="end"/>
+            </w:r>
+          </w:hyperlink>
+        </w:p>
+        <w:p>
+          <w:pPr>
+            <w:pStyle w:val="TOC2"/>
+            <w:tabs>
+              <w:tab w:val="right" w:leader="dot" w:pos="9350"/>
+            </w:tabs>
+            <w:rPr>
+              <w:rFonts w:asciiTheme="minorHAnsi" w:eastAsiaTheme="minorEastAsia" w:hAnsiTheme="minorHAnsi" w:cstheme="minorBidi"/>
+              <w:noProof/>
+              <w:kern w:val="2"/>
+              <w:lang w:eastAsia="en-GB"/>
+              <w14:ligatures w14:val="standardContextual"/>
+            </w:rPr>
+          </w:pPr>
+          <w:hyperlink w:anchor="_Toc179403620" w:history="1">
+            <w:r>
+              <w:rPr>
+                <w:rStyle w:val="Hyperlink"/>
+                <w:noProof/>
+              </w:rPr>
+              <w:t>2.4 Research Gap</w:t>
+            </w:r>
+            <w:r>
+              <w:rPr>
+                <w:noProof/>
+                <w:webHidden/>
+              </w:rPr>
+              <w:tab/>
+            </w:r>
+            <w:r>
+              <w:rPr>
+                <w:noProof/>
+                <w:webHidden/>
+              </w:rPr>
+              <w:fldChar w:fldCharType="begin"/>
+            </w:r>
+            <w:r>
+              <w:rPr>
+                <w:noProof/>
+                <w:webHidden/>
+              </w:rPr>
+              <w:instrText xml:space="preserve"> PAGEREF _Toc179403620 \h </w:instrText>
+            </w:r>
+            <w:r>
+              <w:rPr>
+                <w:noProof/>
+                <w:webHidden/>
+              </w:rPr>
+            </w:r>
+            <w:r>
+              <w:rPr>
+                <w:noProof/>
+                <w:webHidden/>
+              </w:rPr>
+              <w:fldChar w:fldCharType="separate"/>
+            </w:r>
+            <w:r>
+              <w:rPr>
+                <w:noProof/>
+                <w:webHidden/>
+              </w:rPr>
+              <w:t>8</w:t>
+            </w:r>
+            <w:r>
+              <w:rPr>
+                <w:noProof/>
+                <w:webHidden/>
+              </w:rPr>
+              <w:fldChar w:fldCharType="end"/>
+            </w:r>
+          </w:hyperlink>
+        </w:p>
+        <w:p>
+          <w:pPr>
+            <w:pStyle w:val="TOC2"/>
+            <w:tabs>
+              <w:tab w:val="right" w:leader="dot" w:pos="9350"/>
+            </w:tabs>
+            <w:rPr>
+              <w:rFonts w:asciiTheme="minorHAnsi" w:eastAsiaTheme="minorEastAsia" w:hAnsiTheme="minorHAnsi" w:cstheme="minorBidi"/>
+              <w:noProof/>
+              <w:kern w:val="2"/>
+              <w:lang w:eastAsia="en-GB"/>
+              <w14:ligatures w14:val="standardContextual"/>
+            </w:rPr>
+          </w:pPr>
+          <w:hyperlink w:anchor="_Toc179403621" w:history="1">
+            <w:r>
+              <w:rPr>
+                <w:rStyle w:val="Hyperlink"/>
+                <w:noProof/>
+              </w:rPr>
+              <w:t>2.5 Conclusion</w:t>
+            </w:r>
+            <w:r>
+              <w:rPr>
+                <w:noProof/>
+                <w:webHidden/>
+              </w:rPr>
+              <w:tab/>
+            </w:r>
+            <w:r>
+              <w:rPr>
+                <w:noProof/>
+                <w:webHidden/>
+              </w:rPr>
+              <w:fldChar w:fldCharType="begin"/>
+            </w:r>
+            <w:r>
+              <w:rPr>
+                <w:noProof/>
+                <w:webHidden/>
+              </w:rPr>
+              <w:instrText xml:space="preserve"> PAGEREF _Toc179403621 \h </w:instrText>
+            </w:r>
+            <w:r>
+              <w:rPr>
+                <w:noProof/>
+                <w:webHidden/>
+              </w:rPr>
+            </w:r>
+            <w:r>
+              <w:rPr>
+                <w:noProof/>
+                <w:webHidden/>
+              </w:rPr>
+              <w:fldChar w:fldCharType="separate"/>
+            </w:r>
+            <w:r>
+              <w:rPr>
+                <w:noProof/>
+                <w:webHidden/>
+              </w:rPr>
+              <w:t>8</w:t>
+            </w:r>
+            <w:r>
+              <w:rPr>
+                <w:noProof/>
+                <w:webHidden/>
+              </w:rPr>
+              <w:fldChar w:fldCharType="end"/>
+            </w:r>
+          </w:hyperlink>
+        </w:p>
+        <w:p>
+          <w:pPr>
+            <w:pStyle w:val="TOC1"/>
+            <w:rPr>
+              <w:rFonts w:asciiTheme="minorHAnsi" w:eastAsiaTheme="minorEastAsia" w:hAnsiTheme="minorHAnsi" w:cstheme="minorBidi"/>
+              <w:noProof/>
+              <w:kern w:val="2"/>
+              <w:lang w:eastAsia="en-GB"/>
+              <w14:ligatures w14:val="standardContextual"/>
+            </w:rPr>
+          </w:pPr>
+          <w:hyperlink w:anchor="_Toc179403622" w:history="1">
+            <w:r>
+              <w:rPr>
+                <w:rStyle w:val="Hyperlink"/>
+                <w:noProof/>
+              </w:rPr>
+              <w:t>CHAPTER THREE: PROPOSED METHODOLOGY</w:t>
+            </w:r>
+            <w:r>
+              <w:rPr>
+                <w:noProof/>
+                <w:webHidden/>
+              </w:rPr>
+              <w:tab/>
+            </w:r>
+            <w:r>
+              <w:rPr>
+                <w:noProof/>
+                <w:webHidden/>
+              </w:rPr>
+              <w:fldChar w:fldCharType="begin"/>
+            </w:r>
+            <w:r>
+              <w:rPr>
+                <w:noProof/>
+                <w:webHidden/>
+              </w:rPr>
+              <w:instrText xml:space="preserve"> PAGEREF _Toc179403622 \h </w:instrText>
+            </w:r>
+            <w:r>
+              <w:rPr>
+                <w:noProof/>
+                <w:webHidden/>
+              </w:rPr>
+            </w:r>
+            <w:r>
+              <w:rPr>
+                <w:noProof/>
+                <w:webHidden/>
+              </w:rPr>
+              <w:fldChar w:fldCharType="separate"/>
+            </w:r>
+            <w:r>
+              <w:rPr>
+                <w:noProof/>
+                <w:webHidden/>
+              </w:rPr>
+              <w:t>10</w:t>
+            </w:r>
+            <w:r>
+              <w:rPr>
+                <w:noProof/>
+                <w:webHidden/>
+              </w:rPr>
+              <w:fldChar w:fldCharType="end"/>
+            </w:r>
+          </w:hyperlink>
+        </w:p>
+        <w:p>
+          <w:pPr>
+            <w:pStyle w:val="TOC2"/>
+            <w:tabs>
+              <w:tab w:val="right" w:leader="dot" w:pos="9350"/>
+            </w:tabs>
+            <w:rPr>
+              <w:rFonts w:asciiTheme="minorHAnsi" w:eastAsiaTheme="minorEastAsia" w:hAnsiTheme="minorHAnsi" w:cstheme="minorBidi"/>
+              <w:noProof/>
+              <w:kern w:val="2"/>
+              <w:lang w:eastAsia="en-GB"/>
+              <w14:ligatures w14:val="standardContextual"/>
+            </w:rPr>
+          </w:pPr>
+          <w:hyperlink w:anchor="_Toc179403623" w:history="1">
+            <w:r>
+              <w:rPr>
+                <w:rStyle w:val="Hyperlink"/>
+                <w:noProof/>
+              </w:rPr>
+              <w:t>3.1 Introduction</w:t>
+            </w:r>
+            <w:r>
+              <w:rPr>
+                <w:noProof/>
+                <w:webHidden/>
+              </w:rPr>
+              <w:tab/>
+            </w:r>
+            <w:r>
+              <w:rPr>
+                <w:noProof/>
+                <w:webHidden/>
+              </w:rPr>
+              <w:fldChar w:fldCharType="begin"/>
+            </w:r>
+            <w:r>
+              <w:rPr>
+                <w:noProof/>
+                <w:webHidden/>
+              </w:rPr>
+              <w:instrText xml:space="preserve"> PAGEREF _Toc179403623 \h </w:instrText>
+            </w:r>
+            <w:r>
+              <w:rPr>
+                <w:noProof/>
+                <w:webHidden/>
+              </w:rPr>
+            </w:r>
+            <w:r>
+              <w:rPr>
+                <w:noProof/>
+                <w:webHidden/>
+              </w:rPr>
+              <w:fldChar w:fldCharType="separate"/>
+            </w:r>
+            <w:r>
+              <w:rPr>
+                <w:noProof/>
+                <w:webHidden/>
+              </w:rPr>
+              <w:t>10</w:t>
+            </w:r>
+            <w:r>
+              <w:rPr>
+                <w:noProof/>
+                <w:webHidden/>
+              </w:rPr>
+              <w:fldChar w:fldCharType="end"/>
+            </w:r>
+          </w:hyperlink>
+        </w:p>
+        <w:p>
+          <w:pPr>
+            <w:pStyle w:val="TOC2"/>
+            <w:tabs>
+              <w:tab w:val="right" w:leader="dot" w:pos="9350"/>
+            </w:tabs>
+            <w:rPr>
+              <w:rFonts w:asciiTheme="minorHAnsi" w:eastAsiaTheme="minorEastAsia" w:hAnsiTheme="minorHAnsi" w:cstheme="minorBidi"/>
+              <w:noProof/>
+              <w:kern w:val="2"/>
+              <w:lang w:eastAsia="en-GB"/>
+              <w14:ligatures w14:val="standardContextual"/>
+            </w:rPr>
+          </w:pPr>
+          <w:hyperlink w:anchor="_Toc179403624" w:history="1">
+            <w:r>
+              <w:rPr>
+                <w:rStyle w:val="Hyperlink"/>
+                <w:noProof/>
+              </w:rPr>
+              <w:t>3.2 Fact-Finding Techniques</w:t>
+            </w:r>
+            <w:r>
+              <w:rPr>
+                <w:noProof/>
+                <w:webHidden/>
+              </w:rPr>
+              <w:tab/>
+            </w:r>
+            <w:r>
+              <w:rPr>
+                <w:noProof/>
+                <w:webHidden/>
+              </w:rPr>
+              <w:fldChar w:fldCharType="begin"/>
+            </w:r>
+            <w:r>
+              <w:rPr>
+                <w:noProof/>
+                <w:webHidden/>
+              </w:rPr>
+              <w:instrText xml:space="preserve"> PAGEREF _Toc179403624 \h </w:instrText>
+            </w:r>
+            <w:r>
+              <w:rPr>
+                <w:noProof/>
+                <w:webHidden/>
+              </w:rPr>
+            </w:r>
+            <w:r>
+              <w:rPr>
+                <w:noProof/>
+                <w:webHidden/>
+              </w:rPr>
+              <w:fldChar w:fldCharType="separate"/>
+            </w:r>
+            <w:r>
+              <w:rPr>
+                <w:noProof/>
+                <w:webHidden/>
+              </w:rPr>
+              <w:t>10</w:t>
+            </w:r>
+            <w:r>
+              <w:rPr>
+                <w:noProof/>
+                <w:webHidden/>
+              </w:rPr>
+              <w:fldChar w:fldCharType="end"/>
+            </w:r>
+          </w:hyperlink>
+        </w:p>
+        <w:p>
+          <w:pPr>
+            <w:pStyle w:val="TOC3"/>
+            <w:tabs>
+              <w:tab w:val="right" w:leader="dot" w:pos="9350"/>
+            </w:tabs>
+            <w:rPr>
+              <w:rFonts w:asciiTheme="minorHAnsi" w:eastAsiaTheme="minorEastAsia" w:hAnsiTheme="minorHAnsi" w:cstheme="minorBidi"/>
+              <w:noProof/>
+              <w:kern w:val="2"/>
+              <w:lang w:eastAsia="en-GB"/>
+              <w14:ligatures w14:val="standardContextual"/>
+            </w:rPr>
+          </w:pPr>
+          <w:hyperlink w:anchor="_Toc179403625" w:history="1">
+            <w:r>
+              <w:rPr>
+                <w:rStyle w:val="Hyperlink"/>
+                <w:noProof/>
+              </w:rPr>
+              <w:t>3.2.1 Interviews</w:t>
+            </w:r>
+            <w:r>
+              <w:rPr>
+                <w:noProof/>
+                <w:webHidden/>
+              </w:rPr>
+              <w:tab/>
+            </w:r>
+            <w:r>
+              <w:rPr>
+                <w:noProof/>
+                <w:webHidden/>
+              </w:rPr>
+              <w:fldChar w:fldCharType="begin"/>
+            </w:r>
+            <w:r>
+              <w:rPr>
+                <w:noProof/>
+                <w:webHidden/>
+              </w:rPr>
+              <w:instrText xml:space="preserve"> PAGEREF _Toc179403625 \h </w:instrText>
+            </w:r>
+            <w:r>
+              <w:rPr>
+                <w:noProof/>
+                <w:webHidden/>
+              </w:rPr>
+            </w:r>
+            <w:r>
+              <w:rPr>
+                <w:noProof/>
+                <w:webHidden/>
+              </w:rPr>
+              <w:fldChar w:fldCharType="separate"/>
+            </w:r>
+            <w:r>
+              <w:rPr>
+                <w:noProof/>
+                <w:webHidden/>
+              </w:rPr>
+              <w:t>10</w:t>
+            </w:r>
+            <w:r>
+              <w:rPr>
+                <w:noProof/>
+                <w:webHidden/>
+              </w:rPr>
+              <w:fldChar w:fldCharType="end"/>
+            </w:r>
+          </w:hyperlink>
+        </w:p>
+        <w:p>
+          <w:pPr>
+            <w:pStyle w:val="TOC3"/>
+            <w:tabs>
+              <w:tab w:val="right" w:leader="dot" w:pos="9350"/>
+            </w:tabs>
+            <w:rPr>
+              <w:rFonts w:asciiTheme="minorHAnsi" w:eastAsiaTheme="minorEastAsia" w:hAnsiTheme="minorHAnsi" w:cstheme="minorBidi"/>
+              <w:noProof/>
+              <w:kern w:val="2"/>
+              <w:lang w:eastAsia="en-GB"/>
+              <w14:ligatures w14:val="standardContextual"/>
+            </w:rPr>
+          </w:pPr>
+          <w:hyperlink w:anchor="_Toc179403626" w:history="1">
+            <w:r>
+              <w:rPr>
+                <w:rStyle w:val="Hyperlink"/>
+                <w:noProof/>
+              </w:rPr>
+              <w:t>3.2.2 Questionnaires</w:t>
+            </w:r>
+            <w:r>
+              <w:rPr>
+                <w:noProof/>
+                <w:webHidden/>
+              </w:rPr>
+              <w:tab/>
+            </w:r>
+            <w:r>
+              <w:rPr>
+                <w:noProof/>
+                <w:webHidden/>
+              </w:rPr>
+              <w:fldChar w:fldCharType="begin"/>
+            </w:r>
+            <w:r>
+              <w:rPr>
+                <w:noProof/>
+                <w:webHidden/>
+              </w:rPr>
+              <w:instrText xml:space="preserve"> PAGEREF _Toc179403626 \h </w:instrText>
+            </w:r>
+            <w:r>
+              <w:rPr>
+                <w:noProof/>
+                <w:webHidden/>
+              </w:rPr>
+            </w:r>
+            <w:r>
+              <w:rPr>
+                <w:noProof/>
+                <w:webHidden/>
+              </w:rPr>
+              <w:fldChar w:fldCharType="separate"/>
+            </w:r>
+            <w:r>
+              <w:rPr>
+                <w:noProof/>
+                <w:webHidden/>
+              </w:rPr>
+              <w:t>10</w:t>
+            </w:r>
+            <w:r>
+              <w:rPr>
+                <w:noProof/>
+                <w:webHidden/>
+              </w:rPr>
+              <w:fldChar w:fldCharType="end"/>
+            </w:r>
+          </w:hyperlink>
+        </w:p>
+        <w:p>
+          <w:pPr>
+            <w:pStyle w:val="TOC3"/>
+            <w:tabs>
+              <w:tab w:val="right" w:leader="dot" w:pos="9350"/>
+            </w:tabs>
+            <w:rPr>
+              <w:rFonts w:asciiTheme="minorHAnsi" w:eastAsiaTheme="minorEastAsia" w:hAnsiTheme="minorHAnsi" w:cstheme="minorBidi"/>
+              <w:noProof/>
+              <w:kern w:val="2"/>
+              <w:lang w:eastAsia="en-GB"/>
+              <w14:ligatures w14:val="standardContextual"/>
+            </w:rPr>
+          </w:pPr>
+          <w:hyperlink w:anchor="_Toc179403627" w:history="1">
+            <w:r>
+              <w:rPr>
+                <w:rStyle w:val="Hyperlink"/>
+                <w:noProof/>
+              </w:rPr>
+              <w:t>3.2.3 Document Analysis</w:t>
+            </w:r>
+            <w:r>
+              <w:rPr>
+                <w:noProof/>
+                <w:webHidden/>
+              </w:rPr>
+              <w:tab/>
+            </w:r>
+            <w:r>
+              <w:rPr>
+                <w:noProof/>
+                <w:webHidden/>
+              </w:rPr>
+              <w:fldChar w:fldCharType="begin"/>
+            </w:r>
+            <w:r>
+              <w:rPr>
+                <w:noProof/>
+                <w:webHidden/>
+              </w:rPr>
+              <w:instrText xml:space="preserve"> PAGEREF _Toc179403627 \h </w:instrText>
+            </w:r>
+            <w:r>
+              <w:rPr>
+                <w:noProof/>
+                <w:webHidden/>
+              </w:rPr>
+            </w:r>
+            <w:r>
+              <w:rPr>
+                <w:noProof/>
+                <w:webHidden/>
+              </w:rPr>
+              <w:fldChar w:fldCharType="separate"/>
+            </w:r>
+            <w:r>
+              <w:rPr>
+                <w:noProof/>
+                <w:webHidden/>
+              </w:rPr>
+              <w:t>10</w:t>
+            </w:r>
+            <w:r>
+              <w:rPr>
+                <w:noProof/>
+                <w:webHidden/>
+              </w:rPr>
+              <w:fldChar w:fldCharType="end"/>
+            </w:r>
+          </w:hyperlink>
+        </w:p>
+        <w:p>
+          <w:pPr>
+            <w:pStyle w:val="TOC3"/>
+            <w:tabs>
+              <w:tab w:val="right" w:leader="dot" w:pos="9350"/>
+            </w:tabs>
+            <w:rPr>
+              <w:rFonts w:asciiTheme="minorHAnsi" w:eastAsiaTheme="minorEastAsia" w:hAnsiTheme="minorHAnsi" w:cstheme="minorBidi"/>
+              <w:noProof/>
+              <w:kern w:val="2"/>
+              <w:lang w:eastAsia="en-GB"/>
+              <w14:ligatures w14:val="standardContextual"/>
+            </w:rPr>
+          </w:pPr>
+          <w:hyperlink w:anchor="_Toc179403628" w:history="1">
+            <w:r>
+              <w:rPr>
+                <w:rStyle w:val="Hyperlink"/>
+                <w:noProof/>
+              </w:rPr>
+              <w:t>3.2.4 Observations</w:t>
+            </w:r>
+            <w:r>
+              <w:rPr>
+                <w:noProof/>
+                <w:webHidden/>
+              </w:rPr>
+              <w:tab/>
+            </w:r>
+            <w:r>
+              <w:rPr>
+                <w:noProof/>
+                <w:webHidden/>
+              </w:rPr>
+              <w:fldChar w:fldCharType="begin"/>
+            </w:r>
+            <w:r>
+              <w:rPr>
+                <w:noProof/>
+                <w:webHidden/>
+              </w:rPr>
+              <w:instrText xml:space="preserve"> PAGEREF _Toc179403628 \h </w:instrText>
+            </w:r>
+            <w:r>
+              <w:rPr>
+                <w:noProof/>
+                <w:webHidden/>
+              </w:rPr>
+            </w:r>
+            <w:r>
+              <w:rPr>
+                <w:noProof/>
+                <w:webHidden/>
+              </w:rPr>
+              <w:fldChar w:fldCharType="separate"/>
+            </w:r>
+            <w:r>
+              <w:rPr>
+                <w:noProof/>
+                <w:webHidden/>
+              </w:rPr>
+              <w:t>10</w:t>
+            </w:r>
+            <w:r>
+              <w:rPr>
+                <w:noProof/>
+                <w:webHidden/>
+              </w:rPr>
+              <w:fldChar w:fldCharType="end"/>
+            </w:r>
+          </w:hyperlink>
+        </w:p>
+        <w:p>
+          <w:pPr>
+            <w:pStyle w:val="TOC3"/>
+            <w:tabs>
+              <w:tab w:val="right" w:leader="dot" w:pos="9350"/>
+            </w:tabs>
+            <w:rPr>
+              <w:rFonts w:asciiTheme="minorHAnsi" w:eastAsiaTheme="minorEastAsia" w:hAnsiTheme="minorHAnsi" w:cstheme="minorBidi"/>
+              <w:noProof/>
+              <w:kern w:val="2"/>
+              <w:lang w:eastAsia="en-GB"/>
+              <w14:ligatures w14:val="standardContextual"/>
+            </w:rPr>
+          </w:pPr>
+          <w:hyperlink w:anchor="_Toc179403629" w:history="1">
+            <w:r>
+              <w:rPr>
+                <w:rStyle w:val="Hyperlink"/>
+                <w:noProof/>
+              </w:rPr>
+              <w:t>3.2.5 Prototyping</w:t>
+            </w:r>
+            <w:r>
+              <w:rPr>
+                <w:noProof/>
+                <w:webHidden/>
+              </w:rPr>
+              <w:tab/>
+            </w:r>
+            <w:r>
+              <w:rPr>
+                <w:noProof/>
+                <w:webHidden/>
+              </w:rPr>
+              <w:fldChar w:fldCharType="begin"/>
+            </w:r>
+            <w:r>
+              <w:rPr>
+                <w:noProof/>
+                <w:webHidden/>
+              </w:rPr>
+              <w:instrText xml:space="preserve"> PAGEREF _Toc179403629 \h </w:instrText>
+            </w:r>
+            <w:r>
+              <w:rPr>
+                <w:noProof/>
+                <w:webHidden/>
+              </w:rPr>
+            </w:r>
+            <w:r>
+              <w:rPr>
+                <w:noProof/>
+                <w:webHidden/>
+              </w:rPr>
+              <w:fldChar w:fldCharType="separate"/>
+            </w:r>
+            <w:r>
+              <w:rPr>
+                <w:noProof/>
+                <w:webHidden/>
+              </w:rPr>
+              <w:t>11</w:t>
+            </w:r>
+            <w:r>
+              <w:rPr>
+                <w:noProof/>
+                <w:webHidden/>
+              </w:rPr>
+              <w:fldChar w:fldCharType="end"/>
+            </w:r>
+          </w:hyperlink>
+        </w:p>
+        <w:p>
+          <w:pPr>
+            <w:pStyle w:val="TOC2"/>
+            <w:tabs>
+              <w:tab w:val="right" w:leader="dot" w:pos="9350"/>
+            </w:tabs>
+            <w:rPr>
+              <w:rFonts w:asciiTheme="minorHAnsi" w:eastAsiaTheme="minorEastAsia" w:hAnsiTheme="minorHAnsi" w:cstheme="minorBidi"/>
+              <w:noProof/>
+              <w:kern w:val="2"/>
+              <w:lang w:eastAsia="en-GB"/>
+              <w14:ligatures w14:val="standardContextual"/>
+            </w:rPr>
+          </w:pPr>
+          <w:hyperlink w:anchor="_Toc179403630" w:history="1">
+            <w:r>
+              <w:rPr>
+                <w:rStyle w:val="Hyperlink"/>
+                <w:noProof/>
+              </w:rPr>
+              <w:t>3.3 Software Design and Development Procedures</w:t>
+            </w:r>
+            <w:r>
+              <w:rPr>
+                <w:noProof/>
+                <w:webHidden/>
+              </w:rPr>
+              <w:tab/>
+            </w:r>
+            <w:r>
+              <w:rPr>
+                <w:noProof/>
+                <w:webHidden/>
+              </w:rPr>
+              <w:fldChar w:fldCharType="begin"/>
+            </w:r>
+            <w:r>
+              <w:rPr>
+                <w:noProof/>
+                <w:webHidden/>
+              </w:rPr>
+              <w:instrText xml:space="preserve"> PAGEREF _Toc179403630 \h </w:instrText>
+            </w:r>
+            <w:r>
+              <w:rPr>
+                <w:noProof/>
+                <w:webHidden/>
+              </w:rPr>
+            </w:r>
+            <w:r>
+              <w:rPr>
+                <w:noProof/>
+                <w:webHidden/>
+              </w:rPr>
+              <w:fldChar w:fldCharType="separate"/>
+            </w:r>
+            <w:r>
+              <w:rPr>
+                <w:noProof/>
+                <w:webHidden/>
+              </w:rPr>
+              <w:t>11</w:t>
+            </w:r>
+            <w:r>
+              <w:rPr>
+                <w:noProof/>
+                <w:webHidden/>
+              </w:rPr>
+              <w:fldChar w:fldCharType="end"/>
+            </w:r>
+          </w:hyperlink>
+        </w:p>
+        <w:p>
+          <w:pPr>
+            <w:pStyle w:val="TOC3"/>
+            <w:tabs>
+              <w:tab w:val="right" w:leader="dot" w:pos="9350"/>
+            </w:tabs>
+            <w:rPr>
+              <w:rFonts w:asciiTheme="minorHAnsi" w:eastAsiaTheme="minorEastAsia" w:hAnsiTheme="minorHAnsi" w:cstheme="minorBidi"/>
+              <w:noProof/>
+              <w:kern w:val="2"/>
+              <w:lang w:eastAsia="en-GB"/>
+              <w14:ligatures w14:val="standardContextual"/>
+            </w:rPr>
+          </w:pPr>
+          <w:hyperlink w:anchor="_Toc179403631" w:history="1">
+            <w:r>
+              <w:rPr>
+                <w:rStyle w:val="Hyperlink"/>
+                <w:noProof/>
+              </w:rPr>
+              <w:t>3.3.1 Requirement Analysis</w:t>
+            </w:r>
+            <w:r>
+              <w:rPr>
+                <w:noProof/>
+                <w:webHidden/>
+              </w:rPr>
+              <w:tab/>
+            </w:r>
+            <w:r>
+              <w:rPr>
+                <w:noProof/>
+                <w:webHidden/>
+              </w:rPr>
+              <w:fldChar w:fldCharType="begin"/>
+            </w:r>
+            <w:r>
+              <w:rPr>
+                <w:noProof/>
+                <w:webHidden/>
+              </w:rPr>
+              <w:instrText xml:space="preserve"> PAGEREF _Toc179403631 \h </w:instrText>
+            </w:r>
+            <w:r>
+              <w:rPr>
+                <w:noProof/>
+                <w:webHidden/>
+              </w:rPr>
+            </w:r>
+            <w:r>
+              <w:rPr>
+                <w:noProof/>
+                <w:webHidden/>
+              </w:rPr>
+              <w:fldChar w:fldCharType="separate"/>
+            </w:r>
+            <w:r>
+              <w:rPr>
+                <w:noProof/>
+                <w:webHidden/>
+              </w:rPr>
+              <w:t>11</w:t>
+            </w:r>
+            <w:r>
+              <w:rPr>
+                <w:noProof/>
+                <w:webHidden/>
+              </w:rPr>
+              <w:fldChar w:fldCharType="end"/>
+            </w:r>
+          </w:hyperlink>
+        </w:p>
+        <w:p>
+          <w:pPr>
+            <w:pStyle w:val="TOC3"/>
+            <w:tabs>
+              <w:tab w:val="right" w:leader="dot" w:pos="9350"/>
+            </w:tabs>
+            <w:rPr>
+              <w:rFonts w:asciiTheme="minorHAnsi" w:eastAsiaTheme="minorEastAsia" w:hAnsiTheme="minorHAnsi" w:cstheme="minorBidi"/>
+              <w:noProof/>
+              <w:kern w:val="2"/>
+              <w:lang w:eastAsia="en-GB"/>
+              <w14:ligatures w14:val="standardContextual"/>
+            </w:rPr>
+          </w:pPr>
+          <w:hyperlink w:anchor="_Toc179403632" w:history="1">
+            <w:r>
+              <w:rPr>
+                <w:rStyle w:val="Hyperlink"/>
+                <w:noProof/>
+              </w:rPr>
+              <w:t>3.3.2 Database Design</w:t>
+            </w:r>
+            <w:r>
+              <w:rPr>
+                <w:noProof/>
+                <w:webHidden/>
+              </w:rPr>
+              <w:tab/>
+            </w:r>
+            <w:r>
+              <w:rPr>
+                <w:noProof/>
+                <w:webHidden/>
+              </w:rPr>
+              <w:fldChar w:fldCharType="begin"/>
+            </w:r>
+            <w:r>
+              <w:rPr>
+                <w:noProof/>
+                <w:webHidden/>
+              </w:rPr>
+              <w:instrText xml:space="preserve"> PAGEREF _Toc179403632 \h </w:instrText>
+            </w:r>
+            <w:r>
+              <w:rPr>
+                <w:noProof/>
+                <w:webHidden/>
+              </w:rPr>
+            </w:r>
+            <w:r>
+              <w:rPr>
+                <w:noProof/>
+                <w:webHidden/>
+              </w:rPr>
+              <w:fldChar w:fldCharType="separate"/>
+            </w:r>
+            <w:r>
+              <w:rPr>
+                <w:noProof/>
+                <w:webHidden/>
+              </w:rPr>
+              <w:t>11</w:t>
+            </w:r>
+            <w:r>
+              <w:rPr>
+                <w:noProof/>
+                <w:webHidden/>
+              </w:rPr>
+              <w:fldChar w:fldCharType="end"/>
+            </w:r>
+          </w:hyperlink>
+        </w:p>
+        <w:p>
+          <w:pPr>
+            <w:pStyle w:val="TOC3"/>
+            <w:tabs>
+              <w:tab w:val="right" w:leader="dot" w:pos="9350"/>
+            </w:tabs>
+            <w:rPr>
+              <w:rFonts w:asciiTheme="minorHAnsi" w:eastAsiaTheme="minorEastAsia" w:hAnsiTheme="minorHAnsi" w:cstheme="minorBidi"/>
+              <w:noProof/>
+              <w:kern w:val="2"/>
+              <w:lang w:eastAsia="en-GB"/>
+              <w14:ligatures w14:val="standardContextual"/>
+            </w:rPr>
+          </w:pPr>
+          <w:hyperlink w:anchor="_Toc179403633" w:history="1">
+            <w:r>
+              <w:rPr>
+                <w:rStyle w:val="Hyperlink"/>
+                <w:noProof/>
+              </w:rPr>
+              <w:t>3.3.3 Development</w:t>
+            </w:r>
+            <w:r>
+              <w:rPr>
+                <w:noProof/>
+                <w:webHidden/>
+              </w:rPr>
+              <w:tab/>
+            </w:r>
+            <w:r>
+              <w:rPr>
+                <w:noProof/>
+                <w:webHidden/>
+              </w:rPr>
+              <w:fldChar w:fldCharType="begin"/>
+            </w:r>
+            <w:r>
+              <w:rPr>
+                <w:noProof/>
+                <w:webHidden/>
+              </w:rPr>
+              <w:instrText xml:space="preserve"> PAGEREF _Toc179403633 \h </w:instrText>
+            </w:r>
+            <w:r>
+              <w:rPr>
+                <w:noProof/>
+                <w:webHidden/>
+              </w:rPr>
+            </w:r>
+            <w:r>
+              <w:rPr>
+                <w:noProof/>
+                <w:webHidden/>
+              </w:rPr>
+              <w:fldChar w:fldCharType="separate"/>
+            </w:r>
+            <w:r>
+              <w:rPr>
+                <w:noProof/>
+                <w:webHidden/>
+              </w:rPr>
+              <w:t>11</w:t>
+            </w:r>
+            <w:r>
+              <w:rPr>
+                <w:noProof/>
+                <w:webHidden/>
+              </w:rPr>
+              <w:fldChar w:fldCharType="end"/>
+            </w:r>
+          </w:hyperlink>
+        </w:p>
+        <w:p>
+          <w:pPr>
+            <w:pStyle w:val="TOC3"/>
+            <w:tabs>
+              <w:tab w:val="right" w:leader="dot" w:pos="9350"/>
+            </w:tabs>
+            <w:rPr>
+              <w:rFonts w:asciiTheme="minorHAnsi" w:eastAsiaTheme="minorEastAsia" w:hAnsiTheme="minorHAnsi" w:cstheme="minorBidi"/>
+              <w:noProof/>
+              <w:kern w:val="2"/>
+              <w:lang w:eastAsia="en-GB"/>
+              <w14:ligatures w14:val="standardContextual"/>
+            </w:rPr>
+          </w:pPr>
+          <w:hyperlink w:anchor="_Toc179403634" w:history="1">
+            <w:r>
+              <w:rPr>
+                <w:rStyle w:val="Hyperlink"/>
+                <w:noProof/>
+              </w:rPr>
+              <w:t>3.3.4 Software Development Methods</w:t>
+            </w:r>
+            <w:r>
+              <w:rPr>
+                <w:noProof/>
+                <w:webHidden/>
+              </w:rPr>
+              <w:tab/>
+            </w:r>
+            <w:r>
+              <w:rPr>
+                <w:noProof/>
+                <w:webHidden/>
+              </w:rPr>
+              <w:fldChar w:fldCharType="begin"/>
+            </w:r>
+            <w:r>
+              <w:rPr>
+                <w:noProof/>
+                <w:webHidden/>
+              </w:rPr>
+              <w:instrText xml:space="preserve"> PAGEREF _Toc179403634 \h </w:instrText>
+            </w:r>
+            <w:r>
+              <w:rPr>
+                <w:noProof/>
+                <w:webHidden/>
+              </w:rPr>
+            </w:r>
+            <w:r>
+              <w:rPr>
+                <w:noProof/>
+                <w:webHidden/>
+              </w:rPr>
+              <w:fldChar w:fldCharType="separate"/>
+            </w:r>
+            <w:r>
+              <w:rPr>
+                <w:noProof/>
+                <w:webHidden/>
+              </w:rPr>
+              <w:t>12</w:t>
+            </w:r>
+            <w:r>
+              <w:rPr>
+                <w:noProof/>
+                <w:webHidden/>
+              </w:rPr>
+              <w:fldChar w:fldCharType="end"/>
+            </w:r>
+          </w:hyperlink>
+        </w:p>
+        <w:p>
+          <w:pPr>
+            <w:pStyle w:val="TOC3"/>
+            <w:tabs>
+              <w:tab w:val="right" w:leader="dot" w:pos="9350"/>
+            </w:tabs>
+            <w:rPr>
+              <w:rFonts w:asciiTheme="minorHAnsi" w:eastAsiaTheme="minorEastAsia" w:hAnsiTheme="minorHAnsi" w:cstheme="minorBidi"/>
+              <w:noProof/>
+              <w:kern w:val="2"/>
+              <w:lang w:eastAsia="en-GB"/>
+              <w14:ligatures w14:val="standardContextual"/>
+            </w:rPr>
+          </w:pPr>
+          <w:hyperlink w:anchor="_Toc179403635" w:history="1">
+            <w:r>
+              <w:rPr>
+                <w:rStyle w:val="Hyperlink"/>
+                <w:noProof/>
+              </w:rPr>
+              <w:t>3.3.5 Security</w:t>
+            </w:r>
+            <w:r>
+              <w:rPr>
+                <w:noProof/>
+                <w:webHidden/>
+              </w:rPr>
+              <w:tab/>
+            </w:r>
+            <w:r>
+              <w:rPr>
+                <w:noProof/>
+                <w:webHidden/>
+              </w:rPr>
+              <w:fldChar w:fldCharType="begin"/>
+            </w:r>
+            <w:r>
+              <w:rPr>
+                <w:noProof/>
+                <w:webHidden/>
+              </w:rPr>
+              <w:instrText xml:space="preserve"> PAGEREF _Toc179403635 \h </w:instrText>
+            </w:r>
+            <w:r>
+              <w:rPr>
+                <w:noProof/>
+                <w:webHidden/>
+              </w:rPr>
+            </w:r>
+            <w:r>
+              <w:rPr>
+                <w:noProof/>
+                <w:webHidden/>
+              </w:rPr>
+              <w:fldChar w:fldCharType="separate"/>
+            </w:r>
+            <w:r>
+              <w:rPr>
+                <w:noProof/>
+                <w:webHidden/>
+              </w:rPr>
+              <w:t>12</w:t>
+            </w:r>
+            <w:r>
+              <w:rPr>
+                <w:noProof/>
+                <w:webHidden/>
+              </w:rPr>
+              <w:fldChar w:fldCharType="end"/>
+            </w:r>
+          </w:hyperlink>
+        </w:p>
+        <w:p>
+          <w:pPr>
+            <w:pStyle w:val="TOC3"/>
+            <w:tabs>
+              <w:tab w:val="right" w:leader="dot" w:pos="9350"/>
+            </w:tabs>
+            <w:rPr>
+              <w:rFonts w:asciiTheme="minorHAnsi" w:eastAsiaTheme="minorEastAsia" w:hAnsiTheme="minorHAnsi" w:cstheme="minorBidi"/>
+              <w:noProof/>
+              <w:kern w:val="2"/>
+              <w:lang w:eastAsia="en-GB"/>
+              <w14:ligatures w14:val="standardContextual"/>
+            </w:rPr>
+          </w:pPr>
+          <w:hyperlink w:anchor="_Toc179403636" w:history="1">
+            <w:r>
+              <w:rPr>
+                <w:rStyle w:val="Hyperlink"/>
+                <w:noProof/>
+              </w:rPr>
+              <w:t>3.3.6 Deployment</w:t>
+            </w:r>
+            <w:r>
+              <w:rPr>
+                <w:noProof/>
+                <w:webHidden/>
+              </w:rPr>
+              <w:tab/>
+            </w:r>
+            <w:r>
+              <w:rPr>
+                <w:noProof/>
+                <w:webHidden/>
+              </w:rPr>
+              <w:fldChar w:fldCharType="begin"/>
+            </w:r>
+            <w:r>
+              <w:rPr>
+                <w:noProof/>
+                <w:webHidden/>
+              </w:rPr>
+              <w:instrText xml:space="preserve"> PAGEREF _Toc179403636 \h </w:instrText>
+            </w:r>
+            <w:r>
+              <w:rPr>
+                <w:noProof/>
+                <w:webHidden/>
+              </w:rPr>
+            </w:r>
+            <w:r>
+              <w:rPr>
+                <w:noProof/>
+                <w:webHidden/>
+              </w:rPr>
+              <w:fldChar w:fldCharType="separate"/>
+            </w:r>
+            <w:r>
+              <w:rPr>
+                <w:noProof/>
+                <w:webHidden/>
+              </w:rPr>
+              <w:t>12</w:t>
+            </w:r>
+            <w:r>
+              <w:rPr>
+                <w:noProof/>
+                <w:webHidden/>
+              </w:rPr>
+              <w:fldChar w:fldCharType="end"/>
+            </w:r>
+          </w:hyperlink>
+        </w:p>
+        <w:p>
+          <w:pPr>
+            <w:pStyle w:val="TOC2"/>
+            <w:tabs>
+              <w:tab w:val="right" w:leader="dot" w:pos="9350"/>
+            </w:tabs>
+            <w:rPr>
+              <w:rFonts w:asciiTheme="minorHAnsi" w:eastAsiaTheme="minorEastAsia" w:hAnsiTheme="minorHAnsi" w:cstheme="minorBidi"/>
+              <w:noProof/>
+              <w:kern w:val="2"/>
+              <w:lang w:eastAsia="en-GB"/>
+              <w14:ligatures w14:val="standardContextual"/>
+            </w:rPr>
+          </w:pPr>
+          <w:hyperlink w:anchor="_Toc179403637" w:history="1">
+            <w:r>
+              <w:rPr>
+                <w:rStyle w:val="Hyperlink"/>
+                <w:noProof/>
+              </w:rPr>
+              <w:t>3.4 Preliminary Data Processing and Analysis</w:t>
+            </w:r>
+            <w:r>
+              <w:rPr>
+                <w:noProof/>
+                <w:webHidden/>
+              </w:rPr>
+              <w:tab/>
+            </w:r>
+            <w:r>
+              <w:rPr>
+                <w:noProof/>
+                <w:webHidden/>
+              </w:rPr>
+              <w:fldChar w:fldCharType="begin"/>
+            </w:r>
+            <w:r>
+              <w:rPr>
+                <w:noProof/>
+                <w:webHidden/>
+              </w:rPr>
+              <w:instrText xml:space="preserve"> PAGEREF _Toc179403637 \h </w:instrText>
+            </w:r>
+            <w:r>
+              <w:rPr>
+                <w:noProof/>
+                <w:webHidden/>
+              </w:rPr>
+            </w:r>
+            <w:r>
+              <w:rPr>
+                <w:noProof/>
+                <w:webHidden/>
+              </w:rPr>
+              <w:fldChar w:fldCharType="separate"/>
+            </w:r>
+            <w:r>
+              <w:rPr>
+                <w:noProof/>
+                <w:webHidden/>
+              </w:rPr>
+              <w:t>13</w:t>
+            </w:r>
+            <w:r>
+              <w:rPr>
+                <w:noProof/>
+                <w:webHidden/>
+              </w:rPr>
+              <w:fldChar w:fldCharType="end"/>
+            </w:r>
+          </w:hyperlink>
+        </w:p>
+        <w:p>
+          <w:pPr>
+            <w:pStyle w:val="TOC3"/>
+            <w:tabs>
+              <w:tab w:val="right" w:leader="dot" w:pos="9350"/>
+            </w:tabs>
+            <w:rPr>
+              <w:rFonts w:asciiTheme="minorHAnsi" w:eastAsiaTheme="minorEastAsia" w:hAnsiTheme="minorHAnsi" w:cstheme="minorBidi"/>
+              <w:noProof/>
+              <w:kern w:val="2"/>
+              <w:lang w:eastAsia="en-GB"/>
+              <w14:ligatures w14:val="standardContextual"/>
+            </w:rPr>
+          </w:pPr>
+          <w:hyperlink w:anchor="_Toc179403638" w:history="1">
+            <w:r>
+              <w:rPr>
+                <w:rStyle w:val="Hyperlink"/>
+                <w:noProof/>
+              </w:rPr>
+              <w:t>3.4.1 Data Collection</w:t>
+            </w:r>
+            <w:r>
+              <w:rPr>
+                <w:noProof/>
+                <w:webHidden/>
+              </w:rPr>
+              <w:tab/>
+            </w:r>
+            <w:r>
+              <w:rPr>
+                <w:noProof/>
+                <w:webHidden/>
+              </w:rPr>
+              <w:fldChar w:fldCharType="begin"/>
+            </w:r>
+            <w:r>
+              <w:rPr>
+                <w:noProof/>
+                <w:webHidden/>
+              </w:rPr>
+              <w:instrText xml:space="preserve"> PAGEREF _Toc179403638 \h </w:instrText>
+            </w:r>
+            <w:r>
+              <w:rPr>
+                <w:noProof/>
+                <w:webHidden/>
+              </w:rPr>
+            </w:r>
+            <w:r>
+              <w:rPr>
+                <w:noProof/>
+                <w:webHidden/>
+              </w:rPr>
+              <w:fldChar w:fldCharType="separate"/>
+            </w:r>
+            <w:r>
+              <w:rPr>
+                <w:noProof/>
+                <w:webHidden/>
+              </w:rPr>
+              <w:t>13</w:t>
+            </w:r>
+            <w:r>
+              <w:rPr>
+                <w:noProof/>
+                <w:webHidden/>
+              </w:rPr>
+              <w:fldChar w:fldCharType="end"/>
+            </w:r>
+          </w:hyperlink>
+        </w:p>
+        <w:p>
+          <w:pPr>
+            <w:pStyle w:val="TOC3"/>
+            <w:tabs>
+              <w:tab w:val="right" w:leader="dot" w:pos="9350"/>
+            </w:tabs>
+            <w:rPr>
+              <w:rFonts w:asciiTheme="minorHAnsi" w:eastAsiaTheme="minorEastAsia" w:hAnsiTheme="minorHAnsi" w:cstheme="minorBidi"/>
+              <w:noProof/>
+              <w:kern w:val="2"/>
+              <w:lang w:eastAsia="en-GB"/>
+              <w14:ligatures w14:val="standardContextual"/>
+            </w:rPr>
+          </w:pPr>
+          <w:hyperlink w:anchor="_Toc179403639" w:history="1">
+            <w:r>
+              <w:rPr>
+                <w:rStyle w:val="Hyperlink"/>
+                <w:noProof/>
+              </w:rPr>
+              <w:t>3.4.2 Data Cleansing</w:t>
+            </w:r>
+            <w:r>
+              <w:rPr>
+                <w:noProof/>
+                <w:webHidden/>
+              </w:rPr>
+              <w:tab/>
+            </w:r>
+            <w:r>
+              <w:rPr>
+                <w:noProof/>
+                <w:webHidden/>
+              </w:rPr>
+              <w:fldChar w:fldCharType="begin"/>
+            </w:r>
+            <w:r>
+              <w:rPr>
+                <w:noProof/>
+                <w:webHidden/>
+              </w:rPr>
+              <w:instrText xml:space="preserve"> PAGEREF _Toc179403639 \h </w:instrText>
+            </w:r>
+            <w:r>
+              <w:rPr>
+                <w:noProof/>
+                <w:webHidden/>
+              </w:rPr>
+            </w:r>
+            <w:r>
+              <w:rPr>
+                <w:noProof/>
+                <w:webHidden/>
+              </w:rPr>
+              <w:fldChar w:fldCharType="separate"/>
+            </w:r>
+            <w:r>
+              <w:rPr>
+                <w:noProof/>
+                <w:webHidden/>
+              </w:rPr>
+              <w:t>13</w:t>
+            </w:r>
+            <w:r>
+              <w:rPr>
+                <w:noProof/>
+                <w:webHidden/>
+              </w:rPr>
+              <w:fldChar w:fldCharType="end"/>
+            </w:r>
+          </w:hyperlink>
+        </w:p>
+        <w:p>
+          <w:pPr>
+            <w:pStyle w:val="TOC3"/>
+            <w:tabs>
+              <w:tab w:val="right" w:leader="dot" w:pos="9350"/>
+            </w:tabs>
+            <w:rPr>
+              <w:rFonts w:asciiTheme="minorHAnsi" w:eastAsiaTheme="minorEastAsia" w:hAnsiTheme="minorHAnsi" w:cstheme="minorBidi"/>
+              <w:noProof/>
+              <w:kern w:val="2"/>
+              <w:lang w:eastAsia="en-GB"/>
+              <w14:ligatures w14:val="standardContextual"/>
+            </w:rPr>
+          </w:pPr>
+          <w:hyperlink w:anchor="_Toc179403640" w:history="1">
+            <w:r>
+              <w:rPr>
+                <w:rStyle w:val="Hyperlink"/>
+                <w:noProof/>
+              </w:rPr>
+              <w:t>3.4.3 Data Integration</w:t>
+            </w:r>
+            <w:r>
+              <w:rPr>
+                <w:noProof/>
+                <w:webHidden/>
+              </w:rPr>
+              <w:tab/>
+            </w:r>
+            <w:r>
+              <w:rPr>
+                <w:noProof/>
+                <w:webHidden/>
+              </w:rPr>
+              <w:fldChar w:fldCharType="begin"/>
+            </w:r>
+            <w:r>
+              <w:rPr>
+                <w:noProof/>
+                <w:webHidden/>
+              </w:rPr>
+              <w:instrText xml:space="preserve"> PAGEREF _Toc179403640 \h </w:instrText>
+            </w:r>
+            <w:r>
+              <w:rPr>
+                <w:noProof/>
+                <w:webHidden/>
+              </w:rPr>
+            </w:r>
+            <w:r>
+              <w:rPr>
+                <w:noProof/>
+                <w:webHidden/>
+              </w:rPr>
+              <w:fldChar w:fldCharType="separate"/>
+            </w:r>
+            <w:r>
+              <w:rPr>
+                <w:noProof/>
+                <w:webHidden/>
+              </w:rPr>
+              <w:t>13</w:t>
+            </w:r>
+            <w:r>
+              <w:rPr>
+                <w:noProof/>
+                <w:webHidden/>
+              </w:rPr>
+              <w:fldChar w:fldCharType="end"/>
+            </w:r>
+          </w:hyperlink>
+        </w:p>
+        <w:p>
+          <w:pPr>
+            <w:pStyle w:val="TOC3"/>
+            <w:tabs>
+              <w:tab w:val="right" w:leader="dot" w:pos="9350"/>
+            </w:tabs>
+            <w:rPr>
+              <w:rFonts w:asciiTheme="minorHAnsi" w:eastAsiaTheme="minorEastAsia" w:hAnsiTheme="minorHAnsi" w:cstheme="minorBidi"/>
+              <w:noProof/>
+              <w:kern w:val="2"/>
+              <w:lang w:eastAsia="en-GB"/>
+              <w14:ligatures w14:val="standardContextual"/>
+            </w:rPr>
+          </w:pPr>
+          <w:hyperlink w:anchor="_Toc179403641" w:history="1">
+            <w:r>
+              <w:rPr>
+                <w:rStyle w:val="Hyperlink"/>
+                <w:noProof/>
+              </w:rPr>
+              <w:t>3.4.4 Data Analysis</w:t>
+            </w:r>
+            <w:r>
+              <w:rPr>
+                <w:noProof/>
+                <w:webHidden/>
+              </w:rPr>
+              <w:tab/>
+            </w:r>
+            <w:r>
+              <w:rPr>
+                <w:noProof/>
+                <w:webHidden/>
+              </w:rPr>
+              <w:fldChar w:fldCharType="begin"/>
+            </w:r>
+            <w:r>
+              <w:rPr>
+                <w:noProof/>
+                <w:webHidden/>
+              </w:rPr>
+              <w:instrText xml:space="preserve"> PAGEREF _Toc179403641 \h </w:instrText>
+            </w:r>
+            <w:r>
+              <w:rPr>
+                <w:noProof/>
+                <w:webHidden/>
+              </w:rPr>
+            </w:r>
+            <w:r>
+              <w:rPr>
+                <w:noProof/>
+                <w:webHidden/>
+              </w:rPr>
+              <w:fldChar w:fldCharType="separate"/>
+            </w:r>
+            <w:r>
+              <w:rPr>
+                <w:noProof/>
+                <w:webHidden/>
+              </w:rPr>
+              <w:t>13</w:t>
+            </w:r>
+            <w:r>
+              <w:rPr>
+                <w:noProof/>
+                <w:webHidden/>
+              </w:rPr>
+              <w:fldChar w:fldCharType="end"/>
+            </w:r>
+          </w:hyperlink>
+        </w:p>
+        <w:p>
+          <w:pPr>
+            <w:pStyle w:val="TOC2"/>
+            <w:tabs>
+              <w:tab w:val="right" w:leader="dot" w:pos="9350"/>
+            </w:tabs>
+            <w:rPr>
+              <w:rFonts w:asciiTheme="minorHAnsi" w:eastAsiaTheme="minorEastAsia" w:hAnsiTheme="minorHAnsi" w:cstheme="minorBidi"/>
+              <w:noProof/>
+              <w:kern w:val="2"/>
+              <w:lang w:eastAsia="en-GB"/>
+              <w14:ligatures w14:val="standardContextual"/>
+            </w:rPr>
+          </w:pPr>
+          <w:hyperlink w:anchor="_Toc179403642" w:history="1">
+            <w:r>
+              <w:rPr>
+                <w:rStyle w:val="Hyperlink"/>
+                <w:noProof/>
+              </w:rPr>
+              <w:t>3.5 Data Collection and Analysis</w:t>
+            </w:r>
+            <w:r>
+              <w:rPr>
+                <w:noProof/>
+                <w:webHidden/>
+              </w:rPr>
+              <w:tab/>
+            </w:r>
+            <w:r>
+              <w:rPr>
+                <w:noProof/>
+                <w:webHidden/>
+              </w:rPr>
+              <w:fldChar w:fldCharType="begin"/>
+            </w:r>
+            <w:r>
+              <w:rPr>
+                <w:noProof/>
+                <w:webHidden/>
+              </w:rPr>
+              <w:instrText xml:space="preserve"> PAGEREF _Toc179403642 \h </w:instrText>
+            </w:r>
+            <w:r>
+              <w:rPr>
+                <w:noProof/>
+                <w:webHidden/>
+              </w:rPr>
+            </w:r>
+            <w:r>
+              <w:rPr>
+                <w:noProof/>
+                <w:webHidden/>
+              </w:rPr>
+              <w:fldChar w:fldCharType="separate"/>
+            </w:r>
+            <w:r>
+              <w:rPr>
+                <w:noProof/>
+                <w:webHidden/>
+              </w:rPr>
+              <w:t>13</w:t>
+            </w:r>
+            <w:r>
+              <w:rPr>
+                <w:noProof/>
+                <w:webHidden/>
+              </w:rPr>
+              <w:fldChar w:fldCharType="end"/>
+            </w:r>
+          </w:hyperlink>
+        </w:p>
+        <w:p>
+          <w:pPr>
+            <w:pStyle w:val="TOC3"/>
+            <w:tabs>
+              <w:tab w:val="right" w:leader="dot" w:pos="9350"/>
+            </w:tabs>
+            <w:rPr>
+              <w:rFonts w:asciiTheme="minorHAnsi" w:eastAsiaTheme="minorEastAsia" w:hAnsiTheme="minorHAnsi" w:cstheme="minorBidi"/>
+              <w:noProof/>
+              <w:kern w:val="2"/>
+              <w:lang w:eastAsia="en-GB"/>
+              <w14:ligatures w14:val="standardContextual"/>
+            </w:rPr>
+          </w:pPr>
+          <w:hyperlink w:anchor="_Toc179403643" w:history="1">
+            <w:r>
+              <w:rPr>
+                <w:rStyle w:val="Hyperlink"/>
+                <w:noProof/>
+              </w:rPr>
+              <w:t>3.5.1 Data Analysis</w:t>
+            </w:r>
+            <w:r>
+              <w:rPr>
+                <w:noProof/>
+                <w:webHidden/>
+              </w:rPr>
+              <w:tab/>
+            </w:r>
+            <w:r>
+              <w:rPr>
+                <w:noProof/>
+                <w:webHidden/>
+              </w:rPr>
+              <w:fldChar w:fldCharType="begin"/>
+            </w:r>
+            <w:r>
+              <w:rPr>
+                <w:noProof/>
+                <w:webHidden/>
+              </w:rPr>
+              <w:instrText xml:space="preserve"> PAGEREF _Toc179403643 \h </w:instrText>
+            </w:r>
+            <w:r>
+              <w:rPr>
+                <w:noProof/>
+                <w:webHidden/>
+              </w:rPr>
+            </w:r>
+            <w:r>
+              <w:rPr>
+                <w:noProof/>
+                <w:webHidden/>
+              </w:rPr>
+              <w:fldChar w:fldCharType="separate"/>
+            </w:r>
+            <w:r>
+              <w:rPr>
+                <w:noProof/>
+                <w:webHidden/>
+              </w:rPr>
+              <w:t>13</w:t>
+            </w:r>
+            <w:r>
+              <w:rPr>
+                <w:noProof/>
+                <w:webHidden/>
+              </w:rPr>
+              <w:fldChar w:fldCharType="end"/>
+            </w:r>
+          </w:hyperlink>
+        </w:p>
+        <w:p>
+          <w:pPr>
+            <w:pStyle w:val="TOC3"/>
+            <w:tabs>
+              <w:tab w:val="right" w:leader="dot" w:pos="9350"/>
+            </w:tabs>
+            <w:rPr>
+              <w:rFonts w:asciiTheme="minorHAnsi" w:eastAsiaTheme="minorEastAsia" w:hAnsiTheme="minorHAnsi" w:cstheme="minorBidi"/>
+              <w:noProof/>
+              <w:kern w:val="2"/>
+              <w:lang w:eastAsia="en-GB"/>
+              <w14:ligatures w14:val="standardContextual"/>
+            </w:rPr>
+          </w:pPr>
+          <w:hyperlink w:anchor="_Toc179403644" w:history="1">
+            <w:r>
+              <w:rPr>
+                <w:rStyle w:val="Hyperlink"/>
+                <w:noProof/>
+              </w:rPr>
+              <w:t>Figure 2: Confidence with the Handling of Personal Information</w:t>
+            </w:r>
+            <w:r>
+              <w:rPr>
+                <w:noProof/>
+                <w:webHidden/>
+              </w:rPr>
+              <w:tab/>
+            </w:r>
+            <w:r>
+              <w:rPr>
+                <w:noProof/>
+                <w:webHidden/>
+              </w:rPr>
+              <w:fldChar w:fldCharType="begin"/>
+            </w:r>
+            <w:r>
+              <w:rPr>
+                <w:noProof/>
+                <w:webHidden/>
+              </w:rPr>
+              <w:instrText xml:space="preserve"> PAGEREF _Toc179403644 \h </w:instrText>
+            </w:r>
+            <w:r>
+              <w:rPr>
+                <w:noProof/>
+                <w:webHidden/>
+              </w:rPr>
+            </w:r>
+            <w:r>
+              <w:rPr>
+                <w:noProof/>
+                <w:webHidden/>
+              </w:rPr>
+              <w:fldChar w:fldCharType="separate"/>
+            </w:r>
+            <w:r>
+              <w:rPr>
+                <w:noProof/>
+                <w:webHidden/>
+              </w:rPr>
+              <w:t>14</w:t>
+            </w:r>
+            <w:r>
+              <w:rPr>
+                <w:noProof/>
+                <w:webHidden/>
+              </w:rPr>
+              <w:fldChar w:fldCharType="end"/>
+            </w:r>
+          </w:hyperlink>
+        </w:p>
+        <w:p>
+          <w:pPr>
+            <w:pStyle w:val="TOC3"/>
+            <w:tabs>
+              <w:tab w:val="right" w:leader="dot" w:pos="9350"/>
+            </w:tabs>
+            <w:rPr>
+              <w:rFonts w:asciiTheme="minorHAnsi" w:eastAsiaTheme="minorEastAsia" w:hAnsiTheme="minorHAnsi" w:cstheme="minorBidi"/>
+              <w:noProof/>
+              <w:kern w:val="2"/>
+              <w:lang w:eastAsia="en-GB"/>
+              <w14:ligatures w14:val="standardContextual"/>
+            </w:rPr>
+          </w:pPr>
+          <w:hyperlink w:anchor="_Toc179403645" w:history="1">
+            <w:r>
+              <w:rPr>
+                <w:rStyle w:val="Hyperlink"/>
+                <w:noProof/>
+              </w:rPr>
+              <w:t>Figure 3: Essential Features for a Secure User Registration</w:t>
+            </w:r>
+            <w:r>
+              <w:rPr>
+                <w:noProof/>
+                <w:webHidden/>
+              </w:rPr>
+              <w:tab/>
+            </w:r>
+            <w:r>
+              <w:rPr>
+                <w:noProof/>
+                <w:webHidden/>
+              </w:rPr>
+              <w:fldChar w:fldCharType="begin"/>
+            </w:r>
+            <w:r>
+              <w:rPr>
+                <w:noProof/>
+                <w:webHidden/>
+              </w:rPr>
+              <w:instrText xml:space="preserve"> PAGEREF _Toc179403645 \h </w:instrText>
+            </w:r>
+            <w:r>
+              <w:rPr>
+                <w:noProof/>
+                <w:webHidden/>
+              </w:rPr>
+            </w:r>
+            <w:r>
+              <w:rPr>
+                <w:noProof/>
+                <w:webHidden/>
+              </w:rPr>
+              <w:fldChar w:fldCharType="separate"/>
+            </w:r>
+            <w:r>
+              <w:rPr>
+                <w:noProof/>
+                <w:webHidden/>
+              </w:rPr>
+              <w:t>15</w:t>
+            </w:r>
+            <w:r>
+              <w:rPr>
+                <w:noProof/>
+                <w:webHidden/>
+              </w:rPr>
+              <w:fldChar w:fldCharType="end"/>
+            </w:r>
+          </w:hyperlink>
+        </w:p>
+        <w:p>
+          <w:pPr>
+            <w:pStyle w:val="TOC3"/>
+            <w:tabs>
+              <w:tab w:val="right" w:leader="dot" w:pos="9350"/>
+            </w:tabs>
+            <w:rPr>
+              <w:rFonts w:asciiTheme="minorHAnsi" w:eastAsiaTheme="minorEastAsia" w:hAnsiTheme="minorHAnsi" w:cstheme="minorBidi"/>
+              <w:noProof/>
+              <w:kern w:val="2"/>
+              <w:lang w:eastAsia="en-GB"/>
+              <w14:ligatures w14:val="standardContextual"/>
+            </w:rPr>
+          </w:pPr>
+          <w:hyperlink w:anchor="_Toc179403646" w:history="1">
+            <w:r>
+              <w:rPr>
+                <w:rStyle w:val="Hyperlink"/>
+                <w:noProof/>
+              </w:rPr>
+              <w:t>Figure 4: Value in an Easy and Quick Request for Help in an Emergency Situation</w:t>
+            </w:r>
+            <w:r>
+              <w:rPr>
+                <w:noProof/>
+                <w:webHidden/>
+              </w:rPr>
+              <w:tab/>
+            </w:r>
+            <w:r>
+              <w:rPr>
+                <w:noProof/>
+                <w:webHidden/>
+              </w:rPr>
+              <w:fldChar w:fldCharType="begin"/>
+            </w:r>
+            <w:r>
+              <w:rPr>
+                <w:noProof/>
+                <w:webHidden/>
+              </w:rPr>
+              <w:instrText xml:space="preserve"> PAGEREF _Toc179403646 \h </w:instrText>
+            </w:r>
+            <w:r>
+              <w:rPr>
+                <w:noProof/>
+                <w:webHidden/>
+              </w:rPr>
+            </w:r>
+            <w:r>
+              <w:rPr>
+                <w:noProof/>
+                <w:webHidden/>
+              </w:rPr>
+              <w:fldChar w:fldCharType="separate"/>
+            </w:r>
+            <w:r>
+              <w:rPr>
+                <w:noProof/>
+                <w:webHidden/>
+              </w:rPr>
+              <w:t>16</w:t>
+            </w:r>
+            <w:r>
+              <w:rPr>
+                <w:noProof/>
+                <w:webHidden/>
+              </w:rPr>
+              <w:fldChar w:fldCharType="end"/>
+            </w:r>
+          </w:hyperlink>
+        </w:p>
+        <w:p>
+          <w:pPr>
+            <w:pStyle w:val="TOC3"/>
+            <w:tabs>
+              <w:tab w:val="right" w:leader="dot" w:pos="9350"/>
+            </w:tabs>
+            <w:rPr>
+              <w:rFonts w:asciiTheme="minorHAnsi" w:eastAsiaTheme="minorEastAsia" w:hAnsiTheme="minorHAnsi" w:cstheme="minorBidi"/>
+              <w:noProof/>
+              <w:kern w:val="2"/>
+              <w:lang w:eastAsia="en-GB"/>
+              <w14:ligatures w14:val="standardContextual"/>
+            </w:rPr>
+          </w:pPr>
+          <w:hyperlink w:anchor="_Toc179403647" w:history="1">
+            <w:r>
+              <w:rPr>
+                <w:rStyle w:val="Hyperlink"/>
+                <w:noProof/>
+              </w:rPr>
+              <w:t>Figure 5: Effectiveness of a Single Button to Request Help</w:t>
+            </w:r>
+            <w:r>
+              <w:rPr>
+                <w:noProof/>
+                <w:webHidden/>
+              </w:rPr>
+              <w:tab/>
+            </w:r>
+            <w:r>
+              <w:rPr>
+                <w:noProof/>
+                <w:webHidden/>
+              </w:rPr>
+              <w:fldChar w:fldCharType="begin"/>
+            </w:r>
+            <w:r>
+              <w:rPr>
+                <w:noProof/>
+                <w:webHidden/>
+              </w:rPr>
+              <w:instrText xml:space="preserve"> PAGEREF _Toc179403647 \h </w:instrText>
+            </w:r>
+            <w:r>
+              <w:rPr>
+                <w:noProof/>
+                <w:webHidden/>
+              </w:rPr>
+            </w:r>
+            <w:r>
+              <w:rPr>
+                <w:noProof/>
+                <w:webHidden/>
+              </w:rPr>
+              <w:fldChar w:fldCharType="separate"/>
+            </w:r>
+            <w:r>
+              <w:rPr>
+                <w:noProof/>
+                <w:webHidden/>
+              </w:rPr>
+              <w:t>17</w:t>
+            </w:r>
+            <w:r>
+              <w:rPr>
+                <w:noProof/>
+                <w:webHidden/>
+              </w:rPr>
+              <w:fldChar w:fldCharType="end"/>
+            </w:r>
+          </w:hyperlink>
+        </w:p>
+        <w:p>
+          <w:pPr>
+            <w:pStyle w:val="TOC3"/>
+            <w:tabs>
+              <w:tab w:val="right" w:leader="dot" w:pos="9350"/>
+            </w:tabs>
+            <w:rPr>
+              <w:rFonts w:asciiTheme="minorHAnsi" w:eastAsiaTheme="minorEastAsia" w:hAnsiTheme="minorHAnsi" w:cstheme="minorBidi"/>
+              <w:noProof/>
+              <w:kern w:val="2"/>
+              <w:lang w:eastAsia="en-GB"/>
+              <w14:ligatures w14:val="standardContextual"/>
+            </w:rPr>
+          </w:pPr>
+          <w:hyperlink w:anchor="_Toc179403648" w:history="1">
+            <w:r>
+              <w:rPr>
+                <w:rStyle w:val="Hyperlink"/>
+                <w:noProof/>
+              </w:rPr>
+              <w:t>Figure 6: Value of a Visit Tracking Feature in the App</w:t>
+            </w:r>
+            <w:r>
+              <w:rPr>
+                <w:noProof/>
+                <w:webHidden/>
+              </w:rPr>
+              <w:tab/>
+            </w:r>
+            <w:r>
+              <w:rPr>
+                <w:noProof/>
+                <w:webHidden/>
+              </w:rPr>
+              <w:fldChar w:fldCharType="begin"/>
+            </w:r>
+            <w:r>
+              <w:rPr>
+                <w:noProof/>
+                <w:webHidden/>
+              </w:rPr>
+              <w:instrText xml:space="preserve"> PAGEREF _Toc179403648 \h </w:instrText>
+            </w:r>
+            <w:r>
+              <w:rPr>
+                <w:noProof/>
+                <w:webHidden/>
+              </w:rPr>
+            </w:r>
+            <w:r>
+              <w:rPr>
+                <w:noProof/>
+                <w:webHidden/>
+              </w:rPr>
+              <w:fldChar w:fldCharType="separate"/>
+            </w:r>
+            <w:r>
+              <w:rPr>
+                <w:noProof/>
+                <w:webHidden/>
+              </w:rPr>
+              <w:t>18</w:t>
+            </w:r>
+            <w:r>
+              <w:rPr>
+                <w:noProof/>
+                <w:webHidden/>
+              </w:rPr>
+              <w:fldChar w:fldCharType="end"/>
+            </w:r>
+          </w:hyperlink>
+        </w:p>
+        <w:p>
+          <w:pPr>
+            <w:pStyle w:val="TOC3"/>
+            <w:tabs>
+              <w:tab w:val="right" w:leader="dot" w:pos="9350"/>
+            </w:tabs>
+            <w:rPr>
+              <w:rFonts w:asciiTheme="minorHAnsi" w:eastAsiaTheme="minorEastAsia" w:hAnsiTheme="minorHAnsi" w:cstheme="minorBidi"/>
+              <w:noProof/>
+              <w:kern w:val="2"/>
+              <w:lang w:eastAsia="en-GB"/>
+              <w14:ligatures w14:val="standardContextual"/>
+            </w:rPr>
+          </w:pPr>
+          <w:hyperlink w:anchor="_Toc179403649" w:history="1">
+            <w:r>
+              <w:rPr>
+                <w:rStyle w:val="Hyperlink"/>
+                <w:noProof/>
+              </w:rPr>
+              <w:t>Figure 7: Willingness to Leave a Review in the App</w:t>
+            </w:r>
+            <w:r>
+              <w:rPr>
+                <w:noProof/>
+                <w:webHidden/>
+              </w:rPr>
+              <w:tab/>
+            </w:r>
+            <w:r>
+              <w:rPr>
+                <w:noProof/>
+                <w:webHidden/>
+              </w:rPr>
+              <w:fldChar w:fldCharType="begin"/>
+            </w:r>
+            <w:r>
+              <w:rPr>
+                <w:noProof/>
+                <w:webHidden/>
+              </w:rPr>
+              <w:instrText xml:space="preserve"> PAGEREF _Toc179403649 \h </w:instrText>
+            </w:r>
+            <w:r>
+              <w:rPr>
+                <w:noProof/>
+                <w:webHidden/>
+              </w:rPr>
+            </w:r>
+            <w:r>
+              <w:rPr>
+                <w:noProof/>
+                <w:webHidden/>
+              </w:rPr>
+              <w:fldChar w:fldCharType="separate"/>
+            </w:r>
+            <w:r>
+              <w:rPr>
+                <w:noProof/>
+                <w:webHidden/>
+              </w:rPr>
+              <w:t>19</w:t>
+            </w:r>
+            <w:r>
+              <w:rPr>
+                <w:noProof/>
+                <w:webHidden/>
+              </w:rPr>
+              <w:fldChar w:fldCharType="end"/>
+            </w:r>
+          </w:hyperlink>
+        </w:p>
+        <w:p>
+          <w:pPr>
+            <w:pStyle w:val="TOC3"/>
+            <w:tabs>
+              <w:tab w:val="right" w:leader="dot" w:pos="9350"/>
+            </w:tabs>
+            <w:rPr>
+              <w:rFonts w:asciiTheme="minorHAnsi" w:eastAsiaTheme="minorEastAsia" w:hAnsiTheme="minorHAnsi" w:cstheme="minorBidi"/>
+              <w:noProof/>
+              <w:kern w:val="2"/>
+              <w:lang w:eastAsia="en-GB"/>
+              <w14:ligatures w14:val="standardContextual"/>
+            </w:rPr>
+          </w:pPr>
+          <w:hyperlink w:anchor="_Toc179403650" w:history="1">
+            <w:r>
+              <w:rPr>
+                <w:rStyle w:val="Hyperlink"/>
+                <w:noProof/>
+              </w:rPr>
+              <w:t>Figure 8: Importance for Emergency Staff to Track Emergency Requests and Response Times</w:t>
+            </w:r>
+            <w:r>
+              <w:rPr>
+                <w:noProof/>
+                <w:webHidden/>
+              </w:rPr>
+              <w:tab/>
+            </w:r>
+            <w:r>
+              <w:rPr>
+                <w:noProof/>
+                <w:webHidden/>
+              </w:rPr>
+              <w:fldChar w:fldCharType="begin"/>
+            </w:r>
+            <w:r>
+              <w:rPr>
+                <w:noProof/>
+                <w:webHidden/>
+              </w:rPr>
+              <w:instrText xml:space="preserve"> PAGEREF _Toc179403650 \h </w:instrText>
+            </w:r>
+            <w:r>
+              <w:rPr>
+                <w:noProof/>
+                <w:webHidden/>
+              </w:rPr>
+            </w:r>
+            <w:r>
+              <w:rPr>
+                <w:noProof/>
+                <w:webHidden/>
+              </w:rPr>
+              <w:fldChar w:fldCharType="separate"/>
+            </w:r>
+            <w:r>
+              <w:rPr>
+                <w:noProof/>
+                <w:webHidden/>
+              </w:rPr>
+              <w:t>20</w:t>
+            </w:r>
+            <w:r>
+              <w:rPr>
+                <w:noProof/>
+                <w:webHidden/>
+              </w:rPr>
+              <w:fldChar w:fldCharType="end"/>
+            </w:r>
+          </w:hyperlink>
+        </w:p>
+        <w:p>
+          <w:pPr>
+            <w:pStyle w:val="TOC3"/>
+            <w:tabs>
+              <w:tab w:val="right" w:leader="dot" w:pos="9350"/>
+            </w:tabs>
+            <w:rPr>
+              <w:rFonts w:asciiTheme="minorHAnsi" w:eastAsiaTheme="minorEastAsia" w:hAnsiTheme="minorHAnsi" w:cstheme="minorBidi"/>
+              <w:noProof/>
+              <w:kern w:val="2"/>
+              <w:lang w:eastAsia="en-GB"/>
+              <w14:ligatures w14:val="standardContextual"/>
+            </w:rPr>
+          </w:pPr>
+          <w:hyperlink w:anchor="_Toc179403651" w:history="1">
+            <w:r>
+              <w:rPr>
+                <w:rStyle w:val="Hyperlink"/>
+                <w:noProof/>
+              </w:rPr>
+              <w:t>3.5.2 Results</w:t>
+            </w:r>
+            <w:r>
+              <w:rPr>
+                <w:noProof/>
+                <w:webHidden/>
+              </w:rPr>
+              <w:tab/>
+            </w:r>
+            <w:r>
+              <w:rPr>
+                <w:noProof/>
+                <w:webHidden/>
+              </w:rPr>
+              <w:fldChar w:fldCharType="begin"/>
+            </w:r>
+            <w:r>
+              <w:rPr>
+                <w:noProof/>
+                <w:webHidden/>
+              </w:rPr>
+              <w:instrText xml:space="preserve"> PAGEREF _Toc179403651 \h </w:instrText>
+            </w:r>
+            <w:r>
+              <w:rPr>
+                <w:noProof/>
+                <w:webHidden/>
+              </w:rPr>
+            </w:r>
+            <w:r>
+              <w:rPr>
+                <w:noProof/>
+                <w:webHidden/>
+              </w:rPr>
+              <w:fldChar w:fldCharType="separate"/>
+            </w:r>
+            <w:r>
+              <w:rPr>
+                <w:noProof/>
+                <w:webHidden/>
+              </w:rPr>
+              <w:t>21</w:t>
+            </w:r>
+            <w:r>
+              <w:rPr>
+                <w:noProof/>
+                <w:webHidden/>
+              </w:rPr>
+              <w:fldChar w:fldCharType="end"/>
+            </w:r>
+          </w:hyperlink>
+        </w:p>
+        <w:p>
+          <w:pPr>
+            <w:pStyle w:val="TOC1"/>
+            <w:rPr>
+              <w:rFonts w:asciiTheme="minorHAnsi" w:eastAsiaTheme="minorEastAsia" w:hAnsiTheme="minorHAnsi" w:cstheme="minorBidi"/>
+              <w:noProof/>
+              <w:kern w:val="2"/>
+              <w:lang w:eastAsia="en-GB"/>
+              <w14:ligatures w14:val="standardContextual"/>
+            </w:rPr>
+          </w:pPr>
+          <w:hyperlink w:anchor="_Toc179403652" w:history="1">
+            <w:r>
+              <w:rPr>
+                <w:rStyle w:val="Hyperlink"/>
+                <w:noProof/>
+              </w:rPr>
+              <w:t>CHAPTER FOUR: SYSTEM ANALYSIS AND DESIGN</w:t>
+            </w:r>
+            <w:r>
+              <w:rPr>
+                <w:noProof/>
+                <w:webHidden/>
+              </w:rPr>
+              <w:tab/>
+            </w:r>
+            <w:r>
+              <w:rPr>
+                <w:noProof/>
+                <w:webHidden/>
+              </w:rPr>
+              <w:fldChar w:fldCharType="begin"/>
+            </w:r>
+            <w:r>
+              <w:rPr>
+                <w:noProof/>
+                <w:webHidden/>
+              </w:rPr>
+              <w:instrText xml:space="preserve"> PAGEREF _Toc179403652 \h </w:instrText>
+            </w:r>
+            <w:r>
+              <w:rPr>
+                <w:noProof/>
+                <w:webHidden/>
+              </w:rPr>
+            </w:r>
+            <w:r>
+              <w:rPr>
+                <w:noProof/>
+                <w:webHidden/>
+              </w:rPr>
+              <w:fldChar w:fldCharType="separate"/>
+            </w:r>
+            <w:r>
+              <w:rPr>
+                <w:noProof/>
+                <w:webHidden/>
+              </w:rPr>
+              <w:t>23</w:t>
+            </w:r>
+            <w:r>
+              <w:rPr>
+                <w:noProof/>
+                <w:webHidden/>
+              </w:rPr>
+              <w:fldChar w:fldCharType="end"/>
+            </w:r>
+          </w:hyperlink>
+        </w:p>
+        <w:p>
+          <w:pPr>
+            <w:pStyle w:val="TOC2"/>
+            <w:tabs>
+              <w:tab w:val="right" w:leader="dot" w:pos="9350"/>
+            </w:tabs>
+            <w:rPr>
+              <w:rFonts w:asciiTheme="minorHAnsi" w:eastAsiaTheme="minorEastAsia" w:hAnsiTheme="minorHAnsi" w:cstheme="minorBidi"/>
+              <w:noProof/>
+              <w:kern w:val="2"/>
+              <w:lang w:eastAsia="en-GB"/>
+              <w14:ligatures w14:val="standardContextual"/>
+            </w:rPr>
+          </w:pPr>
+          <w:hyperlink w:anchor="_Toc179403653" w:history="1">
+            <w:r>
+              <w:rPr>
+                <w:rStyle w:val="Hyperlink"/>
+                <w:noProof/>
+              </w:rPr>
+              <w:t>4.1 Introduction</w:t>
+            </w:r>
+            <w:r>
+              <w:rPr>
+                <w:noProof/>
+                <w:webHidden/>
+              </w:rPr>
+              <w:tab/>
+            </w:r>
+            <w:r>
+              <w:rPr>
+                <w:noProof/>
+                <w:webHidden/>
+              </w:rPr>
+              <w:fldChar w:fldCharType="begin"/>
+            </w:r>
+            <w:r>
+              <w:rPr>
+                <w:noProof/>
+                <w:webHidden/>
+              </w:rPr>
+              <w:instrText xml:space="preserve"> PAGEREF _Toc179403653 \h </w:instrText>
+            </w:r>
+            <w:r>
+              <w:rPr>
+                <w:noProof/>
+                <w:webHidden/>
+              </w:rPr>
+            </w:r>
+            <w:r>
+              <w:rPr>
+                <w:noProof/>
+                <w:webHidden/>
+              </w:rPr>
+              <w:fldChar w:fldCharType="separate"/>
+            </w:r>
+            <w:r>
+              <w:rPr>
+                <w:noProof/>
+                <w:webHidden/>
+              </w:rPr>
+              <w:t>23</w:t>
+            </w:r>
+            <w:r>
+              <w:rPr>
+                <w:noProof/>
+                <w:webHidden/>
+              </w:rPr>
+              <w:fldChar w:fldCharType="end"/>
+            </w:r>
+          </w:hyperlink>
+        </w:p>
+        <w:p>
+          <w:pPr>
+            <w:pStyle w:val="TOC2"/>
+            <w:tabs>
+              <w:tab w:val="right" w:leader="dot" w:pos="9350"/>
+            </w:tabs>
+            <w:rPr>
+              <w:rFonts w:asciiTheme="minorHAnsi" w:eastAsiaTheme="minorEastAsia" w:hAnsiTheme="minorHAnsi" w:cstheme="minorBidi"/>
+              <w:noProof/>
+              <w:kern w:val="2"/>
+              <w:lang w:eastAsia="en-GB"/>
+              <w14:ligatures w14:val="standardContextual"/>
+            </w:rPr>
+          </w:pPr>
+          <w:hyperlink w:anchor="_Toc179403654" w:history="1">
+            <w:r>
+              <w:rPr>
+                <w:rStyle w:val="Hyperlink"/>
+                <w:noProof/>
+              </w:rPr>
+              <w:t>4.2 Requirement Analysis</w:t>
+            </w:r>
+            <w:r>
+              <w:rPr>
+                <w:noProof/>
+                <w:webHidden/>
+              </w:rPr>
+              <w:tab/>
+            </w:r>
+            <w:r>
+              <w:rPr>
+                <w:noProof/>
+                <w:webHidden/>
+              </w:rPr>
+              <w:fldChar w:fldCharType="begin"/>
+            </w:r>
+            <w:r>
+              <w:rPr>
+                <w:noProof/>
+                <w:webHidden/>
+              </w:rPr>
+              <w:instrText xml:space="preserve"> PAGEREF _Toc179403654 \h </w:instrText>
+            </w:r>
+            <w:r>
+              <w:rPr>
+                <w:noProof/>
+                <w:webHidden/>
+              </w:rPr>
+            </w:r>
+            <w:r>
+              <w:rPr>
+                <w:noProof/>
+                <w:webHidden/>
+              </w:rPr>
+              <w:fldChar w:fldCharType="separate"/>
+            </w:r>
+            <w:r>
+              <w:rPr>
+                <w:noProof/>
+                <w:webHidden/>
+              </w:rPr>
+              <w:t>23</w:t>
+            </w:r>
+            <w:r>
+              <w:rPr>
+                <w:noProof/>
+                <w:webHidden/>
+              </w:rPr>
+              <w:fldChar w:fldCharType="end"/>
+            </w:r>
+          </w:hyperlink>
+        </w:p>
+        <w:p>
+          <w:pPr>
+            <w:pStyle w:val="TOC3"/>
+            <w:tabs>
+              <w:tab w:val="right" w:leader="dot" w:pos="9350"/>
+            </w:tabs>
+            <w:rPr>
+              <w:rFonts w:asciiTheme="minorHAnsi" w:eastAsiaTheme="minorEastAsia" w:hAnsiTheme="minorHAnsi" w:cstheme="minorBidi"/>
+              <w:noProof/>
+              <w:kern w:val="2"/>
+              <w:lang w:eastAsia="en-GB"/>
+              <w14:ligatures w14:val="standardContextual"/>
+            </w:rPr>
+          </w:pPr>
+          <w:hyperlink w:anchor="_Toc179403655" w:history="1">
+            <w:r>
+              <w:rPr>
+                <w:rStyle w:val="Hyperlink"/>
+                <w:noProof/>
+              </w:rPr>
+              <w:t>4.2.1 Functional Requirements</w:t>
+            </w:r>
+            <w:r>
+              <w:rPr>
+                <w:noProof/>
+                <w:webHidden/>
+              </w:rPr>
+              <w:tab/>
+            </w:r>
+            <w:r>
+              <w:rPr>
+                <w:noProof/>
+                <w:webHidden/>
+              </w:rPr>
+              <w:fldChar w:fldCharType="begin"/>
+            </w:r>
+            <w:r>
+              <w:rPr>
+                <w:noProof/>
+                <w:webHidden/>
+              </w:rPr>
+              <w:instrText xml:space="preserve"> PAGEREF _Toc179403655 \h </w:instrText>
+            </w:r>
+            <w:r>
+              <w:rPr>
+                <w:noProof/>
+                <w:webHidden/>
+              </w:rPr>
+            </w:r>
+            <w:r>
+              <w:rPr>
+                <w:noProof/>
+                <w:webHidden/>
+              </w:rPr>
+              <w:fldChar w:fldCharType="separate"/>
+            </w:r>
+            <w:r>
+              <w:rPr>
+                <w:noProof/>
+                <w:webHidden/>
+              </w:rPr>
+              <w:t>23</w:t>
+            </w:r>
+            <w:r>
+              <w:rPr>
+                <w:noProof/>
+                <w:webHidden/>
+              </w:rPr>
+              <w:fldChar w:fldCharType="end"/>
+            </w:r>
+          </w:hyperlink>
+        </w:p>
+        <w:p>
+          <w:pPr>
+            <w:pStyle w:val="TOC3"/>
+            <w:tabs>
+              <w:tab w:val="right" w:leader="dot" w:pos="9350"/>
+            </w:tabs>
+            <w:rPr>
+              <w:rFonts w:asciiTheme="minorHAnsi" w:eastAsiaTheme="minorEastAsia" w:hAnsiTheme="minorHAnsi" w:cstheme="minorBidi"/>
+              <w:noProof/>
+              <w:kern w:val="2"/>
+              <w:lang w:eastAsia="en-GB"/>
+              <w14:ligatures w14:val="standardContextual"/>
+            </w:rPr>
+          </w:pPr>
+          <w:hyperlink w:anchor="_Toc179403656" w:history="1">
+            <w:r>
+              <w:rPr>
+                <w:rStyle w:val="Hyperlink"/>
+                <w:noProof/>
+              </w:rPr>
+              <w:t>4.2.2 Non-functional Requirements</w:t>
+            </w:r>
+            <w:r>
+              <w:rPr>
+                <w:noProof/>
+                <w:webHidden/>
+              </w:rPr>
+              <w:tab/>
+            </w:r>
+            <w:r>
+              <w:rPr>
+                <w:noProof/>
+                <w:webHidden/>
+              </w:rPr>
+              <w:fldChar w:fldCharType="begin"/>
+            </w:r>
+            <w:r>
+              <w:rPr>
+                <w:noProof/>
+                <w:webHidden/>
+              </w:rPr>
+              <w:instrText xml:space="preserve"> PAGEREF _Toc179403656 \h </w:instrText>
+            </w:r>
+            <w:r>
+              <w:rPr>
+                <w:noProof/>
+                <w:webHidden/>
+              </w:rPr>
+            </w:r>
+            <w:r>
+              <w:rPr>
+                <w:noProof/>
+                <w:webHidden/>
+              </w:rPr>
+              <w:fldChar w:fldCharType="separate"/>
+            </w:r>
+            <w:r>
+              <w:rPr>
+                <w:noProof/>
+                <w:webHidden/>
+              </w:rPr>
+              <w:t>24</w:t>
+            </w:r>
+            <w:r>
+              <w:rPr>
+                <w:noProof/>
+                <w:webHidden/>
+              </w:rPr>
+              <w:fldChar w:fldCharType="end"/>
+            </w:r>
+          </w:hyperlink>
+        </w:p>
+        <w:p>
+          <w:pPr>
+            <w:pStyle w:val="TOC2"/>
+            <w:tabs>
+              <w:tab w:val="right" w:leader="dot" w:pos="9350"/>
+            </w:tabs>
+            <w:rPr>
+              <w:rFonts w:asciiTheme="minorHAnsi" w:eastAsiaTheme="minorEastAsia" w:hAnsiTheme="minorHAnsi" w:cstheme="minorBidi"/>
+              <w:noProof/>
+              <w:kern w:val="2"/>
+              <w:lang w:eastAsia="en-GB"/>
+              <w14:ligatures w14:val="standardContextual"/>
+            </w:rPr>
+          </w:pPr>
+          <w:hyperlink w:anchor="_Toc179403657" w:history="1">
+            <w:r>
+              <w:rPr>
+                <w:rStyle w:val="Hyperlink"/>
+                <w:noProof/>
+              </w:rPr>
+              <w:t>4.3 System Analysis</w:t>
+            </w:r>
+            <w:r>
+              <w:rPr>
+                <w:noProof/>
+                <w:webHidden/>
+              </w:rPr>
+              <w:tab/>
+            </w:r>
+            <w:r>
+              <w:rPr>
+                <w:noProof/>
+                <w:webHidden/>
+              </w:rPr>
+              <w:fldChar w:fldCharType="begin"/>
+            </w:r>
+            <w:r>
+              <w:rPr>
+                <w:noProof/>
+                <w:webHidden/>
+              </w:rPr>
+              <w:instrText xml:space="preserve"> PAGEREF _Toc179403657 \h </w:instrText>
+            </w:r>
+            <w:r>
+              <w:rPr>
+                <w:noProof/>
+                <w:webHidden/>
+              </w:rPr>
+            </w:r>
+            <w:r>
+              <w:rPr>
+                <w:noProof/>
+                <w:webHidden/>
+              </w:rPr>
+              <w:fldChar w:fldCharType="separate"/>
+            </w:r>
+            <w:r>
+              <w:rPr>
+                <w:noProof/>
+                <w:webHidden/>
+              </w:rPr>
+              <w:t>26</w:t>
+            </w:r>
+            <w:r>
+              <w:rPr>
+                <w:noProof/>
+                <w:webHidden/>
+              </w:rPr>
+              <w:fldChar w:fldCharType="end"/>
+            </w:r>
+          </w:hyperlink>
+        </w:p>
+        <w:p>
+          <w:pPr>
+            <w:pStyle w:val="TOC3"/>
+            <w:tabs>
+              <w:tab w:val="right" w:leader="dot" w:pos="9350"/>
+            </w:tabs>
+            <w:rPr>
+              <w:rFonts w:asciiTheme="minorHAnsi" w:eastAsiaTheme="minorEastAsia" w:hAnsiTheme="minorHAnsi" w:cstheme="minorBidi"/>
+              <w:noProof/>
+              <w:kern w:val="2"/>
+              <w:lang w:eastAsia="en-GB"/>
+              <w14:ligatures w14:val="standardContextual"/>
+            </w:rPr>
+          </w:pPr>
+          <w:hyperlink w:anchor="_Toc179403658" w:history="1">
+            <w:r>
+              <w:rPr>
+                <w:rStyle w:val="Hyperlink"/>
+                <w:noProof/>
+              </w:rPr>
+              <w:t>4.3.1 Use case Diagram</w:t>
+            </w:r>
+            <w:r>
+              <w:rPr>
+                <w:noProof/>
+                <w:webHidden/>
+              </w:rPr>
+              <w:tab/>
+            </w:r>
+            <w:r>
+              <w:rPr>
+                <w:noProof/>
+                <w:webHidden/>
+              </w:rPr>
+              <w:fldChar w:fldCharType="begin"/>
+            </w:r>
+            <w:r>
+              <w:rPr>
+                <w:noProof/>
+                <w:webHidden/>
+              </w:rPr>
+              <w:instrText xml:space="preserve"> PAGEREF _Toc179403658 \h </w:instrText>
+            </w:r>
+            <w:r>
+              <w:rPr>
+                <w:noProof/>
+                <w:webHidden/>
+              </w:rPr>
+            </w:r>
+            <w:r>
+              <w:rPr>
+                <w:noProof/>
+                <w:webHidden/>
+              </w:rPr>
+              <w:fldChar w:fldCharType="separate"/>
+            </w:r>
+            <w:r>
+              <w:rPr>
+                <w:noProof/>
+                <w:webHidden/>
+              </w:rPr>
+              <w:t>26</w:t>
+            </w:r>
+            <w:r>
+              <w:rPr>
+                <w:noProof/>
+                <w:webHidden/>
+              </w:rPr>
+              <w:fldChar w:fldCharType="end"/>
+            </w:r>
+          </w:hyperlink>
+        </w:p>
+        <w:p>
+          <w:pPr>
+            <w:pStyle w:val="TOC3"/>
+            <w:tabs>
+              <w:tab w:val="right" w:leader="dot" w:pos="9350"/>
+            </w:tabs>
+            <w:rPr>
+              <w:rFonts w:asciiTheme="minorHAnsi" w:eastAsiaTheme="minorEastAsia" w:hAnsiTheme="minorHAnsi" w:cstheme="minorBidi"/>
+              <w:noProof/>
+              <w:kern w:val="2"/>
+              <w:lang w:eastAsia="en-GB"/>
+              <w14:ligatures w14:val="standardContextual"/>
+            </w:rPr>
+          </w:pPr>
+          <w:hyperlink w:anchor="_Toc179403659" w:history="1">
+            <w:r>
+              <w:rPr>
+                <w:rStyle w:val="Hyperlink"/>
+                <w:noProof/>
+              </w:rPr>
+              <w:t>4.3.2 Activity Diagram</w:t>
+            </w:r>
+            <w:r>
+              <w:rPr>
+                <w:noProof/>
+                <w:webHidden/>
+              </w:rPr>
+              <w:tab/>
+            </w:r>
+            <w:r>
+              <w:rPr>
+                <w:noProof/>
+                <w:webHidden/>
+              </w:rPr>
+              <w:fldChar w:fldCharType="begin"/>
+            </w:r>
+            <w:r>
+              <w:rPr>
+                <w:noProof/>
+                <w:webHidden/>
+              </w:rPr>
+              <w:instrText xml:space="preserve"> PAGEREF _Toc179403659 \h </w:instrText>
+            </w:r>
+            <w:r>
+              <w:rPr>
+                <w:noProof/>
+                <w:webHidden/>
+              </w:rPr>
+            </w:r>
+            <w:r>
+              <w:rPr>
+                <w:noProof/>
+                <w:webHidden/>
+              </w:rPr>
+              <w:fldChar w:fldCharType="separate"/>
+            </w:r>
+            <w:r>
+              <w:rPr>
+                <w:noProof/>
+                <w:webHidden/>
+              </w:rPr>
+              <w:t>27</w:t>
+            </w:r>
+            <w:r>
+              <w:rPr>
+                <w:noProof/>
+                <w:webHidden/>
+              </w:rPr>
+              <w:fldChar w:fldCharType="end"/>
+            </w:r>
+          </w:hyperlink>
+        </w:p>
+        <w:p>
+          <w:pPr>
+            <w:pStyle w:val="TOC3"/>
+            <w:tabs>
+              <w:tab w:val="right" w:leader="dot" w:pos="9350"/>
+            </w:tabs>
+            <w:rPr>
+              <w:rFonts w:asciiTheme="minorHAnsi" w:eastAsiaTheme="minorEastAsia" w:hAnsiTheme="minorHAnsi" w:cstheme="minorBidi"/>
+              <w:noProof/>
+              <w:kern w:val="2"/>
+              <w:lang w:eastAsia="en-GB"/>
+              <w14:ligatures w14:val="standardContextual"/>
+            </w:rPr>
+          </w:pPr>
+          <w:hyperlink w:anchor="_Toc179403660" w:history="1">
+            <w:r>
+              <w:rPr>
+                <w:rStyle w:val="Hyperlink"/>
+                <w:noProof/>
+              </w:rPr>
+              <w:t>4.3.3 Dataflow Diagram</w:t>
+            </w:r>
+            <w:r>
+              <w:rPr>
+                <w:noProof/>
+                <w:webHidden/>
+              </w:rPr>
+              <w:tab/>
+            </w:r>
+            <w:r>
+              <w:rPr>
+                <w:noProof/>
+                <w:webHidden/>
+              </w:rPr>
+              <w:fldChar w:fldCharType="begin"/>
+            </w:r>
+            <w:r>
+              <w:rPr>
+                <w:noProof/>
+                <w:webHidden/>
+              </w:rPr>
+              <w:instrText xml:space="preserve"> PAGEREF _Toc179403660 \h </w:instrText>
+            </w:r>
+            <w:r>
+              <w:rPr>
+                <w:noProof/>
+                <w:webHidden/>
+              </w:rPr>
+            </w:r>
+            <w:r>
+              <w:rPr>
+                <w:noProof/>
+                <w:webHidden/>
+              </w:rPr>
+              <w:fldChar w:fldCharType="separate"/>
+            </w:r>
+            <w:r>
+              <w:rPr>
+                <w:noProof/>
+                <w:webHidden/>
+              </w:rPr>
+              <w:t>28</w:t>
+            </w:r>
+            <w:r>
+              <w:rPr>
+                <w:noProof/>
+                <w:webHidden/>
+              </w:rPr>
+              <w:fldChar w:fldCharType="end"/>
+            </w:r>
+          </w:hyperlink>
+        </w:p>
+        <w:p>
+          <w:pPr>
+            <w:pStyle w:val="TOC3"/>
+            <w:tabs>
+              <w:tab w:val="right" w:leader="dot" w:pos="9350"/>
+            </w:tabs>
+            <w:rPr>
+              <w:rFonts w:asciiTheme="minorHAnsi" w:eastAsiaTheme="minorEastAsia" w:hAnsiTheme="minorHAnsi" w:cstheme="minorBidi"/>
+              <w:noProof/>
+              <w:kern w:val="2"/>
+              <w:lang w:eastAsia="en-GB"/>
+              <w14:ligatures w14:val="standardContextual"/>
+            </w:rPr>
+          </w:pPr>
+          <w:hyperlink w:anchor="_Toc179403661" w:history="1">
+            <w:r>
+              <w:rPr>
+                <w:rStyle w:val="Hyperlink"/>
+                <w:noProof/>
+              </w:rPr>
+              <w:t>4.3.4 Class Diagram</w:t>
+            </w:r>
+            <w:r>
+              <w:rPr>
+                <w:noProof/>
+                <w:webHidden/>
+              </w:rPr>
+              <w:tab/>
+            </w:r>
+            <w:r>
+              <w:rPr>
+                <w:noProof/>
+                <w:webHidden/>
+              </w:rPr>
+              <w:fldChar w:fldCharType="begin"/>
+            </w:r>
+            <w:r>
+              <w:rPr>
+                <w:noProof/>
+                <w:webHidden/>
+              </w:rPr>
+              <w:instrText xml:space="preserve"> PAGEREF _Toc179403661 \h </w:instrText>
+            </w:r>
+            <w:r>
+              <w:rPr>
+                <w:noProof/>
+                <w:webHidden/>
+              </w:rPr>
+            </w:r>
+            <w:r>
+              <w:rPr>
+                <w:noProof/>
+                <w:webHidden/>
+              </w:rPr>
+              <w:fldChar w:fldCharType="separate"/>
+            </w:r>
+            <w:r>
+              <w:rPr>
+                <w:noProof/>
+                <w:webHidden/>
+              </w:rPr>
+              <w:t>31</w:t>
+            </w:r>
+            <w:r>
+              <w:rPr>
+                <w:noProof/>
+                <w:webHidden/>
+              </w:rPr>
+              <w:fldChar w:fldCharType="end"/>
+            </w:r>
+          </w:hyperlink>
+        </w:p>
+        <w:p>
+          <w:pPr>
+            <w:pStyle w:val="TOC3"/>
+            <w:tabs>
+              <w:tab w:val="right" w:leader="dot" w:pos="9350"/>
+            </w:tabs>
+            <w:rPr>
+              <w:rFonts w:asciiTheme="minorHAnsi" w:eastAsiaTheme="minorEastAsia" w:hAnsiTheme="minorHAnsi" w:cstheme="minorBidi"/>
+              <w:noProof/>
+              <w:kern w:val="2"/>
+              <w:lang w:eastAsia="en-GB"/>
+              <w14:ligatures w14:val="standardContextual"/>
+            </w:rPr>
+          </w:pPr>
+          <w:hyperlink w:anchor="_Toc179403662" w:history="1">
+            <w:r>
+              <w:rPr>
+                <w:rStyle w:val="Hyperlink"/>
+                <w:noProof/>
+              </w:rPr>
+              <w:t>4.3.5 Sequence Diagram</w:t>
+            </w:r>
+            <w:r>
+              <w:rPr>
+                <w:noProof/>
+                <w:webHidden/>
+              </w:rPr>
+              <w:tab/>
+            </w:r>
+            <w:r>
+              <w:rPr>
+                <w:noProof/>
+                <w:webHidden/>
+              </w:rPr>
+              <w:fldChar w:fldCharType="begin"/>
+            </w:r>
+            <w:r>
+              <w:rPr>
+                <w:noProof/>
+                <w:webHidden/>
+              </w:rPr>
+              <w:instrText xml:space="preserve"> PAGEREF _Toc179403662 \h </w:instrText>
+            </w:r>
+            <w:r>
+              <w:rPr>
+                <w:noProof/>
+                <w:webHidden/>
+              </w:rPr>
+            </w:r>
+            <w:r>
+              <w:rPr>
+                <w:noProof/>
+                <w:webHidden/>
+              </w:rPr>
+              <w:fldChar w:fldCharType="separate"/>
+            </w:r>
+            <w:r>
+              <w:rPr>
+                <w:noProof/>
+                <w:webHidden/>
+              </w:rPr>
+              <w:t>32</w:t>
+            </w:r>
+            <w:r>
+              <w:rPr>
+                <w:noProof/>
+                <w:webHidden/>
+              </w:rPr>
+              <w:fldChar w:fldCharType="end"/>
+            </w:r>
+          </w:hyperlink>
+        </w:p>
+        <w:p>
+          <w:pPr>
+            <w:pStyle w:val="TOC3"/>
+            <w:tabs>
+              <w:tab w:val="right" w:leader="dot" w:pos="9350"/>
+            </w:tabs>
+            <w:rPr>
+              <w:rFonts w:asciiTheme="minorHAnsi" w:eastAsiaTheme="minorEastAsia" w:hAnsiTheme="minorHAnsi" w:cstheme="minorBidi"/>
+              <w:noProof/>
+              <w:kern w:val="2"/>
+              <w:lang w:eastAsia="en-GB"/>
+              <w14:ligatures w14:val="standardContextual"/>
+            </w:rPr>
+          </w:pPr>
+          <w:hyperlink w:anchor="_Toc179403663" w:history="1">
+            <w:r>
+              <w:rPr>
+                <w:rStyle w:val="Hyperlink"/>
+                <w:noProof/>
+              </w:rPr>
+              <w:t>4.3.6 Entity Relational Diagram</w:t>
+            </w:r>
+            <w:r>
+              <w:rPr>
+                <w:noProof/>
+                <w:webHidden/>
+              </w:rPr>
+              <w:tab/>
+            </w:r>
+            <w:r>
+              <w:rPr>
+                <w:noProof/>
+                <w:webHidden/>
+              </w:rPr>
+              <w:fldChar w:fldCharType="begin"/>
+            </w:r>
+            <w:r>
+              <w:rPr>
+                <w:noProof/>
+                <w:webHidden/>
+              </w:rPr>
+              <w:instrText xml:space="preserve"> PAGEREF _Toc179403663 \h </w:instrText>
+            </w:r>
+            <w:r>
+              <w:rPr>
+                <w:noProof/>
+                <w:webHidden/>
+              </w:rPr>
+            </w:r>
+            <w:r>
+              <w:rPr>
+                <w:noProof/>
+                <w:webHidden/>
+              </w:rPr>
+              <w:fldChar w:fldCharType="separate"/>
+            </w:r>
+            <w:r>
+              <w:rPr>
+                <w:noProof/>
+                <w:webHidden/>
+              </w:rPr>
+              <w:t>33</w:t>
+            </w:r>
+            <w:r>
+              <w:rPr>
+                <w:noProof/>
+                <w:webHidden/>
+              </w:rPr>
+              <w:fldChar w:fldCharType="end"/>
+            </w:r>
+          </w:hyperlink>
+        </w:p>
+        <w:p>
+          <w:pPr>
+            <w:pStyle w:val="TOC1"/>
+            <w:rPr>
+              <w:rFonts w:asciiTheme="minorHAnsi" w:eastAsiaTheme="minorEastAsia" w:hAnsiTheme="minorHAnsi" w:cstheme="minorBidi"/>
+              <w:noProof/>
+              <w:kern w:val="2"/>
+              <w:lang w:eastAsia="en-GB"/>
+              <w14:ligatures w14:val="standardContextual"/>
+            </w:rPr>
+          </w:pPr>
+          <w:hyperlink w:anchor="_Toc179403664" w:history="1">
+            <w:r>
+              <w:rPr>
+                <w:rStyle w:val="Hyperlink"/>
+                <w:noProof/>
+              </w:rPr>
+              <w:t>REFERENCES</w:t>
+            </w:r>
+            <w:r>
+              <w:rPr>
+                <w:noProof/>
+                <w:webHidden/>
+              </w:rPr>
+              <w:tab/>
+            </w:r>
+            <w:r>
+              <w:rPr>
+                <w:noProof/>
+                <w:webHidden/>
+              </w:rPr>
+              <w:fldChar w:fldCharType="begin"/>
+            </w:r>
+            <w:r>
+              <w:rPr>
+                <w:noProof/>
+                <w:webHidden/>
+              </w:rPr>
+              <w:instrText xml:space="preserve"> PAGEREF _Toc179403664 \h </w:instrText>
+            </w:r>
+            <w:r>
+              <w:rPr>
+                <w:noProof/>
+                <w:webHidden/>
+              </w:rPr>
+            </w:r>
+            <w:r>
+              <w:rPr>
+                <w:noProof/>
+                <w:webHidden/>
+              </w:rPr>
+              <w:fldChar w:fldCharType="separate"/>
+            </w:r>
+            <w:r>
+              <w:rPr>
+                <w:noProof/>
+                <w:webHidden/>
+              </w:rPr>
+              <w:t>34</w:t>
+            </w:r>
+            <w:r>
+              <w:rPr>
+                <w:noProof/>
+                <w:webHidden/>
+              </w:rPr>
+              <w:fldChar w:fldCharType="end"/>
+            </w:r>
+          </w:hyperlink>
+        </w:p>
+        <w:p>
+          <w:r>
+            <w:rPr>
+              <w:b/>
+              <w:bCs/>
+              <w:noProof/>
+            </w:rPr>
+            <w:fldChar w:fldCharType="end"/>
+          </w:r>
+        </w:p>
+      </w:sdtContent>
+    </w:sdt>
     <w:p/>
     <w:p/>
     <w:p>
@@ -346,6 +5255,1201 @@
         </w:rPr>
         <w:lastRenderedPageBreak/>
         <w:t>LIST OF FIGURES</w:t>
+      </w:r>
+    </w:p>
+    <w:p>
+      <w:pPr>
+        <w:pStyle w:val="TableofFigures"/>
+        <w:tabs>
+          <w:tab w:val="right" w:leader="dot" w:pos="9350"/>
+        </w:tabs>
+        <w:rPr>
+          <w:rFonts w:asciiTheme="minorHAnsi" w:eastAsiaTheme="minorEastAsia" w:hAnsiTheme="minorHAnsi" w:cstheme="minorBidi"/>
+          <w:noProof/>
+          <w:kern w:val="2"/>
+          <w:lang w:eastAsia="en-GB"/>
+          <w14:ligatures w14:val="standardContextual"/>
+        </w:rPr>
+      </w:pPr>
+      <w:r>
+        <w:rPr>
+          <w:rStyle w:val="Strong"/>
+          <w:b w:val="0"/>
+          <w:bCs w:val="0"/>
+        </w:rPr>
+        <w:fldChar w:fldCharType="begin"/>
+      </w:r>
+      <w:r>
+        <w:rPr>
+          <w:rStyle w:val="Strong"/>
+          <w:b w:val="0"/>
+          <w:bCs w:val="0"/>
+        </w:rPr>
+        <w:instrText xml:space="preserve"> TOC \h \z \c "Figure" </w:instrText>
+      </w:r>
+      <w:r>
+        <w:rPr>
+          <w:rStyle w:val="Strong"/>
+          <w:b w:val="0"/>
+          <w:bCs w:val="0"/>
+        </w:rPr>
+        <w:fldChar w:fldCharType="separate"/>
+      </w:r>
+      <w:hyperlink w:anchor="_Toc179403680" w:history="1">
+        <w:r>
+          <w:rPr>
+            <w:rStyle w:val="Hyperlink"/>
+            <w:noProof/>
+          </w:rPr>
+          <w:t>Figure 1: Rapid Application Development Diagram</w:t>
+        </w:r>
+        <w:r>
+          <w:rPr>
+            <w:noProof/>
+            <w:webHidden/>
+          </w:rPr>
+          <w:tab/>
+        </w:r>
+        <w:r>
+          <w:rPr>
+            <w:noProof/>
+            <w:webHidden/>
+          </w:rPr>
+          <w:fldChar w:fldCharType="begin"/>
+        </w:r>
+        <w:r>
+          <w:rPr>
+            <w:noProof/>
+            <w:webHidden/>
+          </w:rPr>
+          <w:instrText xml:space="preserve"> PAGEREF _Toc179403680 \h </w:instrText>
+        </w:r>
+        <w:r>
+          <w:rPr>
+            <w:noProof/>
+            <w:webHidden/>
+          </w:rPr>
+        </w:r>
+        <w:r>
+          <w:rPr>
+            <w:noProof/>
+            <w:webHidden/>
+          </w:rPr>
+          <w:fldChar w:fldCharType="separate"/>
+        </w:r>
+        <w:r>
+          <w:rPr>
+            <w:noProof/>
+            <w:webHidden/>
+          </w:rPr>
+          <w:t>12</w:t>
+        </w:r>
+        <w:r>
+          <w:rPr>
+            <w:noProof/>
+            <w:webHidden/>
+          </w:rPr>
+          <w:fldChar w:fldCharType="end"/>
+        </w:r>
+      </w:hyperlink>
+    </w:p>
+    <w:p>
+      <w:pPr>
+        <w:pStyle w:val="TableofFigures"/>
+        <w:tabs>
+          <w:tab w:val="right" w:leader="dot" w:pos="9350"/>
+        </w:tabs>
+        <w:rPr>
+          <w:rFonts w:asciiTheme="minorHAnsi" w:eastAsiaTheme="minorEastAsia" w:hAnsiTheme="minorHAnsi" w:cstheme="minorBidi"/>
+          <w:noProof/>
+          <w:kern w:val="2"/>
+          <w:lang w:eastAsia="en-GB"/>
+          <w14:ligatures w14:val="standardContextual"/>
+        </w:rPr>
+      </w:pPr>
+      <w:hyperlink w:anchor="_Toc179403681" w:history="1">
+        <w:r>
+          <w:rPr>
+            <w:rStyle w:val="Hyperlink"/>
+            <w:noProof/>
+          </w:rPr>
+          <w:t>Figure 2: Confidence with the Handling of Personal Information</w:t>
+        </w:r>
+        <w:r>
+          <w:rPr>
+            <w:noProof/>
+            <w:webHidden/>
+          </w:rPr>
+          <w:tab/>
+        </w:r>
+        <w:r>
+          <w:rPr>
+            <w:noProof/>
+            <w:webHidden/>
+          </w:rPr>
+          <w:fldChar w:fldCharType="begin"/>
+        </w:r>
+        <w:r>
+          <w:rPr>
+            <w:noProof/>
+            <w:webHidden/>
+          </w:rPr>
+          <w:instrText xml:space="preserve"> PAGEREF _Toc179403681 \h </w:instrText>
+        </w:r>
+        <w:r>
+          <w:rPr>
+            <w:noProof/>
+            <w:webHidden/>
+          </w:rPr>
+        </w:r>
+        <w:r>
+          <w:rPr>
+            <w:noProof/>
+            <w:webHidden/>
+          </w:rPr>
+          <w:fldChar w:fldCharType="separate"/>
+        </w:r>
+        <w:r>
+          <w:rPr>
+            <w:noProof/>
+            <w:webHidden/>
+          </w:rPr>
+          <w:t>14</w:t>
+        </w:r>
+        <w:r>
+          <w:rPr>
+            <w:noProof/>
+            <w:webHidden/>
+          </w:rPr>
+          <w:fldChar w:fldCharType="end"/>
+        </w:r>
+      </w:hyperlink>
+    </w:p>
+    <w:p>
+      <w:pPr>
+        <w:pStyle w:val="TableofFigures"/>
+        <w:tabs>
+          <w:tab w:val="right" w:leader="dot" w:pos="9350"/>
+        </w:tabs>
+        <w:rPr>
+          <w:rFonts w:asciiTheme="minorHAnsi" w:eastAsiaTheme="minorEastAsia" w:hAnsiTheme="minorHAnsi" w:cstheme="minorBidi"/>
+          <w:noProof/>
+          <w:kern w:val="2"/>
+          <w:lang w:eastAsia="en-GB"/>
+          <w14:ligatures w14:val="standardContextual"/>
+        </w:rPr>
+      </w:pPr>
+      <w:hyperlink w:anchor="_Toc179403682" w:history="1">
+        <w:r>
+          <w:rPr>
+            <w:rStyle w:val="Hyperlink"/>
+            <w:noProof/>
+          </w:rPr>
+          <w:t>Figure 3: Essential Features for a Secure User Registration</w:t>
+        </w:r>
+        <w:r>
+          <w:rPr>
+            <w:noProof/>
+            <w:webHidden/>
+          </w:rPr>
+          <w:tab/>
+        </w:r>
+        <w:r>
+          <w:rPr>
+            <w:noProof/>
+            <w:webHidden/>
+          </w:rPr>
+          <w:fldChar w:fldCharType="begin"/>
+        </w:r>
+        <w:r>
+          <w:rPr>
+            <w:noProof/>
+            <w:webHidden/>
+          </w:rPr>
+          <w:instrText xml:space="preserve"> PAGEREF _Toc179403682 \h </w:instrText>
+        </w:r>
+        <w:r>
+          <w:rPr>
+            <w:noProof/>
+            <w:webHidden/>
+          </w:rPr>
+        </w:r>
+        <w:r>
+          <w:rPr>
+            <w:noProof/>
+            <w:webHidden/>
+          </w:rPr>
+          <w:fldChar w:fldCharType="separate"/>
+        </w:r>
+        <w:r>
+          <w:rPr>
+            <w:noProof/>
+            <w:webHidden/>
+          </w:rPr>
+          <w:t>15</w:t>
+        </w:r>
+        <w:r>
+          <w:rPr>
+            <w:noProof/>
+            <w:webHidden/>
+          </w:rPr>
+          <w:fldChar w:fldCharType="end"/>
+        </w:r>
+      </w:hyperlink>
+    </w:p>
+    <w:p>
+      <w:pPr>
+        <w:pStyle w:val="TableofFigures"/>
+        <w:tabs>
+          <w:tab w:val="right" w:leader="dot" w:pos="9350"/>
+        </w:tabs>
+        <w:rPr>
+          <w:rFonts w:asciiTheme="minorHAnsi" w:eastAsiaTheme="minorEastAsia" w:hAnsiTheme="minorHAnsi" w:cstheme="minorBidi"/>
+          <w:noProof/>
+          <w:kern w:val="2"/>
+          <w:lang w:eastAsia="en-GB"/>
+          <w14:ligatures w14:val="standardContextual"/>
+        </w:rPr>
+      </w:pPr>
+      <w:hyperlink w:anchor="_Toc179403683" w:history="1">
+        <w:r>
+          <w:rPr>
+            <w:rStyle w:val="Hyperlink"/>
+            <w:noProof/>
+          </w:rPr>
+          <w:t>Figure 4: Value in an Easy and Quick Request for Help in an Emergency Situation</w:t>
+        </w:r>
+        <w:r>
+          <w:rPr>
+            <w:noProof/>
+            <w:webHidden/>
+          </w:rPr>
+          <w:tab/>
+        </w:r>
+        <w:r>
+          <w:rPr>
+            <w:noProof/>
+            <w:webHidden/>
+          </w:rPr>
+          <w:fldChar w:fldCharType="begin"/>
+        </w:r>
+        <w:r>
+          <w:rPr>
+            <w:noProof/>
+            <w:webHidden/>
+          </w:rPr>
+          <w:instrText xml:space="preserve"> PAGEREF _Toc179403683 \h </w:instrText>
+        </w:r>
+        <w:r>
+          <w:rPr>
+            <w:noProof/>
+            <w:webHidden/>
+          </w:rPr>
+        </w:r>
+        <w:r>
+          <w:rPr>
+            <w:noProof/>
+            <w:webHidden/>
+          </w:rPr>
+          <w:fldChar w:fldCharType="separate"/>
+        </w:r>
+        <w:r>
+          <w:rPr>
+            <w:noProof/>
+            <w:webHidden/>
+          </w:rPr>
+          <w:t>16</w:t>
+        </w:r>
+        <w:r>
+          <w:rPr>
+            <w:noProof/>
+            <w:webHidden/>
+          </w:rPr>
+          <w:fldChar w:fldCharType="end"/>
+        </w:r>
+      </w:hyperlink>
+    </w:p>
+    <w:p>
+      <w:pPr>
+        <w:pStyle w:val="TableofFigures"/>
+        <w:tabs>
+          <w:tab w:val="right" w:leader="dot" w:pos="9350"/>
+        </w:tabs>
+        <w:rPr>
+          <w:rFonts w:asciiTheme="minorHAnsi" w:eastAsiaTheme="minorEastAsia" w:hAnsiTheme="minorHAnsi" w:cstheme="minorBidi"/>
+          <w:noProof/>
+          <w:kern w:val="2"/>
+          <w:lang w:eastAsia="en-GB"/>
+          <w14:ligatures w14:val="standardContextual"/>
+        </w:rPr>
+      </w:pPr>
+      <w:hyperlink w:anchor="_Toc179403684" w:history="1">
+        <w:r>
+          <w:rPr>
+            <w:rStyle w:val="Hyperlink"/>
+            <w:noProof/>
+          </w:rPr>
+          <w:t>Figure 5: Effectiveness of a Single Button to Request Help</w:t>
+        </w:r>
+        <w:r>
+          <w:rPr>
+            <w:noProof/>
+            <w:webHidden/>
+          </w:rPr>
+          <w:tab/>
+        </w:r>
+        <w:r>
+          <w:rPr>
+            <w:noProof/>
+            <w:webHidden/>
+          </w:rPr>
+          <w:fldChar w:fldCharType="begin"/>
+        </w:r>
+        <w:r>
+          <w:rPr>
+            <w:noProof/>
+            <w:webHidden/>
+          </w:rPr>
+          <w:instrText xml:space="preserve"> PAGEREF _Toc179403684 \h </w:instrText>
+        </w:r>
+        <w:r>
+          <w:rPr>
+            <w:noProof/>
+            <w:webHidden/>
+          </w:rPr>
+        </w:r>
+        <w:r>
+          <w:rPr>
+            <w:noProof/>
+            <w:webHidden/>
+          </w:rPr>
+          <w:fldChar w:fldCharType="separate"/>
+        </w:r>
+        <w:r>
+          <w:rPr>
+            <w:noProof/>
+            <w:webHidden/>
+          </w:rPr>
+          <w:t>17</w:t>
+        </w:r>
+        <w:r>
+          <w:rPr>
+            <w:noProof/>
+            <w:webHidden/>
+          </w:rPr>
+          <w:fldChar w:fldCharType="end"/>
+        </w:r>
+      </w:hyperlink>
+    </w:p>
+    <w:p>
+      <w:pPr>
+        <w:pStyle w:val="TableofFigures"/>
+        <w:tabs>
+          <w:tab w:val="right" w:leader="dot" w:pos="9350"/>
+        </w:tabs>
+        <w:rPr>
+          <w:rFonts w:asciiTheme="minorHAnsi" w:eastAsiaTheme="minorEastAsia" w:hAnsiTheme="minorHAnsi" w:cstheme="minorBidi"/>
+          <w:noProof/>
+          <w:kern w:val="2"/>
+          <w:lang w:eastAsia="en-GB"/>
+          <w14:ligatures w14:val="standardContextual"/>
+        </w:rPr>
+      </w:pPr>
+      <w:hyperlink w:anchor="_Toc179403685" w:history="1">
+        <w:r>
+          <w:rPr>
+            <w:rStyle w:val="Hyperlink"/>
+            <w:noProof/>
+          </w:rPr>
+          <w:t>Figure 6: Value of a Visit Tracking Feature in the App</w:t>
+        </w:r>
+        <w:r>
+          <w:rPr>
+            <w:noProof/>
+            <w:webHidden/>
+          </w:rPr>
+          <w:tab/>
+        </w:r>
+        <w:r>
+          <w:rPr>
+            <w:noProof/>
+            <w:webHidden/>
+          </w:rPr>
+          <w:fldChar w:fldCharType="begin"/>
+        </w:r>
+        <w:r>
+          <w:rPr>
+            <w:noProof/>
+            <w:webHidden/>
+          </w:rPr>
+          <w:instrText xml:space="preserve"> PAGEREF _Toc179403685 \h </w:instrText>
+        </w:r>
+        <w:r>
+          <w:rPr>
+            <w:noProof/>
+            <w:webHidden/>
+          </w:rPr>
+        </w:r>
+        <w:r>
+          <w:rPr>
+            <w:noProof/>
+            <w:webHidden/>
+          </w:rPr>
+          <w:fldChar w:fldCharType="separate"/>
+        </w:r>
+        <w:r>
+          <w:rPr>
+            <w:noProof/>
+            <w:webHidden/>
+          </w:rPr>
+          <w:t>18</w:t>
+        </w:r>
+        <w:r>
+          <w:rPr>
+            <w:noProof/>
+            <w:webHidden/>
+          </w:rPr>
+          <w:fldChar w:fldCharType="end"/>
+        </w:r>
+      </w:hyperlink>
+    </w:p>
+    <w:p>
+      <w:pPr>
+        <w:pStyle w:val="TableofFigures"/>
+        <w:tabs>
+          <w:tab w:val="right" w:leader="dot" w:pos="9350"/>
+        </w:tabs>
+        <w:rPr>
+          <w:rFonts w:asciiTheme="minorHAnsi" w:eastAsiaTheme="minorEastAsia" w:hAnsiTheme="minorHAnsi" w:cstheme="minorBidi"/>
+          <w:noProof/>
+          <w:kern w:val="2"/>
+          <w:lang w:eastAsia="en-GB"/>
+          <w14:ligatures w14:val="standardContextual"/>
+        </w:rPr>
+      </w:pPr>
+      <w:hyperlink w:anchor="_Toc179403686" w:history="1">
+        <w:r>
+          <w:rPr>
+            <w:rStyle w:val="Hyperlink"/>
+            <w:noProof/>
+          </w:rPr>
+          <w:t>Figure 7: Willingness to Leave a Review in the App</w:t>
+        </w:r>
+        <w:r>
+          <w:rPr>
+            <w:noProof/>
+            <w:webHidden/>
+          </w:rPr>
+          <w:tab/>
+        </w:r>
+        <w:r>
+          <w:rPr>
+            <w:noProof/>
+            <w:webHidden/>
+          </w:rPr>
+          <w:fldChar w:fldCharType="begin"/>
+        </w:r>
+        <w:r>
+          <w:rPr>
+            <w:noProof/>
+            <w:webHidden/>
+          </w:rPr>
+          <w:instrText xml:space="preserve"> PAGEREF _Toc179403686 \h </w:instrText>
+        </w:r>
+        <w:r>
+          <w:rPr>
+            <w:noProof/>
+            <w:webHidden/>
+          </w:rPr>
+        </w:r>
+        <w:r>
+          <w:rPr>
+            <w:noProof/>
+            <w:webHidden/>
+          </w:rPr>
+          <w:fldChar w:fldCharType="separate"/>
+        </w:r>
+        <w:r>
+          <w:rPr>
+            <w:noProof/>
+            <w:webHidden/>
+          </w:rPr>
+          <w:t>19</w:t>
+        </w:r>
+        <w:r>
+          <w:rPr>
+            <w:noProof/>
+            <w:webHidden/>
+          </w:rPr>
+          <w:fldChar w:fldCharType="end"/>
+        </w:r>
+      </w:hyperlink>
+    </w:p>
+    <w:p>
+      <w:pPr>
+        <w:pStyle w:val="TableofFigures"/>
+        <w:tabs>
+          <w:tab w:val="right" w:leader="dot" w:pos="9350"/>
+        </w:tabs>
+        <w:rPr>
+          <w:rFonts w:asciiTheme="minorHAnsi" w:eastAsiaTheme="minorEastAsia" w:hAnsiTheme="minorHAnsi" w:cstheme="minorBidi"/>
+          <w:noProof/>
+          <w:kern w:val="2"/>
+          <w:lang w:eastAsia="en-GB"/>
+          <w14:ligatures w14:val="standardContextual"/>
+        </w:rPr>
+      </w:pPr>
+      <w:hyperlink w:anchor="_Toc179403687" w:history="1">
+        <w:r>
+          <w:rPr>
+            <w:rStyle w:val="Hyperlink"/>
+            <w:noProof/>
+          </w:rPr>
+          <w:t>Figure 8: Importance for Emergency Staff to Track Emergency Requests and Response Times</w:t>
+        </w:r>
+        <w:r>
+          <w:rPr>
+            <w:noProof/>
+            <w:webHidden/>
+          </w:rPr>
+          <w:tab/>
+        </w:r>
+        <w:r>
+          <w:rPr>
+            <w:noProof/>
+            <w:webHidden/>
+          </w:rPr>
+          <w:fldChar w:fldCharType="begin"/>
+        </w:r>
+        <w:r>
+          <w:rPr>
+            <w:noProof/>
+            <w:webHidden/>
+          </w:rPr>
+          <w:instrText xml:space="preserve"> PAGEREF _Toc179403687 \h </w:instrText>
+        </w:r>
+        <w:r>
+          <w:rPr>
+            <w:noProof/>
+            <w:webHidden/>
+          </w:rPr>
+        </w:r>
+        <w:r>
+          <w:rPr>
+            <w:noProof/>
+            <w:webHidden/>
+          </w:rPr>
+          <w:fldChar w:fldCharType="separate"/>
+        </w:r>
+        <w:r>
+          <w:rPr>
+            <w:noProof/>
+            <w:webHidden/>
+          </w:rPr>
+          <w:t>20</w:t>
+        </w:r>
+        <w:r>
+          <w:rPr>
+            <w:noProof/>
+            <w:webHidden/>
+          </w:rPr>
+          <w:fldChar w:fldCharType="end"/>
+        </w:r>
+      </w:hyperlink>
+    </w:p>
+    <w:p>
+      <w:pPr>
+        <w:pStyle w:val="TableofFigures"/>
+        <w:tabs>
+          <w:tab w:val="right" w:leader="dot" w:pos="9350"/>
+        </w:tabs>
+        <w:rPr>
+          <w:rFonts w:asciiTheme="minorHAnsi" w:eastAsiaTheme="minorEastAsia" w:hAnsiTheme="minorHAnsi" w:cstheme="minorBidi"/>
+          <w:noProof/>
+          <w:kern w:val="2"/>
+          <w:lang w:eastAsia="en-GB"/>
+          <w14:ligatures w14:val="standardContextual"/>
+        </w:rPr>
+      </w:pPr>
+      <w:hyperlink w:anchor="_Toc179403688" w:history="1">
+        <w:r>
+          <w:rPr>
+            <w:rStyle w:val="Hyperlink"/>
+            <w:noProof/>
+          </w:rPr>
+          <w:t>Figure 9: Usecase Diagram</w:t>
+        </w:r>
+        <w:r>
+          <w:rPr>
+            <w:noProof/>
+            <w:webHidden/>
+          </w:rPr>
+          <w:tab/>
+        </w:r>
+        <w:r>
+          <w:rPr>
+            <w:noProof/>
+            <w:webHidden/>
+          </w:rPr>
+          <w:fldChar w:fldCharType="begin"/>
+        </w:r>
+        <w:r>
+          <w:rPr>
+            <w:noProof/>
+            <w:webHidden/>
+          </w:rPr>
+          <w:instrText xml:space="preserve"> PAGEREF _Toc179403688 \h </w:instrText>
+        </w:r>
+        <w:r>
+          <w:rPr>
+            <w:noProof/>
+            <w:webHidden/>
+          </w:rPr>
+        </w:r>
+        <w:r>
+          <w:rPr>
+            <w:noProof/>
+            <w:webHidden/>
+          </w:rPr>
+          <w:fldChar w:fldCharType="separate"/>
+        </w:r>
+        <w:r>
+          <w:rPr>
+            <w:noProof/>
+            <w:webHidden/>
+          </w:rPr>
+          <w:t>26</w:t>
+        </w:r>
+        <w:r>
+          <w:rPr>
+            <w:noProof/>
+            <w:webHidden/>
+          </w:rPr>
+          <w:fldChar w:fldCharType="end"/>
+        </w:r>
+      </w:hyperlink>
+    </w:p>
+    <w:p>
+      <w:pPr>
+        <w:pStyle w:val="TableofFigures"/>
+        <w:tabs>
+          <w:tab w:val="right" w:leader="dot" w:pos="9350"/>
+        </w:tabs>
+        <w:rPr>
+          <w:rFonts w:asciiTheme="minorHAnsi" w:eastAsiaTheme="minorEastAsia" w:hAnsiTheme="minorHAnsi" w:cstheme="minorBidi"/>
+          <w:noProof/>
+          <w:kern w:val="2"/>
+          <w:lang w:eastAsia="en-GB"/>
+          <w14:ligatures w14:val="standardContextual"/>
+        </w:rPr>
+      </w:pPr>
+      <w:hyperlink w:anchor="_Toc179403689" w:history="1">
+        <w:r>
+          <w:rPr>
+            <w:rStyle w:val="Hyperlink"/>
+            <w:noProof/>
+          </w:rPr>
+          <w:t>Figure 10: Activity Diagram</w:t>
+        </w:r>
+        <w:r>
+          <w:rPr>
+            <w:noProof/>
+            <w:webHidden/>
+          </w:rPr>
+          <w:tab/>
+        </w:r>
+        <w:r>
+          <w:rPr>
+            <w:noProof/>
+            <w:webHidden/>
+          </w:rPr>
+          <w:fldChar w:fldCharType="begin"/>
+        </w:r>
+        <w:r>
+          <w:rPr>
+            <w:noProof/>
+            <w:webHidden/>
+          </w:rPr>
+          <w:instrText xml:space="preserve"> PAGEREF _Toc179403689 \h </w:instrText>
+        </w:r>
+        <w:r>
+          <w:rPr>
+            <w:noProof/>
+            <w:webHidden/>
+          </w:rPr>
+        </w:r>
+        <w:r>
+          <w:rPr>
+            <w:noProof/>
+            <w:webHidden/>
+          </w:rPr>
+          <w:fldChar w:fldCharType="separate"/>
+        </w:r>
+        <w:r>
+          <w:rPr>
+            <w:noProof/>
+            <w:webHidden/>
+          </w:rPr>
+          <w:t>27</w:t>
+        </w:r>
+        <w:r>
+          <w:rPr>
+            <w:noProof/>
+            <w:webHidden/>
+          </w:rPr>
+          <w:fldChar w:fldCharType="end"/>
+        </w:r>
+      </w:hyperlink>
+    </w:p>
+    <w:p>
+      <w:pPr>
+        <w:pStyle w:val="TableofFigures"/>
+        <w:tabs>
+          <w:tab w:val="right" w:leader="dot" w:pos="9350"/>
+        </w:tabs>
+        <w:rPr>
+          <w:rFonts w:asciiTheme="minorHAnsi" w:eastAsiaTheme="minorEastAsia" w:hAnsiTheme="minorHAnsi" w:cstheme="minorBidi"/>
+          <w:noProof/>
+          <w:kern w:val="2"/>
+          <w:lang w:eastAsia="en-GB"/>
+          <w14:ligatures w14:val="standardContextual"/>
+        </w:rPr>
+      </w:pPr>
+      <w:hyperlink w:anchor="_Toc179403690" w:history="1">
+        <w:r>
+          <w:rPr>
+            <w:rStyle w:val="Hyperlink"/>
+            <w:noProof/>
+          </w:rPr>
+          <w:t>Figure 11: Dataflow Diagram Level 0</w:t>
+        </w:r>
+        <w:r>
+          <w:rPr>
+            <w:noProof/>
+            <w:webHidden/>
+          </w:rPr>
+          <w:tab/>
+        </w:r>
+        <w:r>
+          <w:rPr>
+            <w:noProof/>
+            <w:webHidden/>
+          </w:rPr>
+          <w:fldChar w:fldCharType="begin"/>
+        </w:r>
+        <w:r>
+          <w:rPr>
+            <w:noProof/>
+            <w:webHidden/>
+          </w:rPr>
+          <w:instrText xml:space="preserve"> PAGEREF _Toc179403690 \h </w:instrText>
+        </w:r>
+        <w:r>
+          <w:rPr>
+            <w:noProof/>
+            <w:webHidden/>
+          </w:rPr>
+        </w:r>
+        <w:r>
+          <w:rPr>
+            <w:noProof/>
+            <w:webHidden/>
+          </w:rPr>
+          <w:fldChar w:fldCharType="separate"/>
+        </w:r>
+        <w:r>
+          <w:rPr>
+            <w:noProof/>
+            <w:webHidden/>
+          </w:rPr>
+          <w:t>28</w:t>
+        </w:r>
+        <w:r>
+          <w:rPr>
+            <w:noProof/>
+            <w:webHidden/>
+          </w:rPr>
+          <w:fldChar w:fldCharType="end"/>
+        </w:r>
+      </w:hyperlink>
+    </w:p>
+    <w:p>
+      <w:pPr>
+        <w:pStyle w:val="TableofFigures"/>
+        <w:tabs>
+          <w:tab w:val="right" w:leader="dot" w:pos="9350"/>
+        </w:tabs>
+        <w:rPr>
+          <w:rFonts w:asciiTheme="minorHAnsi" w:eastAsiaTheme="minorEastAsia" w:hAnsiTheme="minorHAnsi" w:cstheme="minorBidi"/>
+          <w:noProof/>
+          <w:kern w:val="2"/>
+          <w:lang w:eastAsia="en-GB"/>
+          <w14:ligatures w14:val="standardContextual"/>
+        </w:rPr>
+      </w:pPr>
+      <w:hyperlink w:anchor="_Toc179403691" w:history="1">
+        <w:r>
+          <w:rPr>
+            <w:rStyle w:val="Hyperlink"/>
+            <w:noProof/>
+          </w:rPr>
+          <w:t>Figure 12: Dataflow Diagram Level 1</w:t>
+        </w:r>
+        <w:r>
+          <w:rPr>
+            <w:noProof/>
+            <w:webHidden/>
+          </w:rPr>
+          <w:tab/>
+        </w:r>
+        <w:r>
+          <w:rPr>
+            <w:noProof/>
+            <w:webHidden/>
+          </w:rPr>
+          <w:fldChar w:fldCharType="begin"/>
+        </w:r>
+        <w:r>
+          <w:rPr>
+            <w:noProof/>
+            <w:webHidden/>
+          </w:rPr>
+          <w:instrText xml:space="preserve"> PAGEREF _Toc179403691 \h </w:instrText>
+        </w:r>
+        <w:r>
+          <w:rPr>
+            <w:noProof/>
+            <w:webHidden/>
+          </w:rPr>
+        </w:r>
+        <w:r>
+          <w:rPr>
+            <w:noProof/>
+            <w:webHidden/>
+          </w:rPr>
+          <w:fldChar w:fldCharType="separate"/>
+        </w:r>
+        <w:r>
+          <w:rPr>
+            <w:noProof/>
+            <w:webHidden/>
+          </w:rPr>
+          <w:t>29</w:t>
+        </w:r>
+        <w:r>
+          <w:rPr>
+            <w:noProof/>
+            <w:webHidden/>
+          </w:rPr>
+          <w:fldChar w:fldCharType="end"/>
+        </w:r>
+      </w:hyperlink>
+    </w:p>
+    <w:p>
+      <w:pPr>
+        <w:pStyle w:val="TableofFigures"/>
+        <w:tabs>
+          <w:tab w:val="right" w:leader="dot" w:pos="9350"/>
+        </w:tabs>
+        <w:rPr>
+          <w:rFonts w:asciiTheme="minorHAnsi" w:eastAsiaTheme="minorEastAsia" w:hAnsiTheme="minorHAnsi" w:cstheme="minorBidi"/>
+          <w:noProof/>
+          <w:kern w:val="2"/>
+          <w:lang w:eastAsia="en-GB"/>
+          <w14:ligatures w14:val="standardContextual"/>
+        </w:rPr>
+      </w:pPr>
+      <w:hyperlink w:anchor="_Toc179403692" w:history="1">
+        <w:r>
+          <w:rPr>
+            <w:rStyle w:val="Hyperlink"/>
+            <w:noProof/>
+          </w:rPr>
+          <w:t>Figure 13: Dataflow Diagram Level 2</w:t>
+        </w:r>
+        <w:r>
+          <w:rPr>
+            <w:noProof/>
+            <w:webHidden/>
+          </w:rPr>
+          <w:tab/>
+        </w:r>
+        <w:r>
+          <w:rPr>
+            <w:noProof/>
+            <w:webHidden/>
+          </w:rPr>
+          <w:fldChar w:fldCharType="begin"/>
+        </w:r>
+        <w:r>
+          <w:rPr>
+            <w:noProof/>
+            <w:webHidden/>
+          </w:rPr>
+          <w:instrText xml:space="preserve"> PAGEREF _Toc179403692 \h </w:instrText>
+        </w:r>
+        <w:r>
+          <w:rPr>
+            <w:noProof/>
+            <w:webHidden/>
+          </w:rPr>
+        </w:r>
+        <w:r>
+          <w:rPr>
+            <w:noProof/>
+            <w:webHidden/>
+          </w:rPr>
+          <w:fldChar w:fldCharType="separate"/>
+        </w:r>
+        <w:r>
+          <w:rPr>
+            <w:noProof/>
+            <w:webHidden/>
+          </w:rPr>
+          <w:t>30</w:t>
+        </w:r>
+        <w:r>
+          <w:rPr>
+            <w:noProof/>
+            <w:webHidden/>
+          </w:rPr>
+          <w:fldChar w:fldCharType="end"/>
+        </w:r>
+      </w:hyperlink>
+    </w:p>
+    <w:p>
+      <w:pPr>
+        <w:pStyle w:val="TableofFigures"/>
+        <w:tabs>
+          <w:tab w:val="right" w:leader="dot" w:pos="9350"/>
+        </w:tabs>
+        <w:rPr>
+          <w:rFonts w:asciiTheme="minorHAnsi" w:eastAsiaTheme="minorEastAsia" w:hAnsiTheme="minorHAnsi" w:cstheme="minorBidi"/>
+          <w:noProof/>
+          <w:kern w:val="2"/>
+          <w:lang w:eastAsia="en-GB"/>
+          <w14:ligatures w14:val="standardContextual"/>
+        </w:rPr>
+      </w:pPr>
+      <w:hyperlink w:anchor="_Toc179403693" w:history="1">
+        <w:r>
+          <w:rPr>
+            <w:rStyle w:val="Hyperlink"/>
+            <w:noProof/>
+          </w:rPr>
+          <w:t>Figure 14: Class Diagram</w:t>
+        </w:r>
+        <w:r>
+          <w:rPr>
+            <w:noProof/>
+            <w:webHidden/>
+          </w:rPr>
+          <w:tab/>
+        </w:r>
+        <w:r>
+          <w:rPr>
+            <w:noProof/>
+            <w:webHidden/>
+          </w:rPr>
+          <w:fldChar w:fldCharType="begin"/>
+        </w:r>
+        <w:r>
+          <w:rPr>
+            <w:noProof/>
+            <w:webHidden/>
+          </w:rPr>
+          <w:instrText xml:space="preserve"> PAGEREF _Toc179403693 \h </w:instrText>
+        </w:r>
+        <w:r>
+          <w:rPr>
+            <w:noProof/>
+            <w:webHidden/>
+          </w:rPr>
+        </w:r>
+        <w:r>
+          <w:rPr>
+            <w:noProof/>
+            <w:webHidden/>
+          </w:rPr>
+          <w:fldChar w:fldCharType="separate"/>
+        </w:r>
+        <w:r>
+          <w:rPr>
+            <w:noProof/>
+            <w:webHidden/>
+          </w:rPr>
+          <w:t>31</w:t>
+        </w:r>
+        <w:r>
+          <w:rPr>
+            <w:noProof/>
+            <w:webHidden/>
+          </w:rPr>
+          <w:fldChar w:fldCharType="end"/>
+        </w:r>
+      </w:hyperlink>
+    </w:p>
+    <w:p>
+      <w:pPr>
+        <w:pStyle w:val="TableofFigures"/>
+        <w:tabs>
+          <w:tab w:val="right" w:leader="dot" w:pos="9350"/>
+        </w:tabs>
+        <w:rPr>
+          <w:rFonts w:asciiTheme="minorHAnsi" w:eastAsiaTheme="minorEastAsia" w:hAnsiTheme="minorHAnsi" w:cstheme="minorBidi"/>
+          <w:noProof/>
+          <w:kern w:val="2"/>
+          <w:lang w:eastAsia="en-GB"/>
+          <w14:ligatures w14:val="standardContextual"/>
+        </w:rPr>
+      </w:pPr>
+      <w:hyperlink w:anchor="_Toc179403694" w:history="1">
+        <w:r>
+          <w:rPr>
+            <w:rStyle w:val="Hyperlink"/>
+            <w:noProof/>
+          </w:rPr>
+          <w:t>Figure 15: Sequence Diagram</w:t>
+        </w:r>
+        <w:r>
+          <w:rPr>
+            <w:noProof/>
+            <w:webHidden/>
+          </w:rPr>
+          <w:tab/>
+        </w:r>
+        <w:r>
+          <w:rPr>
+            <w:noProof/>
+            <w:webHidden/>
+          </w:rPr>
+          <w:fldChar w:fldCharType="begin"/>
+        </w:r>
+        <w:r>
+          <w:rPr>
+            <w:noProof/>
+            <w:webHidden/>
+          </w:rPr>
+          <w:instrText xml:space="preserve"> PAGEREF _Toc179403694 \h </w:instrText>
+        </w:r>
+        <w:r>
+          <w:rPr>
+            <w:noProof/>
+            <w:webHidden/>
+          </w:rPr>
+        </w:r>
+        <w:r>
+          <w:rPr>
+            <w:noProof/>
+            <w:webHidden/>
+          </w:rPr>
+          <w:fldChar w:fldCharType="separate"/>
+        </w:r>
+        <w:r>
+          <w:rPr>
+            <w:noProof/>
+            <w:webHidden/>
+          </w:rPr>
+          <w:t>32</w:t>
+        </w:r>
+        <w:r>
+          <w:rPr>
+            <w:noProof/>
+            <w:webHidden/>
+          </w:rPr>
+          <w:fldChar w:fldCharType="end"/>
+        </w:r>
+      </w:hyperlink>
+    </w:p>
+    <w:p>
+      <w:pPr>
+        <w:pStyle w:val="TableofFigures"/>
+        <w:tabs>
+          <w:tab w:val="right" w:leader="dot" w:pos="9350"/>
+        </w:tabs>
+        <w:rPr>
+          <w:rFonts w:asciiTheme="minorHAnsi" w:eastAsiaTheme="minorEastAsia" w:hAnsiTheme="minorHAnsi" w:cstheme="minorBidi"/>
+          <w:noProof/>
+          <w:kern w:val="2"/>
+          <w:lang w:eastAsia="en-GB"/>
+          <w14:ligatures w14:val="standardContextual"/>
+        </w:rPr>
+      </w:pPr>
+      <w:hyperlink w:anchor="_Toc179403695" w:history="1">
+        <w:r>
+          <w:rPr>
+            <w:rStyle w:val="Hyperlink"/>
+            <w:noProof/>
+          </w:rPr>
+          <w:t>Figure 16: Entity Relational Diagram</w:t>
+        </w:r>
+        <w:r>
+          <w:rPr>
+            <w:noProof/>
+            <w:webHidden/>
+          </w:rPr>
+          <w:tab/>
+        </w:r>
+        <w:r>
+          <w:rPr>
+            <w:noProof/>
+            <w:webHidden/>
+          </w:rPr>
+          <w:fldChar w:fldCharType="begin"/>
+        </w:r>
+        <w:r>
+          <w:rPr>
+            <w:noProof/>
+            <w:webHidden/>
+          </w:rPr>
+          <w:instrText xml:space="preserve"> PAGEREF _Toc179403695 \h </w:instrText>
+        </w:r>
+        <w:r>
+          <w:rPr>
+            <w:noProof/>
+            <w:webHidden/>
+          </w:rPr>
+        </w:r>
+        <w:r>
+          <w:rPr>
+            <w:noProof/>
+            <w:webHidden/>
+          </w:rPr>
+          <w:fldChar w:fldCharType="separate"/>
+        </w:r>
+        <w:r>
+          <w:rPr>
+            <w:noProof/>
+            <w:webHidden/>
+          </w:rPr>
+          <w:t>33</w:t>
+        </w:r>
+        <w:r>
+          <w:rPr>
+            <w:noProof/>
+            <w:webHidden/>
+          </w:rPr>
+          <w:fldChar w:fldCharType="end"/>
+        </w:r>
+      </w:hyperlink>
+    </w:p>
+    <w:p>
+      <w:pPr>
+        <w:pStyle w:val="FirstPage"/>
+        <w:jc w:val="left"/>
+        <w:rPr>
+          <w:rStyle w:val="Strong"/>
+          <w:b/>
+          <w:bCs/>
+        </w:rPr>
+      </w:pPr>
+      <w:r>
+        <w:rPr>
+          <w:rStyle w:val="Strong"/>
+          <w:b/>
+          <w:bCs/>
+        </w:rPr>
+        <w:fldChar w:fldCharType="end"/>
       </w:r>
     </w:p>
     <w:p>
@@ -390,6 +6494,87 @@
       </w:r>
     </w:p>
     <w:p/>
+    <w:p>
+      <w:pPr>
+        <w:pStyle w:val="TableofFigures"/>
+        <w:tabs>
+          <w:tab w:val="right" w:leader="dot" w:pos="9350"/>
+        </w:tabs>
+        <w:rPr>
+          <w:rFonts w:asciiTheme="minorHAnsi" w:eastAsiaTheme="minorEastAsia" w:hAnsiTheme="minorHAnsi" w:cstheme="minorBidi"/>
+          <w:noProof/>
+          <w:kern w:val="2"/>
+          <w:lang w:eastAsia="en-GB"/>
+          <w14:ligatures w14:val="standardContextual"/>
+        </w:rPr>
+      </w:pPr>
+      <w:r>
+        <w:fldChar w:fldCharType="begin"/>
+      </w:r>
+      <w:r>
+        <w:instrText xml:space="preserve"> TOC \h \z \c "Table" </w:instrText>
+      </w:r>
+      <w:r>
+        <w:fldChar w:fldCharType="separate"/>
+      </w:r>
+      <w:hyperlink w:anchor="_Toc179403696" w:history="1">
+        <w:r>
+          <w:rPr>
+            <w:rStyle w:val="Hyperlink"/>
+            <w:noProof/>
+          </w:rPr>
+          <w:t>Table 1: Case Studies Comparison</w:t>
+        </w:r>
+        <w:r>
+          <w:rPr>
+            <w:noProof/>
+            <w:webHidden/>
+          </w:rPr>
+          <w:tab/>
+        </w:r>
+        <w:r>
+          <w:rPr>
+            <w:noProof/>
+            <w:webHidden/>
+          </w:rPr>
+          <w:fldChar w:fldCharType="begin"/>
+        </w:r>
+        <w:r>
+          <w:rPr>
+            <w:noProof/>
+            <w:webHidden/>
+          </w:rPr>
+          <w:instrText xml:space="preserve"> PAGEREF _Toc179403696 \h </w:instrText>
+        </w:r>
+        <w:r>
+          <w:rPr>
+            <w:noProof/>
+            <w:webHidden/>
+          </w:rPr>
+        </w:r>
+        <w:r>
+          <w:rPr>
+            <w:noProof/>
+            <w:webHidden/>
+          </w:rPr>
+          <w:fldChar w:fldCharType="separate"/>
+        </w:r>
+        <w:r>
+          <w:rPr>
+            <w:noProof/>
+            <w:webHidden/>
+          </w:rPr>
+          <w:t>9</w:t>
+        </w:r>
+        <w:r>
+          <w:rPr>
+            <w:noProof/>
+            <w:webHidden/>
+          </w:rPr>
+          <w:fldChar w:fldCharType="end"/>
+        </w:r>
+      </w:hyperlink>
+    </w:p>
     <w:p>
       <w:pPr>
         <w:sectPr>
@@ -402,27 +6587,34 @@
           <w:docGrid w:linePitch="326"/>
         </w:sectPr>
       </w:pPr>
+      <w:r>
+        <w:fldChar w:fldCharType="end"/>
+      </w:r>
     </w:p>
     <w:p>
       <w:pPr>
         <w:pStyle w:val="Heading1"/>
       </w:pPr>
-      <w:bookmarkStart w:id="4" w:name="_Toc169075014"/>
+      <w:bookmarkStart w:id="6" w:name="_Toc169075014"/>
+      <w:bookmarkStart w:id="7" w:name="_Toc179403600"/>
       <w:r>
         <w:lastRenderedPageBreak/>
         <w:t>CHAPTER ONE: INTRODUCTION</w:t>
       </w:r>
-      <w:bookmarkEnd w:id="4"/>
+      <w:bookmarkEnd w:id="6"/>
+      <w:bookmarkEnd w:id="7"/>
     </w:p>
     <w:p>
       <w:pPr>
         <w:pStyle w:val="Heading2"/>
       </w:pPr>
-      <w:bookmarkStart w:id="5" w:name="_Toc169075015"/>
+      <w:bookmarkStart w:id="8" w:name="_Toc169075015"/>
+      <w:bookmarkStart w:id="9" w:name="_Toc179403601"/>
       <w:r>
         <w:t>1.1 Background Information</w:t>
       </w:r>
-      <w:bookmarkEnd w:id="5"/>
+      <w:bookmarkEnd w:id="8"/>
+      <w:bookmarkEnd w:id="9"/>
     </w:p>
     <w:p>
       <w:r>
@@ -451,12 +6643,14 @@
       <w:pPr>
         <w:pStyle w:val="Heading2"/>
       </w:pPr>
-      <w:bookmarkStart w:id="6" w:name="_Toc169075016"/>
+      <w:bookmarkStart w:id="10" w:name="_Toc169075016"/>
+      <w:bookmarkStart w:id="11" w:name="_Toc179403602"/>
       <w:r>
         <w:lastRenderedPageBreak/>
         <w:t>1.2 Problem Statement</w:t>
       </w:r>
-      <w:bookmarkEnd w:id="6"/>
+      <w:bookmarkEnd w:id="10"/>
+      <w:bookmarkEnd w:id="11"/>
     </w:p>
     <w:p>
       <w:r>
@@ -486,7 +6680,7 @@
           <w:bCs/>
         </w:rPr>
       </w:pPr>
-      <w:bookmarkStart w:id="7" w:name="_Toc169075017"/>
+      <w:bookmarkStart w:id="12" w:name="_Toc169075017"/>
       <w:r>
         <w:br w:type="page"/>
       </w:r>
@@ -495,21 +6689,25 @@
       <w:pPr>
         <w:pStyle w:val="Heading2"/>
       </w:pPr>
+      <w:bookmarkStart w:id="13" w:name="_Toc179403603"/>
       <w:r>
         <w:lastRenderedPageBreak/>
         <w:t>1.3 Objectives</w:t>
       </w:r>
-      <w:bookmarkEnd w:id="7"/>
+      <w:bookmarkEnd w:id="12"/>
+      <w:bookmarkEnd w:id="13"/>
     </w:p>
     <w:p>
       <w:pPr>
         <w:pStyle w:val="Heading3"/>
       </w:pPr>
-      <w:bookmarkStart w:id="8" w:name="_Toc169075018"/>
+      <w:bookmarkStart w:id="14" w:name="_Toc169075018"/>
+      <w:bookmarkStart w:id="15" w:name="_Toc179403604"/>
       <w:r>
         <w:t>1.3.1 General Objective</w:t>
       </w:r>
-      <w:bookmarkEnd w:id="8"/>
+      <w:bookmarkEnd w:id="14"/>
+      <w:bookmarkEnd w:id="15"/>
     </w:p>
     <w:p>
       <w:r>
@@ -520,11 +6718,13 @@
       <w:pPr>
         <w:pStyle w:val="Heading3"/>
       </w:pPr>
-      <w:bookmarkStart w:id="9" w:name="_Toc169075019"/>
+      <w:bookmarkStart w:id="16" w:name="_Toc169075019"/>
+      <w:bookmarkStart w:id="17" w:name="_Toc179403605"/>
       <w:r>
         <w:t>1.3.2 Specific Objectives</w:t>
       </w:r>
-      <w:bookmarkEnd w:id="9"/>
+      <w:bookmarkEnd w:id="16"/>
+      <w:bookmarkEnd w:id="17"/>
     </w:p>
     <w:p>
       <w:r>
@@ -599,11 +6799,13 @@
           <w:numId w:val="49"/>
         </w:numPr>
       </w:pPr>
-      <w:bookmarkStart w:id="10" w:name="_Toc169075020"/>
+      <w:bookmarkStart w:id="18" w:name="_Toc169075020"/>
+      <w:bookmarkStart w:id="19" w:name="_Toc179403606"/>
       <w:r>
         <w:t>Justification</w:t>
       </w:r>
-      <w:bookmarkEnd w:id="10"/>
+      <w:bookmarkEnd w:id="18"/>
+      <w:bookmarkEnd w:id="19"/>
     </w:p>
     <w:p>
       <w:pPr>
@@ -639,7 +6841,7 @@
           <w:bCs/>
         </w:rPr>
       </w:pPr>
-      <w:bookmarkStart w:id="11" w:name="_Toc169075021"/>
+      <w:bookmarkStart w:id="20" w:name="_Toc169075021"/>
       <w:r>
         <w:br w:type="page"/>
       </w:r>
@@ -652,11 +6854,13 @@
           <w:numId w:val="49"/>
         </w:numPr>
       </w:pPr>
+      <w:bookmarkStart w:id="21" w:name="_Toc179403607"/>
       <w:r>
         <w:lastRenderedPageBreak/>
         <w:t>Scope</w:t>
       </w:r>
-      <w:bookmarkEnd w:id="11"/>
+      <w:bookmarkEnd w:id="20"/>
+      <w:bookmarkEnd w:id="21"/>
     </w:p>
     <w:p>
       <w:r>
@@ -675,16 +6879,18 @@
       <w:r>
         <w:t xml:space="preserve"> is to create a seamless and efficient emergency response system that enhances the safety and security of the university community.</w:t>
       </w:r>
-      <w:bookmarkStart w:id="12" w:name="_Toc169075022"/>
+      <w:bookmarkStart w:id="22" w:name="_Toc169075022"/>
     </w:p>
     <w:p>
       <w:pPr>
         <w:pStyle w:val="Heading2"/>
       </w:pPr>
+      <w:bookmarkStart w:id="23" w:name="_Toc179403608"/>
       <w:r>
         <w:t>1.6 Limitation</w:t>
       </w:r>
-      <w:bookmarkEnd w:id="12"/>
+      <w:bookmarkEnd w:id="22"/>
+      <w:bookmarkEnd w:id="23"/>
     </w:p>
     <w:p>
       <w:r>
@@ -716,25 +6922,29 @@
       <w:pPr>
         <w:pStyle w:val="Heading1"/>
       </w:pPr>
-      <w:bookmarkStart w:id="13" w:name="_Toc169075023"/>
+      <w:bookmarkStart w:id="24" w:name="_Toc169075023"/>
+      <w:bookmarkStart w:id="25" w:name="_Toc179403609"/>
       <w:r>
         <w:lastRenderedPageBreak/>
         <w:t>CHAPTER TWO: LITERATURE REVIEW</w:t>
       </w:r>
-      <w:bookmarkEnd w:id="13"/>
+      <w:bookmarkEnd w:id="24"/>
+      <w:bookmarkEnd w:id="25"/>
     </w:p>
     <w:p>
       <w:pPr>
         <w:pStyle w:val="Heading2"/>
       </w:pPr>
-      <w:bookmarkStart w:id="14" w:name="_Toc169075024"/>
+      <w:bookmarkStart w:id="26" w:name="_Toc169075024"/>
+      <w:bookmarkStart w:id="27" w:name="_Toc179403610"/>
       <w:r>
         <w:t>2.1 Introduction</w:t>
       </w:r>
-      <w:bookmarkEnd w:id="14"/>
-    </w:p>
-    <w:p>
-      <w:bookmarkStart w:id="15" w:name="_Toc169075025"/>
+      <w:bookmarkEnd w:id="26"/>
+      <w:bookmarkEnd w:id="27"/>
+    </w:p>
+    <w:p>
+      <w:bookmarkStart w:id="28" w:name="_Toc169075025"/>
       <w:r>
         <w:t>The development of mobile applications for emergency response is a critical innovation that enhances the efficiency and effectiveness of managing emergencies. With the increasing reliance on mobile technology, various case studies worldwide have demonstrated the potential and impact of these applications in real-world scenarios. This chapter explores three specific case studies from different regions, highlighting their relevance to the objectives of this project. The analysis will provide insights into the successes and challenges faced, offering valuable lessons for the development of our emergency response application (Plant et al., 2011).</w:t>
       </w:r>
@@ -743,23 +6953,27 @@
       <w:pPr>
         <w:pStyle w:val="Heading2"/>
       </w:pPr>
+      <w:bookmarkStart w:id="29" w:name="_Toc179403611"/>
       <w:r>
         <w:t>2.2 Case Studies</w:t>
       </w:r>
-      <w:bookmarkEnd w:id="15"/>
+      <w:bookmarkEnd w:id="28"/>
+      <w:bookmarkEnd w:id="29"/>
     </w:p>
     <w:p>
       <w:pPr>
         <w:pStyle w:val="Heading3"/>
       </w:pPr>
-      <w:bookmarkStart w:id="16" w:name="_Toc169075026"/>
+      <w:bookmarkStart w:id="30" w:name="_Toc169075026"/>
+      <w:bookmarkStart w:id="31" w:name="_Toc179403612"/>
       <w:r>
         <w:t xml:space="preserve">2.2.1 Case Study 1 – </w:t>
       </w:r>
-      <w:bookmarkEnd w:id="16"/>
+      <w:bookmarkEnd w:id="30"/>
       <w:r>
         <w:t>Mobile Application for Emergency Response and Support (MAppERS)</w:t>
       </w:r>
+      <w:bookmarkEnd w:id="31"/>
     </w:p>
     <w:p>
       <w:r>
@@ -792,19 +7006,21 @@
       <w:pPr>
         <w:pStyle w:val="Heading3"/>
       </w:pPr>
-      <w:bookmarkStart w:id="17" w:name="_Toc169075027"/>
+      <w:bookmarkStart w:id="32" w:name="_Toc169075027"/>
+      <w:bookmarkStart w:id="33" w:name="_Toc179403613"/>
       <w:r>
         <w:t xml:space="preserve">2.2.2 </w:t>
       </w:r>
-      <w:bookmarkStart w:id="18" w:name="_aedfauo7o1ac" w:colFirst="0" w:colLast="0"/>
-      <w:bookmarkEnd w:id="18"/>
+      <w:bookmarkStart w:id="34" w:name="_aedfauo7o1ac" w:colFirst="0" w:colLast="0"/>
+      <w:bookmarkEnd w:id="34"/>
       <w:r>
         <w:t xml:space="preserve">Case Study 2 – </w:t>
       </w:r>
-      <w:bookmarkEnd w:id="17"/>
+      <w:bookmarkEnd w:id="32"/>
       <w:r>
         <w:t>Mobile Disaster Management System in Nigeria</w:t>
       </w:r>
+      <w:bookmarkEnd w:id="33"/>
     </w:p>
     <w:p>
       <w:r>
@@ -825,15 +7041,20 @@
       <w:pPr>
         <w:pStyle w:val="Heading3"/>
       </w:pPr>
-      <w:bookmarkStart w:id="19" w:name="_kxh08wx4mmv" w:colFirst="0" w:colLast="0"/>
-      <w:bookmarkStart w:id="20" w:name="_Toc169075028"/>
-      <w:bookmarkEnd w:id="19"/>
+      <w:bookmarkStart w:id="35" w:name="_kxh08wx4mmv" w:colFirst="0" w:colLast="0"/>
+      <w:bookmarkStart w:id="36" w:name="_Toc169075028"/>
+      <w:bookmarkStart w:id="37" w:name="_Toc179403614"/>
+      <w:bookmarkEnd w:id="35"/>
       <w:r>
         <w:t xml:space="preserve">2.2.3 Case Study 3 – </w:t>
       </w:r>
-      <w:bookmarkEnd w:id="20"/>
-      <w:r>
-        <w:t xml:space="preserve">Nairobi County Emergency Response System </w:t>
+      <w:bookmarkEnd w:id="36"/>
+      <w:r>
+        <w:t>Nairobi County Emergency Response System</w:t>
+      </w:r>
+      <w:bookmarkEnd w:id="37"/>
+      <w:r>
+        <w:t xml:space="preserve"> </w:t>
       </w:r>
     </w:p>
     <w:p>
@@ -859,21 +7080,25 @@
       <w:pPr>
         <w:pStyle w:val="Heading2"/>
       </w:pPr>
-      <w:bookmarkStart w:id="21" w:name="_Toc169075030"/>
+      <w:bookmarkStart w:id="38" w:name="_Toc169075030"/>
+      <w:bookmarkStart w:id="39" w:name="_Toc179403615"/>
       <w:r>
         <w:t>2.3 Summary</w:t>
       </w:r>
-      <w:bookmarkEnd w:id="21"/>
+      <w:bookmarkEnd w:id="38"/>
+      <w:bookmarkEnd w:id="39"/>
     </w:p>
     <w:p>
       <w:pPr>
         <w:pStyle w:val="Heading3"/>
       </w:pPr>
-      <w:bookmarkStart w:id="22" w:name="_Toc169075031"/>
+      <w:bookmarkStart w:id="40" w:name="_Toc169075031"/>
+      <w:bookmarkStart w:id="41" w:name="_Toc179403616"/>
       <w:r>
         <w:t>2.3.1 Strengths of the system</w:t>
       </w:r>
-      <w:bookmarkEnd w:id="22"/>
+      <w:bookmarkEnd w:id="40"/>
+      <w:bookmarkEnd w:id="41"/>
     </w:p>
     <w:p>
       <w:r>
@@ -884,11 +7109,13 @@
       <w:pPr>
         <w:pStyle w:val="Heading3"/>
       </w:pPr>
-      <w:bookmarkStart w:id="23" w:name="_Toc169075032"/>
+      <w:bookmarkStart w:id="42" w:name="_Toc169075032"/>
+      <w:bookmarkStart w:id="43" w:name="_Toc179403617"/>
       <w:r>
         <w:t>2.3.2 Weaknesses of the system</w:t>
       </w:r>
-      <w:bookmarkEnd w:id="23"/>
+      <w:bookmarkEnd w:id="42"/>
+      <w:bookmarkEnd w:id="43"/>
     </w:p>
     <w:p>
       <w:r>
@@ -899,11 +7126,13 @@
       <w:pPr>
         <w:pStyle w:val="Heading3"/>
       </w:pPr>
-      <w:bookmarkStart w:id="24" w:name="_Toc169075033"/>
+      <w:bookmarkStart w:id="44" w:name="_Toc169075033"/>
+      <w:bookmarkStart w:id="45" w:name="_Toc179403618"/>
       <w:r>
         <w:t>2.3.3 Opportunities for the system</w:t>
       </w:r>
-      <w:bookmarkEnd w:id="24"/>
+      <w:bookmarkEnd w:id="44"/>
+      <w:bookmarkEnd w:id="45"/>
     </w:p>
     <w:p>
       <w:r>
@@ -914,12 +7143,14 @@
       <w:pPr>
         <w:pStyle w:val="Heading3"/>
       </w:pPr>
-      <w:bookmarkStart w:id="25" w:name="_Toc169075034"/>
+      <w:bookmarkStart w:id="46" w:name="_Toc169075034"/>
+      <w:bookmarkStart w:id="47" w:name="_Toc179403619"/>
       <w:r>
         <w:lastRenderedPageBreak/>
         <w:t>2.3.4 Threats to the system</w:t>
       </w:r>
-      <w:bookmarkEnd w:id="25"/>
+      <w:bookmarkEnd w:id="46"/>
+      <w:bookmarkEnd w:id="47"/>
     </w:p>
     <w:p>
       <w:r>
@@ -930,11 +7161,13 @@
       <w:pPr>
         <w:pStyle w:val="Heading2"/>
       </w:pPr>
-      <w:bookmarkStart w:id="26" w:name="_Toc169075035"/>
+      <w:bookmarkStart w:id="48" w:name="_Toc169075035"/>
+      <w:bookmarkStart w:id="49" w:name="_Toc179403620"/>
       <w:r>
         <w:t>2.4 Research Gap</w:t>
       </w:r>
-      <w:bookmarkEnd w:id="26"/>
+      <w:bookmarkEnd w:id="48"/>
+      <w:bookmarkEnd w:id="49"/>
     </w:p>
     <w:p>
       <w:r>
@@ -950,16 +7183,18 @@
       <w:r>
         <w:t>Finally, understanding the socio-cultural factors that influence the adoption and effectiveness of these applications in different regions remains a critical area for research. Cultural attitudes towards technology, trust in emergency services, and user behaviour can all impact the success of mobile emergency response systems. More research is needed to develop strategies for increasing user engagement and ensuring these systems are accessible and effective for diverse populations (Afolayan, 2017).</w:t>
       </w:r>
-      <w:bookmarkStart w:id="27" w:name="_Toc169075036"/>
+      <w:bookmarkStart w:id="50" w:name="_Toc169075036"/>
     </w:p>
     <w:p>
       <w:pPr>
         <w:pStyle w:val="Heading2"/>
       </w:pPr>
+      <w:bookmarkStart w:id="51" w:name="_Toc179403621"/>
       <w:r>
         <w:t>2.5 Conclusion</w:t>
       </w:r>
-      <w:bookmarkEnd w:id="27"/>
+      <w:bookmarkEnd w:id="50"/>
+      <w:bookmarkEnd w:id="51"/>
     </w:p>
     <w:p>
       <w:r>
@@ -1299,7 +7534,8 @@
           <w:szCs w:val="28"/>
         </w:rPr>
       </w:pPr>
-      <w:bookmarkStart w:id="28" w:name="_Toc169075037"/>
+      <w:bookmarkStart w:id="52" w:name="_Toc169075037"/>
+      <w:bookmarkStart w:id="53" w:name="_Toc179403696"/>
       <w:r>
         <w:t xml:space="preserve">Table </w:t>
       </w:r>
@@ -1317,6 +7553,7 @@
       <w:r>
         <w:t>Case Studies Comparison</w:t>
       </w:r>
+      <w:bookmarkEnd w:id="53"/>
       <w:r>
         <w:br w:type="page"/>
       </w:r>
@@ -1325,19 +7562,23 @@
       <w:pPr>
         <w:pStyle w:val="Heading1"/>
       </w:pPr>
+      <w:bookmarkStart w:id="54" w:name="_Toc179403622"/>
       <w:r>
         <w:lastRenderedPageBreak/>
         <w:t>CHAPTER THREE: PROPOSED METHODOLOGY</w:t>
       </w:r>
-      <w:bookmarkEnd w:id="28"/>
+      <w:bookmarkEnd w:id="52"/>
+      <w:bookmarkEnd w:id="54"/>
     </w:p>
     <w:p>
       <w:pPr>
         <w:pStyle w:val="Heading2"/>
       </w:pPr>
+      <w:bookmarkStart w:id="55" w:name="_Toc179403623"/>
       <w:r>
         <w:t>3.1 Introduction</w:t>
       </w:r>
+      <w:bookmarkEnd w:id="55"/>
     </w:p>
     <w:p>
       <w:r>
@@ -1348,17 +7589,21 @@
       <w:pPr>
         <w:pStyle w:val="Heading2"/>
       </w:pPr>
+      <w:bookmarkStart w:id="56" w:name="_Toc179403624"/>
       <w:r>
         <w:t>3.2 Fact-Finding Techniques</w:t>
       </w:r>
+      <w:bookmarkEnd w:id="56"/>
     </w:p>
     <w:p>
       <w:pPr>
         <w:pStyle w:val="Heading3"/>
       </w:pPr>
+      <w:bookmarkStart w:id="57" w:name="_Toc179403625"/>
       <w:r>
         <w:t>3.2.1 Interviews</w:t>
       </w:r>
+      <w:bookmarkEnd w:id="57"/>
     </w:p>
     <w:p>
       <w:r>
@@ -1369,9 +7614,11 @@
       <w:pPr>
         <w:pStyle w:val="Heading3"/>
       </w:pPr>
+      <w:bookmarkStart w:id="58" w:name="_Toc179403626"/>
       <w:r>
         <w:t>3.2.2 Questionnaires</w:t>
       </w:r>
+      <w:bookmarkEnd w:id="58"/>
     </w:p>
     <w:p>
       <w:r>
@@ -1382,9 +7629,11 @@
       <w:pPr>
         <w:pStyle w:val="Heading3"/>
       </w:pPr>
+      <w:bookmarkStart w:id="59" w:name="_Toc179403627"/>
       <w:r>
         <w:t>3.2.3 Document Analysis</w:t>
       </w:r>
+      <w:bookmarkEnd w:id="59"/>
     </w:p>
     <w:p>
       <w:r>
@@ -1395,9 +7644,11 @@
       <w:pPr>
         <w:pStyle w:val="Heading3"/>
       </w:pPr>
+      <w:bookmarkStart w:id="60" w:name="_Toc179403628"/>
       <w:r>
         <w:t>3.2.4 Observations</w:t>
       </w:r>
+      <w:bookmarkEnd w:id="60"/>
     </w:p>
     <w:p>
       <w:r>
@@ -1412,9 +7663,11 @@
       <w:pPr>
         <w:pStyle w:val="Heading3"/>
       </w:pPr>
+      <w:bookmarkStart w:id="61" w:name="_Toc179403629"/>
       <w:r>
         <w:t>3.2.5 Prototyping</w:t>
       </w:r>
+      <w:bookmarkEnd w:id="61"/>
     </w:p>
     <w:p>
       <w:r>
@@ -1425,17 +7678,21 @@
       <w:pPr>
         <w:pStyle w:val="Heading2"/>
       </w:pPr>
+      <w:bookmarkStart w:id="62" w:name="_Toc179403630"/>
       <w:r>
         <w:t>3.3 Software Design and Development Procedures</w:t>
       </w:r>
+      <w:bookmarkEnd w:id="62"/>
     </w:p>
     <w:p>
       <w:pPr>
         <w:pStyle w:val="Heading3"/>
       </w:pPr>
+      <w:bookmarkStart w:id="63" w:name="_Toc179403631"/>
       <w:r>
         <w:t>3.3.1 Requirement Analysis</w:t>
       </w:r>
+      <w:bookmarkEnd w:id="63"/>
     </w:p>
     <w:p>
       <w:r>
@@ -1446,9 +7703,11 @@
       <w:pPr>
         <w:pStyle w:val="Heading3"/>
       </w:pPr>
+      <w:bookmarkStart w:id="64" w:name="_Toc179403632"/>
       <w:r>
         <w:t>3.3.2 Database Design</w:t>
       </w:r>
+      <w:bookmarkEnd w:id="64"/>
     </w:p>
     <w:p>
       <w:r>
@@ -1459,9 +7718,11 @@
       <w:pPr>
         <w:pStyle w:val="Heading3"/>
       </w:pPr>
+      <w:bookmarkStart w:id="65" w:name="_Toc179403633"/>
       <w:r>
         <w:t>3.3.3 Development</w:t>
       </w:r>
+      <w:bookmarkEnd w:id="65"/>
     </w:p>
     <w:p>
       <w:r>
@@ -1477,10 +7738,12 @@
       <w:pPr>
         <w:pStyle w:val="Heading3"/>
       </w:pPr>
+      <w:bookmarkStart w:id="66" w:name="_Toc179403634"/>
       <w:r>
         <w:lastRenderedPageBreak/>
         <w:t>3.3.4 Software Development Methods</w:t>
       </w:r>
+      <w:bookmarkEnd w:id="66"/>
     </w:p>
     <w:p>
       <w:r>
@@ -1551,6 +7814,7 @@
       <w:pPr>
         <w:pStyle w:val="Caption"/>
       </w:pPr>
+      <w:bookmarkStart w:id="67" w:name="_Toc179403680"/>
       <w:r>
         <w:t xml:space="preserve">Figure </w:t>
       </w:r>
@@ -1574,14 +7838,17 @@
         </w:rPr>
         <w:t>Rapid Application Development Diagram</w:t>
       </w:r>
+      <w:bookmarkEnd w:id="67"/>
     </w:p>
     <w:p>
       <w:pPr>
         <w:pStyle w:val="Heading3"/>
       </w:pPr>
+      <w:bookmarkStart w:id="68" w:name="_Toc179403635"/>
       <w:r>
         <w:t>3.3.5 Security</w:t>
       </w:r>
+      <w:bookmarkEnd w:id="68"/>
     </w:p>
     <w:p>
       <w:r>
@@ -1592,9 +7859,11 @@
       <w:pPr>
         <w:pStyle w:val="Heading3"/>
       </w:pPr>
+      <w:bookmarkStart w:id="69" w:name="_Toc179403636"/>
       <w:r>
         <w:t>3.3.6 Deployment</w:t>
       </w:r>
+      <w:bookmarkEnd w:id="69"/>
     </w:p>
     <w:p>
       <w:r>
@@ -1608,18 +7877,22 @@
       <w:pPr>
         <w:pStyle w:val="Heading2"/>
       </w:pPr>
+      <w:bookmarkStart w:id="70" w:name="_Toc179403637"/>
       <w:r>
         <w:lastRenderedPageBreak/>
         <w:t>3.4 Preliminary Data Processing and Analysis</w:t>
       </w:r>
+      <w:bookmarkEnd w:id="70"/>
     </w:p>
     <w:p>
       <w:pPr>
         <w:pStyle w:val="Heading3"/>
       </w:pPr>
+      <w:bookmarkStart w:id="71" w:name="_Toc179403638"/>
       <w:r>
         <w:t>3.4.1 Data Collection</w:t>
       </w:r>
+      <w:bookmarkEnd w:id="71"/>
     </w:p>
     <w:p>
       <w:r>
@@ -1633,9 +7906,11 @@
       <w:pPr>
         <w:pStyle w:val="Heading3"/>
       </w:pPr>
+      <w:bookmarkStart w:id="72" w:name="_Toc179403639"/>
       <w:r>
         <w:t>3.4.2 Data Cleansing</w:t>
       </w:r>
+      <w:bookmarkEnd w:id="72"/>
     </w:p>
     <w:p>
       <w:r>
@@ -1646,9 +7921,11 @@
       <w:pPr>
         <w:pStyle w:val="Heading3"/>
       </w:pPr>
+      <w:bookmarkStart w:id="73" w:name="_Toc179403640"/>
       <w:r>
         <w:t>3.4.3 Data Integration</w:t>
       </w:r>
+      <w:bookmarkEnd w:id="73"/>
     </w:p>
     <w:p>
       <w:r>
@@ -1659,9 +7936,11 @@
       <w:pPr>
         <w:pStyle w:val="Heading3"/>
       </w:pPr>
+      <w:bookmarkStart w:id="74" w:name="_Toc179403641"/>
       <w:r>
         <w:t>3.4.4 Data Analysis</w:t>
       </w:r>
+      <w:bookmarkEnd w:id="74"/>
     </w:p>
     <w:p>
       <w:r>
@@ -1676,21 +7955,25 @@
           <w:szCs w:val="36"/>
         </w:rPr>
       </w:pPr>
-      <w:bookmarkStart w:id="29" w:name="_Toc169075063"/>
+      <w:bookmarkStart w:id="75" w:name="_Toc169075063"/>
+      <w:bookmarkStart w:id="76" w:name="_Toc179403642"/>
       <w:r>
         <w:t>3.5 Data Collection and Analysis</w:t>
       </w:r>
-      <w:bookmarkEnd w:id="29"/>
+      <w:bookmarkEnd w:id="75"/>
+      <w:bookmarkEnd w:id="76"/>
     </w:p>
     <w:p>
       <w:pPr>
         <w:pStyle w:val="Heading3"/>
       </w:pPr>
-      <w:bookmarkStart w:id="30" w:name="_Toc169075064"/>
+      <w:bookmarkStart w:id="77" w:name="_Toc169075064"/>
+      <w:bookmarkStart w:id="78" w:name="_Toc179403643"/>
       <w:r>
         <w:t>3.5.1 Data Analysis</w:t>
       </w:r>
-      <w:bookmarkEnd w:id="30"/>
+      <w:bookmarkEnd w:id="77"/>
+      <w:bookmarkEnd w:id="78"/>
     </w:p>
     <w:p>
       <w:r>
@@ -1705,14 +7988,16 @@
       <w:pPr>
         <w:pStyle w:val="Heading3"/>
       </w:pPr>
-      <w:bookmarkStart w:id="31" w:name="_Toc169075065"/>
+      <w:bookmarkStart w:id="79" w:name="_Toc169075065"/>
+      <w:bookmarkStart w:id="80" w:name="_Toc179403644"/>
       <w:r>
         <w:t xml:space="preserve">Figure 2: </w:t>
       </w:r>
-      <w:bookmarkEnd w:id="31"/>
+      <w:bookmarkEnd w:id="79"/>
       <w:r>
         <w:t>Confidence with the Handling of Personal Information</w:t>
       </w:r>
+      <w:bookmarkEnd w:id="80"/>
     </w:p>
     <w:p>
       <w:r>
@@ -1775,6 +8060,7 @@
       <w:pPr>
         <w:pStyle w:val="Caption"/>
       </w:pPr>
+      <w:bookmarkStart w:id="81" w:name="_Toc179403681"/>
       <w:r>
         <w:t xml:space="preserve">Figure </w:t>
       </w:r>
@@ -1792,6 +8078,7 @@
       <w:r>
         <w:t>onfidence with the Handling of Personal Information</w:t>
       </w:r>
+      <w:bookmarkEnd w:id="81"/>
       <w:r>
         <w:br w:type="page"/>
       </w:r>
@@ -1800,15 +8087,17 @@
       <w:pPr>
         <w:pStyle w:val="Heading3"/>
       </w:pPr>
-      <w:bookmarkStart w:id="32" w:name="_Toc169075066"/>
+      <w:bookmarkStart w:id="82" w:name="_Toc169075066"/>
+      <w:bookmarkStart w:id="83" w:name="_Toc179403645"/>
       <w:r>
         <w:lastRenderedPageBreak/>
         <w:t xml:space="preserve">Figure 3: </w:t>
       </w:r>
-      <w:bookmarkEnd w:id="32"/>
+      <w:bookmarkEnd w:id="82"/>
       <w:r>
         <w:t>Essential Features for a Secure User Registration</w:t>
       </w:r>
+      <w:bookmarkEnd w:id="83"/>
     </w:p>
     <w:p>
       <w:r>
@@ -1871,12 +8160,13 @@
       <w:pPr>
         <w:pStyle w:val="Caption"/>
       </w:pPr>
-      <w:bookmarkStart w:id="33" w:name="_Toc158172491"/>
-      <w:bookmarkStart w:id="34" w:name="_Toc162143632"/>
-      <w:bookmarkStart w:id="35" w:name="_Toc162216522"/>
-      <w:bookmarkStart w:id="36" w:name="_Toc173234645"/>
-      <w:bookmarkStart w:id="37" w:name="_Toc173234719"/>
-      <w:bookmarkStart w:id="38" w:name="_Toc173237341"/>
+      <w:bookmarkStart w:id="84" w:name="_Toc158172491"/>
+      <w:bookmarkStart w:id="85" w:name="_Toc162143632"/>
+      <w:bookmarkStart w:id="86" w:name="_Toc162216522"/>
+      <w:bookmarkStart w:id="87" w:name="_Toc173234645"/>
+      <w:bookmarkStart w:id="88" w:name="_Toc173234719"/>
+      <w:bookmarkStart w:id="89" w:name="_Toc173237341"/>
+      <w:bookmarkStart w:id="90" w:name="_Toc179403682"/>
       <w:r>
         <w:t xml:space="preserve">Figure </w:t>
       </w:r>
@@ -1891,18 +8181,19 @@
       <w:r>
         <w:t xml:space="preserve">: </w:t>
       </w:r>
-      <w:bookmarkEnd w:id="33"/>
-      <w:bookmarkEnd w:id="34"/>
-      <w:bookmarkEnd w:id="35"/>
+      <w:bookmarkEnd w:id="84"/>
+      <w:bookmarkEnd w:id="85"/>
+      <w:bookmarkEnd w:id="86"/>
       <w:r>
         <w:t>Essential Features for a Secure User Registration</w:t>
       </w:r>
-      <w:bookmarkEnd w:id="36"/>
-      <w:bookmarkEnd w:id="37"/>
-      <w:bookmarkEnd w:id="38"/>
-    </w:p>
-    <w:p>
-      <w:bookmarkStart w:id="39" w:name="_Toc169075067"/>
+      <w:bookmarkEnd w:id="87"/>
+      <w:bookmarkEnd w:id="88"/>
+      <w:bookmarkEnd w:id="89"/>
+      <w:bookmarkEnd w:id="90"/>
+    </w:p>
+    <w:p>
+      <w:bookmarkStart w:id="91" w:name="_Toc169075067"/>
       <w:r>
         <w:br w:type="page"/>
       </w:r>
@@ -1911,14 +8202,16 @@
       <w:pPr>
         <w:pStyle w:val="Heading3"/>
       </w:pPr>
+      <w:bookmarkStart w:id="92" w:name="_Toc179403646"/>
       <w:r>
         <w:lastRenderedPageBreak/>
         <w:t xml:space="preserve">Figure 4: </w:t>
       </w:r>
-      <w:bookmarkEnd w:id="39"/>
+      <w:bookmarkEnd w:id="91"/>
       <w:r>
         <w:t>Value in an Easy and Quick Request for Help in an Emergency Situation</w:t>
       </w:r>
+      <w:bookmarkEnd w:id="92"/>
     </w:p>
     <w:p>
       <w:pPr>
@@ -1978,12 +8271,13 @@
       <w:pPr>
         <w:pStyle w:val="Caption"/>
       </w:pPr>
-      <w:bookmarkStart w:id="40" w:name="_Toc158172492"/>
-      <w:bookmarkStart w:id="41" w:name="_Toc162143633"/>
-      <w:bookmarkStart w:id="42" w:name="_Toc162216523"/>
-      <w:bookmarkStart w:id="43" w:name="_Toc173234646"/>
-      <w:bookmarkStart w:id="44" w:name="_Toc173234720"/>
-      <w:bookmarkStart w:id="45" w:name="_Toc173237342"/>
+      <w:bookmarkStart w:id="93" w:name="_Toc158172492"/>
+      <w:bookmarkStart w:id="94" w:name="_Toc162143633"/>
+      <w:bookmarkStart w:id="95" w:name="_Toc162216523"/>
+      <w:bookmarkStart w:id="96" w:name="_Toc173234646"/>
+      <w:bookmarkStart w:id="97" w:name="_Toc173234720"/>
+      <w:bookmarkStart w:id="98" w:name="_Toc173237342"/>
+      <w:bookmarkStart w:id="99" w:name="_Toc179403683"/>
       <w:r>
         <w:t xml:space="preserve">Figure </w:t>
       </w:r>
@@ -1998,20 +8292,21 @@
       <w:r>
         <w:t xml:space="preserve">: </w:t>
       </w:r>
-      <w:bookmarkEnd w:id="40"/>
-      <w:bookmarkEnd w:id="41"/>
-      <w:bookmarkEnd w:id="42"/>
+      <w:bookmarkEnd w:id="93"/>
+      <w:bookmarkEnd w:id="94"/>
+      <w:bookmarkEnd w:id="95"/>
       <w:r>
         <w:t>Value in an Easy and Quick Request for Help in an Emergency Situation</w:t>
       </w:r>
-      <w:bookmarkEnd w:id="43"/>
-      <w:bookmarkEnd w:id="44"/>
-      <w:bookmarkEnd w:id="45"/>
+      <w:bookmarkEnd w:id="96"/>
+      <w:bookmarkEnd w:id="97"/>
+      <w:bookmarkEnd w:id="98"/>
+      <w:bookmarkEnd w:id="99"/>
     </w:p>
     <w:p/>
     <w:p/>
     <w:p>
-      <w:bookmarkStart w:id="46" w:name="_Toc169075068"/>
+      <w:bookmarkStart w:id="100" w:name="_Toc169075068"/>
       <w:r>
         <w:br w:type="page"/>
       </w:r>
@@ -2020,14 +8315,16 @@
       <w:pPr>
         <w:pStyle w:val="Heading3"/>
       </w:pPr>
+      <w:bookmarkStart w:id="101" w:name="_Toc179403647"/>
       <w:r>
         <w:lastRenderedPageBreak/>
         <w:t xml:space="preserve">Figure 5: </w:t>
       </w:r>
-      <w:bookmarkEnd w:id="46"/>
+      <w:bookmarkEnd w:id="100"/>
       <w:r>
         <w:t>Effectiveness of a Single Button to Request Help</w:t>
       </w:r>
+      <w:bookmarkEnd w:id="101"/>
     </w:p>
     <w:p>
       <w:r>
@@ -2082,12 +8379,13 @@
       <w:pPr>
         <w:pStyle w:val="Caption"/>
       </w:pPr>
-      <w:bookmarkStart w:id="47" w:name="_Toc158172493"/>
-      <w:bookmarkStart w:id="48" w:name="_Toc162143634"/>
-      <w:bookmarkStart w:id="49" w:name="_Toc162216524"/>
-      <w:bookmarkStart w:id="50" w:name="_Toc173234647"/>
-      <w:bookmarkStart w:id="51" w:name="_Toc173234721"/>
-      <w:bookmarkStart w:id="52" w:name="_Toc173237343"/>
+      <w:bookmarkStart w:id="102" w:name="_Toc158172493"/>
+      <w:bookmarkStart w:id="103" w:name="_Toc162143634"/>
+      <w:bookmarkStart w:id="104" w:name="_Toc162216524"/>
+      <w:bookmarkStart w:id="105" w:name="_Toc173234647"/>
+      <w:bookmarkStart w:id="106" w:name="_Toc173234721"/>
+      <w:bookmarkStart w:id="107" w:name="_Toc173237343"/>
+      <w:bookmarkStart w:id="108" w:name="_Toc179403684"/>
       <w:r>
         <w:t xml:space="preserve">Figure </w:t>
       </w:r>
@@ -2102,15 +8400,16 @@
       <w:r>
         <w:t xml:space="preserve">: </w:t>
       </w:r>
-      <w:bookmarkEnd w:id="47"/>
-      <w:bookmarkEnd w:id="48"/>
-      <w:bookmarkEnd w:id="49"/>
+      <w:bookmarkEnd w:id="102"/>
+      <w:bookmarkEnd w:id="103"/>
+      <w:bookmarkEnd w:id="104"/>
       <w:r>
         <w:t>Effectiveness of a Single Button to Request Help</w:t>
       </w:r>
-      <w:bookmarkEnd w:id="50"/>
-      <w:bookmarkEnd w:id="51"/>
-      <w:bookmarkEnd w:id="52"/>
+      <w:bookmarkEnd w:id="105"/>
+      <w:bookmarkEnd w:id="106"/>
+      <w:bookmarkEnd w:id="107"/>
+      <w:bookmarkEnd w:id="108"/>
     </w:p>
     <w:p>
       <w:pPr>
@@ -2120,7 +8419,7 @@
           <w:bCs/>
         </w:rPr>
       </w:pPr>
-      <w:bookmarkStart w:id="53" w:name="_Toc169075069"/>
+      <w:bookmarkStart w:id="109" w:name="_Toc169075069"/>
       <w:r>
         <w:br w:type="page"/>
       </w:r>
@@ -2129,14 +8428,16 @@
       <w:pPr>
         <w:pStyle w:val="Heading3"/>
       </w:pPr>
+      <w:bookmarkStart w:id="110" w:name="_Toc179403648"/>
       <w:r>
         <w:lastRenderedPageBreak/>
         <w:t xml:space="preserve">Figure 6: </w:t>
       </w:r>
-      <w:bookmarkEnd w:id="53"/>
+      <w:bookmarkEnd w:id="109"/>
       <w:r>
         <w:t>Value of a Visit Tracking Feature in the App</w:t>
       </w:r>
+      <w:bookmarkEnd w:id="110"/>
     </w:p>
     <w:p>
       <w:r>
@@ -2191,12 +8492,13 @@
       <w:pPr>
         <w:pStyle w:val="Caption"/>
       </w:pPr>
-      <w:bookmarkStart w:id="54" w:name="_Toc158172494"/>
-      <w:bookmarkStart w:id="55" w:name="_Toc162143635"/>
-      <w:bookmarkStart w:id="56" w:name="_Toc162216525"/>
-      <w:bookmarkStart w:id="57" w:name="_Toc173234648"/>
-      <w:bookmarkStart w:id="58" w:name="_Toc173234722"/>
-      <w:bookmarkStart w:id="59" w:name="_Toc173237344"/>
+      <w:bookmarkStart w:id="111" w:name="_Toc158172494"/>
+      <w:bookmarkStart w:id="112" w:name="_Toc162143635"/>
+      <w:bookmarkStart w:id="113" w:name="_Toc162216525"/>
+      <w:bookmarkStart w:id="114" w:name="_Toc173234648"/>
+      <w:bookmarkStart w:id="115" w:name="_Toc173234722"/>
+      <w:bookmarkStart w:id="116" w:name="_Toc173237344"/>
+      <w:bookmarkStart w:id="117" w:name="_Toc179403685"/>
       <w:r>
         <w:t xml:space="preserve">Figure </w:t>
       </w:r>
@@ -2211,18 +8513,19 @@
       <w:r>
         <w:t xml:space="preserve">: </w:t>
       </w:r>
-      <w:bookmarkEnd w:id="54"/>
-      <w:bookmarkEnd w:id="55"/>
-      <w:bookmarkEnd w:id="56"/>
+      <w:bookmarkEnd w:id="111"/>
+      <w:bookmarkEnd w:id="112"/>
+      <w:bookmarkEnd w:id="113"/>
       <w:r>
         <w:t>Value of a Visit Tracking Feature in the App</w:t>
       </w:r>
-      <w:bookmarkEnd w:id="57"/>
-      <w:bookmarkEnd w:id="58"/>
-      <w:bookmarkEnd w:id="59"/>
-    </w:p>
-    <w:p>
-      <w:bookmarkStart w:id="60" w:name="_Toc169075070"/>
+      <w:bookmarkEnd w:id="114"/>
+      <w:bookmarkEnd w:id="115"/>
+      <w:bookmarkEnd w:id="116"/>
+      <w:bookmarkEnd w:id="117"/>
+    </w:p>
+    <w:p>
+      <w:bookmarkStart w:id="118" w:name="_Toc169075070"/>
       <w:r>
         <w:br w:type="page"/>
       </w:r>
@@ -2231,14 +8534,16 @@
       <w:pPr>
         <w:pStyle w:val="Heading3"/>
       </w:pPr>
+      <w:bookmarkStart w:id="119" w:name="_Toc179403649"/>
       <w:r>
         <w:lastRenderedPageBreak/>
         <w:t xml:space="preserve">Figure 7: </w:t>
       </w:r>
-      <w:bookmarkEnd w:id="60"/>
+      <w:bookmarkEnd w:id="118"/>
       <w:r>
         <w:t>Willingness to Leave a Review in the App</w:t>
       </w:r>
+      <w:bookmarkEnd w:id="119"/>
     </w:p>
     <w:p>
       <w:r>
@@ -2293,12 +8598,13 @@
       <w:pPr>
         <w:pStyle w:val="Caption"/>
       </w:pPr>
-      <w:bookmarkStart w:id="61" w:name="_Toc158172495"/>
-      <w:bookmarkStart w:id="62" w:name="_Toc162143636"/>
-      <w:bookmarkStart w:id="63" w:name="_Toc162216526"/>
-      <w:bookmarkStart w:id="64" w:name="_Toc173234649"/>
-      <w:bookmarkStart w:id="65" w:name="_Toc173234723"/>
-      <w:bookmarkStart w:id="66" w:name="_Toc173237345"/>
+      <w:bookmarkStart w:id="120" w:name="_Toc158172495"/>
+      <w:bookmarkStart w:id="121" w:name="_Toc162143636"/>
+      <w:bookmarkStart w:id="122" w:name="_Toc162216526"/>
+      <w:bookmarkStart w:id="123" w:name="_Toc173234649"/>
+      <w:bookmarkStart w:id="124" w:name="_Toc173234723"/>
+      <w:bookmarkStart w:id="125" w:name="_Toc173237345"/>
+      <w:bookmarkStart w:id="126" w:name="_Toc179403686"/>
       <w:r>
         <w:t xml:space="preserve">Figure </w:t>
       </w:r>
@@ -2310,9 +8616,9 @@
           <w:t>7</w:t>
         </w:r>
       </w:fldSimple>
-      <w:bookmarkEnd w:id="61"/>
-      <w:bookmarkEnd w:id="62"/>
-      <w:bookmarkEnd w:id="63"/>
+      <w:bookmarkEnd w:id="120"/>
+      <w:bookmarkEnd w:id="121"/>
+      <w:bookmarkEnd w:id="122"/>
       <w:r>
         <w:t>:</w:t>
       </w:r>
@@ -2326,9 +8632,10 @@
       <w:r>
         <w:t>Willingness to Leave a Review in the App</w:t>
       </w:r>
-      <w:bookmarkEnd w:id="64"/>
-      <w:bookmarkEnd w:id="65"/>
-      <w:bookmarkEnd w:id="66"/>
+      <w:bookmarkEnd w:id="123"/>
+      <w:bookmarkEnd w:id="124"/>
+      <w:bookmarkEnd w:id="125"/>
+      <w:bookmarkEnd w:id="126"/>
     </w:p>
     <w:p>
       <w:pPr>
@@ -2346,10 +8653,12 @@
       <w:pPr>
         <w:pStyle w:val="Heading3"/>
       </w:pPr>
+      <w:bookmarkStart w:id="127" w:name="_Toc179403650"/>
       <w:r>
         <w:lastRenderedPageBreak/>
         <w:t>Figure 8: Importance for Emergency Staff to Track Emergency Requests and Response Times</w:t>
       </w:r>
+      <w:bookmarkEnd w:id="127"/>
     </w:p>
     <w:p>
       <w:r>
@@ -2404,9 +8713,10 @@
       <w:pPr>
         <w:pStyle w:val="Caption"/>
       </w:pPr>
-      <w:bookmarkStart w:id="67" w:name="_Toc173234650"/>
-      <w:bookmarkStart w:id="68" w:name="_Toc173234724"/>
-      <w:bookmarkStart w:id="69" w:name="_Toc173237346"/>
+      <w:bookmarkStart w:id="128" w:name="_Toc173234650"/>
+      <w:bookmarkStart w:id="129" w:name="_Toc173234724"/>
+      <w:bookmarkStart w:id="130" w:name="_Toc173237346"/>
+      <w:bookmarkStart w:id="131" w:name="_Toc179403687"/>
       <w:r>
         <w:t xml:space="preserve">Figure </w:t>
       </w:r>
@@ -2431,9 +8741,10 @@
       <w:r>
         <w:t>Importance for Emergency Staff to Track Emergency Requests and Response Times</w:t>
       </w:r>
-      <w:bookmarkEnd w:id="67"/>
-      <w:bookmarkEnd w:id="68"/>
-      <w:bookmarkEnd w:id="69"/>
+      <w:bookmarkEnd w:id="128"/>
+      <w:bookmarkEnd w:id="129"/>
+      <w:bookmarkEnd w:id="130"/>
+      <w:bookmarkEnd w:id="131"/>
       <w:r>
         <w:br w:type="page"/>
       </w:r>
@@ -2442,15 +8753,17 @@
       <w:pPr>
         <w:pStyle w:val="Heading3"/>
       </w:pPr>
-      <w:bookmarkStart w:id="70" w:name="_Toc169075074"/>
+      <w:bookmarkStart w:id="132" w:name="_Toc169075074"/>
+      <w:bookmarkStart w:id="133" w:name="_Toc179403651"/>
       <w:r>
         <w:lastRenderedPageBreak/>
         <w:t>3.5.2 Results</w:t>
       </w:r>
-      <w:bookmarkEnd w:id="70"/>
-    </w:p>
-    <w:p>
-      <w:bookmarkStart w:id="71" w:name="_Toc142344350"/>
+      <w:bookmarkEnd w:id="132"/>
+      <w:bookmarkEnd w:id="133"/>
+    </w:p>
+    <w:p>
+      <w:bookmarkStart w:id="134" w:name="_Toc142344350"/>
       <w:r>
         <w:t>The data collected provides valuable insights into the feasibility and potential impact of the proposed emergency response application.</w:t>
       </w:r>
@@ -2541,7 +8854,8 @@
       <w:pPr>
         <w:pStyle w:val="Heading1"/>
       </w:pPr>
-      <w:bookmarkStart w:id="72" w:name="_Toc169075075"/>
+      <w:bookmarkStart w:id="135" w:name="_Toc169075075"/>
+      <w:bookmarkStart w:id="136" w:name="_Toc179403652"/>
       <w:r>
         <w:lastRenderedPageBreak/>
         <w:t xml:space="preserve">CHAPTER </w:t>
@@ -2552,18 +8866,21 @@
       <w:r>
         <w:t>: SYSTEM ANALYSIS AND DESIGN</w:t>
       </w:r>
-      <w:bookmarkEnd w:id="71"/>
-      <w:bookmarkEnd w:id="72"/>
+      <w:bookmarkEnd w:id="134"/>
+      <w:bookmarkEnd w:id="135"/>
+      <w:bookmarkEnd w:id="136"/>
     </w:p>
     <w:p>
       <w:pPr>
         <w:pStyle w:val="Heading2"/>
       </w:pPr>
-      <w:bookmarkStart w:id="73" w:name="_Toc169075076"/>
+      <w:bookmarkStart w:id="137" w:name="_Toc169075076"/>
+      <w:bookmarkStart w:id="138" w:name="_Toc179403653"/>
       <w:r>
         <w:t>4.1 Introduction</w:t>
       </w:r>
-      <w:bookmarkEnd w:id="73"/>
+      <w:bookmarkEnd w:id="137"/>
+      <w:bookmarkEnd w:id="138"/>
     </w:p>
     <w:p>
       <w:r>
@@ -2574,11 +8891,13 @@
       <w:pPr>
         <w:pStyle w:val="Heading2"/>
       </w:pPr>
-      <w:bookmarkStart w:id="74" w:name="_Toc169075077"/>
+      <w:bookmarkStart w:id="139" w:name="_Toc169075077"/>
+      <w:bookmarkStart w:id="140" w:name="_Toc179403654"/>
       <w:r>
         <w:t>4.2 Requirement Analysis</w:t>
       </w:r>
-      <w:bookmarkEnd w:id="74"/>
+      <w:bookmarkEnd w:id="139"/>
+      <w:bookmarkEnd w:id="140"/>
     </w:p>
     <w:p>
       <w:r>
@@ -2595,14 +8914,16 @@
       <w:pPr>
         <w:pStyle w:val="Heading3"/>
       </w:pPr>
-      <w:bookmarkStart w:id="75" w:name="_Toc169075078"/>
+      <w:bookmarkStart w:id="141" w:name="_Toc169075078"/>
+      <w:bookmarkStart w:id="142" w:name="_Toc179403655"/>
       <w:r>
         <w:t>4.2.1 Functional Requirements</w:t>
       </w:r>
-      <w:bookmarkEnd w:id="75"/>
-    </w:p>
-    <w:p>
-      <w:bookmarkStart w:id="76" w:name="_Toc169075079"/>
+      <w:bookmarkEnd w:id="141"/>
+      <w:bookmarkEnd w:id="142"/>
+    </w:p>
+    <w:p>
+      <w:bookmarkStart w:id="143" w:name="_Toc169075079"/>
       <w:r>
         <w:t>User registration is a fundamental component of the functionality of the emergency application. Security is prioritised through the implementation of stringent measures such as email verification, robust password requirements, and data encryption. These precautions ensure the protection of user information during the registration process.</w:t>
       </w:r>
@@ -2632,13 +8953,15 @@
       <w:pPr>
         <w:pStyle w:val="Heading3"/>
       </w:pPr>
+      <w:bookmarkStart w:id="144" w:name="_Toc179403656"/>
       <w:r>
         <w:t>4.2.2 Non-functional Requirements</w:t>
       </w:r>
-      <w:bookmarkEnd w:id="76"/>
-    </w:p>
-    <w:p>
-      <w:bookmarkStart w:id="77" w:name="_Toc169075080"/>
+      <w:bookmarkEnd w:id="143"/>
+      <w:bookmarkEnd w:id="144"/>
+    </w:p>
+    <w:p>
+      <w:bookmarkStart w:id="145" w:name="_Toc169075080"/>
       <w:r>
         <w:t>Security is a paramount non-functional requirement. The application must implement robust security measures to protect user data and ensure safe communication between users and emergency staff. This includes data encryption, secure authentication, and regular security updates.</w:t>
       </w:r>
@@ -2684,16 +9007,19 @@
       <w:pPr>
         <w:pStyle w:val="Heading2"/>
       </w:pPr>
+      <w:bookmarkStart w:id="146" w:name="_Toc179403657"/>
       <w:r>
         <w:lastRenderedPageBreak/>
         <w:t>4.3 System Analysis</w:t>
       </w:r>
-      <w:bookmarkEnd w:id="77"/>
+      <w:bookmarkEnd w:id="145"/>
+      <w:bookmarkEnd w:id="146"/>
     </w:p>
     <w:p>
       <w:pPr>
         <w:pStyle w:val="Heading3"/>
       </w:pPr>
+      <w:bookmarkStart w:id="147" w:name="_Toc179403658"/>
       <w:r>
         <w:t xml:space="preserve">4.3.1 </w:t>
       </w:r>
@@ -2703,6 +9029,7 @@
       <w:r>
         <w:t xml:space="preserve"> Diagram</w:t>
       </w:r>
+      <w:bookmarkEnd w:id="147"/>
     </w:p>
     <w:p>
       <w:pPr>
@@ -2766,6 +9093,7 @@
       <w:pPr>
         <w:pStyle w:val="Caption"/>
       </w:pPr>
+      <w:bookmarkStart w:id="148" w:name="_Toc179403688"/>
       <w:r>
         <w:t xml:space="preserve">Figure </w:t>
       </w:r>
@@ -2788,6 +9116,7 @@
       <w:r>
         <w:t xml:space="preserve"> Diagram</w:t>
       </w:r>
+      <w:bookmarkEnd w:id="148"/>
     </w:p>
     <w:p>
       <w:pPr>
@@ -2805,10 +9134,12 @@
       <w:pPr>
         <w:pStyle w:val="Heading3"/>
       </w:pPr>
+      <w:bookmarkStart w:id="149" w:name="_Toc179403659"/>
       <w:r>
         <w:lastRenderedPageBreak/>
         <w:t>4.3.2 Activity Diagram</w:t>
       </w:r>
+      <w:bookmarkEnd w:id="149"/>
     </w:p>
     <w:p>
       <w:pPr>
@@ -2873,6 +9204,7 @@
       <w:pPr>
         <w:pStyle w:val="Caption"/>
       </w:pPr>
+      <w:bookmarkStart w:id="150" w:name="_Toc179403689"/>
       <w:r>
         <w:t xml:space="preserve">Figure </w:t>
       </w:r>
@@ -2887,15 +9219,18 @@
       <w:r>
         <w:t>: Activity Diagram</w:t>
       </w:r>
+      <w:bookmarkEnd w:id="150"/>
     </w:p>
     <w:p/>
     <w:p>
       <w:pPr>
         <w:pStyle w:val="Heading3"/>
       </w:pPr>
+      <w:bookmarkStart w:id="151" w:name="_Toc179403660"/>
       <w:r>
         <w:t>4.3.3 Dataflow Diagram</w:t>
       </w:r>
+      <w:bookmarkEnd w:id="151"/>
     </w:p>
     <w:p>
       <w:pPr>
@@ -2959,6 +9294,7 @@
       <w:pPr>
         <w:pStyle w:val="Caption"/>
       </w:pPr>
+      <w:bookmarkStart w:id="152" w:name="_Toc179403690"/>
       <w:r>
         <w:t xml:space="preserve">Figure </w:t>
       </w:r>
@@ -2973,6 +9309,7 @@
       <w:r>
         <w:t>: Dataflow Diagram Level 0</w:t>
       </w:r>
+      <w:bookmarkEnd w:id="152"/>
     </w:p>
     <w:p>
       <w:pPr>
@@ -3045,6 +9382,7 @@
       <w:pPr>
         <w:pStyle w:val="Caption"/>
       </w:pPr>
+      <w:bookmarkStart w:id="153" w:name="_Toc179403691"/>
       <w:r>
         <w:t xml:space="preserve">Figure </w:t>
       </w:r>
@@ -3062,6 +9400,7 @@
       <w:r>
         <w:t>1</w:t>
       </w:r>
+      <w:bookmarkEnd w:id="153"/>
     </w:p>
     <w:p>
       <w:pPr>
@@ -3135,6 +9474,7 @@
       <w:pPr>
         <w:pStyle w:val="Caption"/>
       </w:pPr>
+      <w:bookmarkStart w:id="154" w:name="_Toc179403692"/>
       <w:r>
         <w:t xml:space="preserve">Figure </w:t>
       </w:r>
@@ -3152,6 +9492,7 @@
       <w:r>
         <w:t>2</w:t>
       </w:r>
+      <w:bookmarkEnd w:id="154"/>
     </w:p>
     <w:p>
       <w:r>
@@ -3162,10 +9503,12 @@
       <w:pPr>
         <w:pStyle w:val="Heading3"/>
       </w:pPr>
+      <w:bookmarkStart w:id="155" w:name="_Toc179403661"/>
       <w:r>
         <w:lastRenderedPageBreak/>
         <w:t>4.3.4 Class Diagram</w:t>
       </w:r>
+      <w:bookmarkEnd w:id="155"/>
     </w:p>
     <w:p>
       <w:pPr>
@@ -3229,6 +9572,7 @@
       <w:pPr>
         <w:pStyle w:val="Caption"/>
       </w:pPr>
+      <w:bookmarkStart w:id="156" w:name="_Toc179403693"/>
       <w:r>
         <w:t xml:space="preserve">Figure </w:t>
       </w:r>
@@ -3243,6 +9587,7 @@
       <w:r>
         <w:t>: Class Diagram</w:t>
       </w:r>
+      <w:bookmarkEnd w:id="156"/>
     </w:p>
     <w:p>
       <w:r>
@@ -3253,10 +9598,12 @@
       <w:pPr>
         <w:pStyle w:val="Heading3"/>
       </w:pPr>
+      <w:bookmarkStart w:id="157" w:name="_Toc179403662"/>
       <w:r>
         <w:lastRenderedPageBreak/>
         <w:t>4.3.5 Sequence Diagram</w:t>
       </w:r>
+      <w:bookmarkEnd w:id="157"/>
     </w:p>
     <w:p>
       <w:pPr>
@@ -3320,6 +9667,7 @@
       <w:pPr>
         <w:pStyle w:val="Caption"/>
       </w:pPr>
+      <w:bookmarkStart w:id="158" w:name="_Toc179403694"/>
       <w:r>
         <w:t xml:space="preserve">Figure </w:t>
       </w:r>
@@ -3334,6 +9682,7 @@
       <w:r>
         <w:t>: Sequence Diagram</w:t>
       </w:r>
+      <w:bookmarkEnd w:id="158"/>
     </w:p>
     <w:p>
       <w:r>
@@ -3344,10 +9693,12 @@
       <w:pPr>
         <w:pStyle w:val="Heading3"/>
       </w:pPr>
+      <w:bookmarkStart w:id="159" w:name="_Toc179403663"/>
       <w:r>
         <w:lastRenderedPageBreak/>
         <w:t>4.3.6 Entity Relational Diagram</w:t>
       </w:r>
+      <w:bookmarkEnd w:id="159"/>
     </w:p>
     <w:p>
       <w:pPr>
@@ -3411,6 +9762,7 @@
       <w:pPr>
         <w:pStyle w:val="Caption"/>
       </w:pPr>
+      <w:bookmarkStart w:id="160" w:name="_Toc179403695"/>
       <w:r>
         <w:t xml:space="preserve">Figure </w:t>
       </w:r>
@@ -3425,6 +9777,7 @@
       <w:r>
         <w:t>: Entity Relational Diagram</w:t>
       </w:r>
+      <w:bookmarkEnd w:id="160"/>
     </w:p>
     <w:p>
       <w:pPr>
@@ -3441,12 +9794,14 @@
       <w:pPr>
         <w:pStyle w:val="Heading1"/>
       </w:pPr>
-      <w:bookmarkStart w:id="78" w:name="_Toc169075105"/>
+      <w:bookmarkStart w:id="161" w:name="_Toc169075105"/>
+      <w:bookmarkStart w:id="162" w:name="_Toc179403664"/>
       <w:r>
         <w:lastRenderedPageBreak/>
         <w:t>REFERENCES</w:t>
       </w:r>
-      <w:bookmarkEnd w:id="78"/>
+      <w:bookmarkEnd w:id="161"/>
+      <w:bookmarkEnd w:id="162"/>
     </w:p>
     <w:p>
       <w:pPr>
@@ -9697,6 +16052,7 @@
   <w:style w:type="character" w:default="1" w:styleId="DefaultParagraphFont">
     <w:name w:val="Default Paragraph Font"/>
     <w:uiPriority w:val="1"/>
+    <w:semiHidden/>
     <w:unhideWhenUsed/>
   </w:style>
   <w:style w:type="table" w:default="1" w:styleId="TableNormal">
@@ -10521,6 +16877,14 @@
 </file>
 
 <file path=customXml/item1.xml><?xml version="1.0" encoding="utf-8"?>
+<p:properties xmlns:p="http://schemas.microsoft.com/office/2006/metadata/properties" xmlns:xsi="http://www.w3.org/2001/XMLSchema-instance" xmlns:pc="http://schemas.microsoft.com/office/infopath/2007/PartnerControls">
+  <documentManagement>
+    <_activity xmlns="c4637e3e-c887-4a2b-9fdc-1d2218056ad9" xsi:nil="true"/>
+  </documentManagement>
+</p:properties>
+</file>
+
+<file path=customXml/item2.xml><?xml version="1.0" encoding="utf-8"?>
 <?mso-contentType ?>
 <FormTemplates xmlns="http://schemas.microsoft.com/sharepoint/v3/contenttype/forms">
   <Display>DocumentLibraryForm</Display>
@@ -10529,15 +16893,11 @@
 </FormTemplates>
 </file>
 
-<file path=customXml/item2.xml><?xml version="1.0" encoding="utf-8"?>
-<p:properties xmlns:p="http://schemas.microsoft.com/office/2006/metadata/properties" xmlns:xsi="http://www.w3.org/2001/XMLSchema-instance" xmlns:pc="http://schemas.microsoft.com/office/infopath/2007/PartnerControls">
-  <documentManagement>
-    <_activity xmlns="c4637e3e-c887-4a2b-9fdc-1d2218056ad9" xsi:nil="true"/>
-  </documentManagement>
-</p:properties>
+<file path=customXml/item3.xml><?xml version="1.0" encoding="utf-8"?>
+<b:Sources xmlns:b="http://schemas.openxmlformats.org/officeDocument/2006/bibliography" xmlns="http://schemas.openxmlformats.org/officeDocument/2006/bibliography" SelectedStyle="\APASixthEditionOfficeOnline.xsl" StyleName="APA" Version="6"/>
 </file>
 
-<file path=customXml/item3.xml><?xml version="1.0" encoding="utf-8"?>
+<file path=customXml/item4.xml><?xml version="1.0" encoding="utf-8"?>
 <ct:contentTypeSchema xmlns:ct="http://schemas.microsoft.com/office/2006/metadata/contentType" xmlns:ma="http://schemas.microsoft.com/office/2006/metadata/properties/metaAttributes" ct:_="" ma:_="" ma:contentTypeName="Document" ma:contentTypeID="0x010100C8CD62770253C4408D49EA637C5C235B" ma:contentTypeVersion="15" ma:contentTypeDescription="Create a new document." ma:contentTypeScope="" ma:versionID="6181ad366f2e84c2a54eab367dcc6049">
   <xsd:schema xmlns:xsd="http://www.w3.org/2001/XMLSchema" xmlns:xs="http://www.w3.org/2001/XMLSchema" xmlns:p="http://schemas.microsoft.com/office/2006/metadata/properties" xmlns:ns3="c4637e3e-c887-4a2b-9fdc-1d2218056ad9" xmlns:ns4="4b96cda9-a83c-4bd6-b01a-0bc89d4c33f3" targetNamespace="http://schemas.microsoft.com/office/2006/metadata/properties" ma:root="true" ma:fieldsID="371884341e7d0fb6d66a7d7ce0a18d66" ns3:_="" ns4:_="">
     <xsd:import namespace="c4637e3e-c887-4a2b-9fdc-1d2218056ad9"/>
@@ -10770,19 +17130,7 @@
 </ct:contentTypeSchema>
 </file>
 
-<file path=customXml/item4.xml><?xml version="1.0" encoding="utf-8"?>
-<b:Sources xmlns:b="http://schemas.openxmlformats.org/officeDocument/2006/bibliography" xmlns="http://schemas.openxmlformats.org/officeDocument/2006/bibliography" SelectedStyle="\APASixthEditionOfficeOnline.xsl" StyleName="APA" Version="6"/>
-</file>
-
 <file path=customXml/itemProps1.xml><?xml version="1.0" encoding="utf-8"?>
-<ds:datastoreItem xmlns:ds="http://schemas.openxmlformats.org/officeDocument/2006/customXml" ds:itemID="{6B7BA59F-21B4-469A-A1C4-D2D87BC5AF33}">
-  <ds:schemaRefs>
-    <ds:schemaRef ds:uri="http://schemas.microsoft.com/sharepoint/v3/contenttype/forms"/>
-  </ds:schemaRefs>
-</ds:datastoreItem>
-</file>
-
-<file path=customXml/itemProps2.xml><?xml version="1.0" encoding="utf-8"?>
 <ds:datastoreItem xmlns:ds="http://schemas.openxmlformats.org/officeDocument/2006/customXml" ds:itemID="{6F293590-869D-42D2-A16E-9036BE236C03}">
   <ds:schemaRefs>
     <ds:schemaRef ds:uri="http://schemas.microsoft.com/office/2006/metadata/properties"/>
@@ -10792,7 +17140,23 @@
 </ds:datastoreItem>
 </file>
 
+<file path=customXml/itemProps2.xml><?xml version="1.0" encoding="utf-8"?>
+<ds:datastoreItem xmlns:ds="http://schemas.openxmlformats.org/officeDocument/2006/customXml" ds:itemID="{6B7BA59F-21B4-469A-A1C4-D2D87BC5AF33}">
+  <ds:schemaRefs>
+    <ds:schemaRef ds:uri="http://schemas.microsoft.com/sharepoint/v3/contenttype/forms"/>
+  </ds:schemaRefs>
+</ds:datastoreItem>
+</file>
+
 <file path=customXml/itemProps3.xml><?xml version="1.0" encoding="utf-8"?>
+<ds:datastoreItem xmlns:ds="http://schemas.openxmlformats.org/officeDocument/2006/customXml" ds:itemID="{C9A381A9-A336-49DC-BE90-AEFC420810CE}">
+  <ds:schemaRefs>
+    <ds:schemaRef ds:uri="http://schemas.openxmlformats.org/officeDocument/2006/bibliography"/>
+  </ds:schemaRefs>
+</ds:datastoreItem>
+</file>
+
+<file path=customXml/itemProps4.xml><?xml version="1.0" encoding="utf-8"?>
 <ds:datastoreItem xmlns:ds="http://schemas.openxmlformats.org/officeDocument/2006/customXml" ds:itemID="{2B5C84FB-5188-47CE-BEF8-A5A717476425}">
   <ds:schemaRefs>
     <ds:schemaRef ds:uri="http://schemas.microsoft.com/office/2006/metadata/contentType"/>
@@ -10809,12 +17173,4 @@
     <ds:schemaRef ds:uri="http://schemas.microsoft.com/internal/obd"/>
   </ds:schemaRefs>
 </ds:datastoreItem>
-</file>
-
-<file path=customXml/itemProps4.xml><?xml version="1.0" encoding="utf-8"?>
-<ds:datastoreItem xmlns:ds="http://schemas.openxmlformats.org/officeDocument/2006/customXml" ds:itemID="{C9A381A9-A336-49DC-BE90-AEFC420810CE}">
-  <ds:schemaRefs>
-    <ds:schemaRef ds:uri="http://schemas.openxmlformats.org/officeDocument/2006/bibliography"/>
-  </ds:schemaRefs>
-</ds:datastoreItem>
 </file>